--- a/docs/تشخيص-التفاعل-العالمي-وخطة-التحسين-2026-09-08.docx
+++ b/docs/تشخيص-التفاعل-العالمي-وخطة-التحسين-2026-09-08.docx
@@ -5585,7 +5585,7 @@
             <w:pPr>
               <w:bidi/>
               <w:spacing w:after="0" w:before="0" w:line="250"/>
-              <w:jc w:val="both"/>
+              <w:jc w:val="start"/>
             </w:pPr>
             <w:r>
               <w:rPr>
@@ -5616,7 +5616,7 @@
             <w:pPr>
               <w:bidi/>
               <w:spacing w:after="0" w:before="0" w:line="250"/>
-              <w:jc w:val="both"/>
+              <w:jc w:val="start"/>
             </w:pPr>
             <w:r>
               <w:rPr>
@@ -5647,7 +5647,7 @@
             <w:pPr>
               <w:bidi/>
               <w:spacing w:after="0" w:before="0" w:line="250"/>
-              <w:jc w:val="both"/>
+              <w:jc w:val="start"/>
             </w:pPr>
             <w:r>
               <w:rPr>
@@ -5678,7 +5678,7 @@
             <w:pPr>
               <w:bidi/>
               <w:spacing w:after="0" w:before="0" w:line="250"/>
-              <w:jc w:val="both"/>
+              <w:jc w:val="start"/>
             </w:pPr>
             <w:r>
               <w:rPr>
@@ -5713,7 +5713,7 @@
             <w:pPr>
               <w:bidi/>
               <w:spacing w:after="0" w:before="0" w:line="250"/>
-              <w:jc w:val="both"/>
+              <w:jc w:val="start"/>
             </w:pPr>
             <w:r>
               <w:rPr>
@@ -5742,7 +5742,7 @@
             <w:pPr>
               <w:bidi/>
               <w:spacing w:after="0" w:before="0" w:line="250"/>
-              <w:jc w:val="both"/>
+              <w:jc w:val="start"/>
             </w:pPr>
             <w:r>
               <w:rPr>
@@ -5806,7 +5806,7 @@
             <w:pPr>
               <w:bidi/>
               <w:spacing w:after="0" w:before="0" w:line="250"/>
-              <w:jc w:val="both"/>
+              <w:jc w:val="start"/>
             </w:pPr>
             <w:r>
               <w:rPr>
@@ -5835,7 +5835,7 @@
             <w:pPr>
               <w:bidi/>
               <w:spacing w:after="0" w:before="0" w:line="250"/>
-              <w:jc w:val="both"/>
+              <w:jc w:val="start"/>
             </w:pPr>
             <w:r>
               <w:rPr>
@@ -5938,7 +5938,7 @@
             <w:pPr>
               <w:bidi/>
               <w:spacing w:after="0" w:before="0" w:line="250"/>
-              <w:jc w:val="both"/>
+              <w:jc w:val="start"/>
             </w:pPr>
             <w:r>
               <w:rPr>
@@ -5968,7 +5968,7 @@
             <w:pPr>
               <w:bidi/>
               <w:spacing w:after="0" w:before="0" w:line="250"/>
-              <w:jc w:val="both"/>
+              <w:jc w:val="start"/>
             </w:pPr>
             <w:r>
               <w:rPr>
@@ -5998,7 +5998,7 @@
             <w:pPr>
               <w:bidi/>
               <w:spacing w:after="0" w:before="0" w:line="250"/>
-              <w:jc w:val="both"/>
+              <w:jc w:val="start"/>
             </w:pPr>
             <w:r>
               <w:rPr>
@@ -6028,7 +6028,7 @@
             <w:pPr>
               <w:bidi/>
               <w:spacing w:after="0" w:before="0" w:line="250"/>
-              <w:jc w:val="both"/>
+              <w:jc w:val="start"/>
             </w:pPr>
             <w:r>
               <w:rPr>
@@ -6140,7 +6140,7 @@
             <w:pPr>
               <w:bidi/>
               <w:spacing w:after="0" w:before="0" w:line="250"/>
-              <w:jc w:val="both"/>
+              <w:jc w:val="start"/>
             </w:pPr>
             <w:r>
               <w:rPr>
@@ -6169,7 +6169,7 @@
             <w:pPr>
               <w:bidi/>
               <w:spacing w:after="0" w:before="0" w:line="250"/>
-              <w:jc w:val="both"/>
+              <w:jc w:val="start"/>
             </w:pPr>
             <w:r>
               <w:rPr>
@@ -6198,7 +6198,7 @@
             <w:pPr>
               <w:bidi/>
               <w:spacing w:after="0" w:before="0" w:line="250"/>
-              <w:jc w:val="both"/>
+              <w:jc w:val="start"/>
             </w:pPr>
             <w:r>
               <w:rPr>
@@ -6227,7 +6227,7 @@
             <w:pPr>
               <w:bidi/>
               <w:spacing w:after="0" w:before="0" w:line="250"/>
-              <w:jc w:val="both"/>
+              <w:jc w:val="start"/>
             </w:pPr>
             <w:r>
               <w:rPr>
@@ -6318,7 +6318,7 @@
             <w:pPr>
               <w:bidi/>
               <w:spacing w:after="0" w:before="0" w:line="250"/>
-              <w:jc w:val="both"/>
+              <w:jc w:val="start"/>
             </w:pPr>
             <w:r>
               <w:rPr>
@@ -6348,7 +6348,7 @@
             <w:pPr>
               <w:bidi/>
               <w:spacing w:after="0" w:before="0" w:line="250"/>
-              <w:jc w:val="both"/>
+              <w:jc w:val="start"/>
             </w:pPr>
             <w:r>
               <w:rPr>
@@ -6400,7 +6400,7 @@
             <w:pPr>
               <w:bidi/>
               <w:spacing w:after="0" w:before="0" w:line="250"/>
-              <w:jc w:val="both"/>
+              <w:jc w:val="start"/>
             </w:pPr>
             <w:r>
               <w:rPr>
@@ -6430,7 +6430,7 @@
             <w:pPr>
               <w:bidi/>
               <w:spacing w:after="0" w:before="0" w:line="250"/>
-              <w:jc w:val="both"/>
+              <w:jc w:val="start"/>
             </w:pPr>
             <w:r>
               <w:rPr>
@@ -6531,7 +6531,7 @@
             <w:pPr>
               <w:bidi/>
               <w:spacing w:after="0" w:before="0" w:line="250"/>
-              <w:jc w:val="both"/>
+              <w:jc w:val="start"/>
             </w:pPr>
             <w:r>
               <w:rPr>
@@ -6560,7 +6560,7 @@
             <w:pPr>
               <w:bidi/>
               <w:spacing w:after="0" w:before="0" w:line="250"/>
-              <w:jc w:val="both"/>
+              <w:jc w:val="start"/>
             </w:pPr>
             <w:r>
               <w:rPr>
@@ -6612,7 +6612,7 @@
             <w:pPr>
               <w:bidi/>
               <w:spacing w:after="0" w:before="0" w:line="250"/>
-              <w:jc w:val="both"/>
+              <w:jc w:val="start"/>
             </w:pPr>
             <w:r>
               <w:rPr>
@@ -6641,7 +6641,7 @@
             <w:pPr>
               <w:bidi/>
               <w:spacing w:after="0" w:before="0" w:line="250"/>
-              <w:jc w:val="both"/>
+              <w:jc w:val="start"/>
             </w:pPr>
             <w:r>
               <w:rPr>
@@ -6710,7 +6710,7 @@
             <w:pPr>
               <w:bidi/>
               <w:spacing w:after="0" w:before="0" w:line="250"/>
-              <w:jc w:val="both"/>
+              <w:jc w:val="start"/>
             </w:pPr>
             <w:r>
               <w:rPr>
@@ -6740,7 +6740,7 @@
             <w:pPr>
               <w:bidi/>
               <w:spacing w:after="0" w:before="0" w:line="250"/>
-              <w:jc w:val="both"/>
+              <w:jc w:val="start"/>
             </w:pPr>
             <w:r>
               <w:rPr>
@@ -6770,7 +6770,7 @@
             <w:pPr>
               <w:bidi/>
               <w:spacing w:after="0" w:before="0" w:line="250"/>
-              <w:jc w:val="both"/>
+              <w:jc w:val="start"/>
             </w:pPr>
             <w:r>
               <w:rPr>
@@ -6800,7 +6800,7 @@
             <w:pPr>
               <w:bidi/>
               <w:spacing w:after="0" w:before="0" w:line="250"/>
-              <w:jc w:val="both"/>
+              <w:jc w:val="start"/>
             </w:pPr>
             <w:r>
               <w:rPr>
@@ -6845,7 +6845,7 @@
             <w:pPr>
               <w:bidi/>
               <w:spacing w:after="0" w:before="0" w:line="250"/>
-              <w:jc w:val="both"/>
+              <w:jc w:val="start"/>
             </w:pPr>
             <w:r>
               <w:rPr>
@@ -6874,7 +6874,7 @@
             <w:pPr>
               <w:bidi/>
               <w:spacing w:after="0" w:before="0" w:line="250"/>
-              <w:jc w:val="both"/>
+              <w:jc w:val="start"/>
             </w:pPr>
             <w:r>
               <w:rPr>
@@ -6903,7 +6903,7 @@
             <w:pPr>
               <w:bidi/>
               <w:spacing w:after="0" w:before="0" w:line="250"/>
-              <w:jc w:val="both"/>
+              <w:jc w:val="start"/>
             </w:pPr>
             <w:r>
               <w:rPr>
@@ -6932,7 +6932,7 @@
             <w:pPr>
               <w:bidi/>
               <w:spacing w:after="0" w:before="0" w:line="250"/>
-              <w:jc w:val="both"/>
+              <w:jc w:val="start"/>
             </w:pPr>
             <w:r>
               <w:rPr>
@@ -7013,7 +7013,7 @@
             <w:pPr>
               <w:bidi/>
               <w:spacing w:after="0" w:before="0" w:line="250"/>
-              <w:jc w:val="both"/>
+              <w:jc w:val="start"/>
             </w:pPr>
             <w:r>
               <w:rPr>
@@ -7043,7 +7043,7 @@
             <w:pPr>
               <w:bidi/>
               <w:spacing w:after="0" w:before="0" w:line="250"/>
-              <w:jc w:val="both"/>
+              <w:jc w:val="start"/>
             </w:pPr>
             <w:r>
               <w:rPr>
@@ -7073,7 +7073,7 @@
             <w:pPr>
               <w:bidi/>
               <w:spacing w:after="0" w:before="0" w:line="250"/>
-              <w:jc w:val="both"/>
+              <w:jc w:val="start"/>
             </w:pPr>
             <w:r>
               <w:rPr>
@@ -7103,7 +7103,7 @@
             <w:pPr>
               <w:bidi/>
               <w:spacing w:after="0" w:before="0" w:line="250"/>
-              <w:jc w:val="both"/>
+              <w:jc w:val="start"/>
             </w:pPr>
             <w:r>
               <w:rPr>
@@ -7204,7 +7204,7 @@
             <w:pPr>
               <w:bidi/>
               <w:spacing w:after="0" w:before="0" w:line="250"/>
-              <w:jc w:val="both"/>
+              <w:jc w:val="start"/>
             </w:pPr>
             <w:r>
               <w:rPr>
@@ -7233,7 +7233,7 @@
             <w:pPr>
               <w:bidi/>
               <w:spacing w:after="0" w:before="0" w:line="250"/>
-              <w:jc w:val="both"/>
+              <w:jc w:val="start"/>
             </w:pPr>
             <w:r>
               <w:rPr>
@@ -7262,7 +7262,7 @@
             <w:pPr>
               <w:bidi/>
               <w:spacing w:after="0" w:before="0" w:line="250"/>
-              <w:jc w:val="both"/>
+              <w:jc w:val="start"/>
             </w:pPr>
             <w:r>
               <w:rPr>
@@ -7291,7 +7291,7 @@
             <w:pPr>
               <w:bidi/>
               <w:spacing w:after="0" w:before="0" w:line="250"/>
-              <w:jc w:val="both"/>
+              <w:jc w:val="start"/>
             </w:pPr>
             <w:r>
               <w:rPr>
@@ -7326,7 +7326,7 @@
             <w:pPr>
               <w:bidi/>
               <w:spacing w:after="0" w:before="0" w:line="250"/>
-              <w:jc w:val="both"/>
+              <w:jc w:val="start"/>
             </w:pPr>
             <w:r>
               <w:rPr>
@@ -7356,7 +7356,7 @@
             <w:pPr>
               <w:bidi/>
               <w:spacing w:after="0" w:before="0" w:line="250"/>
-              <w:jc w:val="both"/>
+              <w:jc w:val="start"/>
             </w:pPr>
             <w:r>
               <w:rPr>
@@ -7386,7 +7386,7 @@
             <w:pPr>
               <w:bidi/>
               <w:spacing w:after="0" w:before="0" w:line="250"/>
-              <w:jc w:val="both"/>
+              <w:jc w:val="start"/>
             </w:pPr>
             <w:r>
               <w:rPr>
@@ -7416,7 +7416,7 @@
             <w:pPr>
               <w:bidi/>
               <w:spacing w:after="0" w:before="0" w:line="250"/>
-              <w:jc w:val="both"/>
+              <w:jc w:val="start"/>
             </w:pPr>
             <w:r>
               <w:rPr>
@@ -8136,12 +8136,6381 @@
         <w:t xml:space="preserve">بخمس لغات، وCI (البناء والفحوص الأمنية أخضران على آخر 8 تشغيلات).</w:t>
       </w:r>
     </w:p>
+    <w:p>
+      <w:pPr>
+        <w:pStyle w:val="Heading2"/>
+        <w:keepNext/>
+        <w:pBdr>
+          <w:bottom w:val="single" w:color="9A6B1F" w:sz="6" w:space="2"/>
+        </w:pBdr>
+        <w:bidi/>
+        <w:spacing w:after="80" w:before="200" w:line="276"/>
+        <w:jc w:val="start"/>
+      </w:pPr>
+      <w:r>
+        <w:rPr>
+          <w:rFonts w:ascii="Segoe UI" w:cs="Segoe UI" w:eastAsia="Segoe UI" w:hAnsi="Segoe UI" w:hint="cs"/>
+          <w:b/>
+          <w:bCs/>
+          <w:color w:val="006E61"/>
+          <w:sz w:val="25"/>
+          <w:szCs w:val="25"/>
+          <w:rtl/>
+          <w:lang w:bidi="ar-SA"/>
+        </w:rPr>
+        <w:t xml:space="preserve">5. سجل التنفيذ</w:t>
+      </w:r>
+    </w:p>
+    <w:tbl>
+      <w:tblPr>
+        <w:bidiVisual/>
+        <w:tblW w:type="dxa" w:w="9638"/>
+        <w:tblBorders>
+          <w:top w:val="single" w:color="auto" w:sz="4"/>
+          <w:left w:val="single" w:color="auto" w:sz="4"/>
+          <w:bottom w:val="single" w:color="auto" w:sz="4"/>
+          <w:right w:val="single" w:color="auto" w:sz="4"/>
+          <w:insideH w:val="single" w:color="auto" w:sz="4"/>
+          <w:insideV w:val="single" w:color="auto" w:sz="4"/>
+        </w:tblBorders>
+        <w:tblLayout w:type="fixed"/>
+      </w:tblPr>
+      <w:tblGrid>
+        <w:gridCol w:w="520"/>
+        <w:gridCol w:w="3350"/>
+        <w:gridCol w:w="1150"/>
+        <w:gridCol w:w="4618"/>
+      </w:tblGrid>
+      <w:tr>
+        <w:trPr>
+          <w:tblHeader/>
+        </w:trPr>
+        <w:tc>
+          <w:tcPr>
+            <w:tcW w:type="dxa" w:w="520"/>
+            <w:shd w:fill="E3EFEC" w:color="auto" w:val="clear"/>
+            <w:tcMar>
+              <w:top w:type="dxa" w:w="40"/>
+              <w:left w:type="dxa" w:w="70"/>
+              <w:bottom w:type="dxa" w:w="40"/>
+              <w:right w:type="dxa" w:w="70"/>
+            </w:tcMar>
+          </w:tcPr>
+          <w:p>
+            <w:pPr>
+              <w:bidi/>
+              <w:spacing w:after="0" w:before="0" w:line="250"/>
+              <w:jc w:val="start"/>
+            </w:pPr>
+            <w:r>
+              <w:rPr>
+                <w:rFonts w:ascii="Segoe UI" w:cs="Segoe UI" w:eastAsia="Segoe UI" w:hAnsi="Segoe UI" w:hint="cs"/>
+                <w:b/>
+                <w:bCs/>
+                <w:sz w:val="18"/>
+                <w:szCs w:val="18"/>
+                <w:rtl/>
+                <w:lang w:bidi="ar-SA"/>
+              </w:rPr>
+              <w:t xml:space="preserve">الخطوة</w:t>
+            </w:r>
+          </w:p>
+        </w:tc>
+        <w:tc>
+          <w:tcPr>
+            <w:tcW w:type="dxa" w:w="3350"/>
+            <w:shd w:fill="E3EFEC" w:color="auto" w:val="clear"/>
+            <w:tcMar>
+              <w:top w:type="dxa" w:w="40"/>
+              <w:left w:type="dxa" w:w="70"/>
+              <w:bottom w:type="dxa" w:w="40"/>
+              <w:right w:type="dxa" w:w="70"/>
+            </w:tcMar>
+          </w:tcPr>
+          <w:p>
+            <w:pPr>
+              <w:bidi/>
+              <w:spacing w:after="0" w:before="0" w:line="250"/>
+              <w:jc w:val="start"/>
+            </w:pPr>
+            <w:r>
+              <w:rPr>
+                <w:rFonts w:ascii="Segoe UI" w:cs="Segoe UI" w:eastAsia="Segoe UI" w:hAnsi="Segoe UI" w:hint="cs"/>
+                <w:b/>
+                <w:bCs/>
+                <w:sz w:val="18"/>
+                <w:szCs w:val="18"/>
+                <w:rtl/>
+                <w:lang w:bidi="ar-SA"/>
+              </w:rPr>
+              <w:t xml:space="preserve">التاريخ</w:t>
+            </w:r>
+          </w:p>
+        </w:tc>
+        <w:tc>
+          <w:tcPr>
+            <w:tcW w:type="dxa" w:w="1150"/>
+            <w:shd w:fill="E3EFEC" w:color="auto" w:val="clear"/>
+            <w:tcMar>
+              <w:top w:type="dxa" w:w="40"/>
+              <w:left w:type="dxa" w:w="70"/>
+              <w:bottom w:type="dxa" w:w="40"/>
+              <w:right w:type="dxa" w:w="70"/>
+            </w:tcMar>
+          </w:tcPr>
+          <w:p>
+            <w:pPr>
+              <w:bidi/>
+              <w:spacing w:after="0" w:before="0" w:line="250"/>
+              <w:jc w:val="start"/>
+            </w:pPr>
+            <w:r>
+              <w:rPr>
+                <w:rFonts w:ascii="Segoe UI" w:cs="Segoe UI" w:eastAsia="Segoe UI" w:hAnsi="Segoe UI" w:hint="cs"/>
+                <w:b/>
+                <w:bCs/>
+                <w:sz w:val="18"/>
+                <w:szCs w:val="18"/>
+                <w:rtl/>
+                <w:lang w:bidi="ar-SA"/>
+              </w:rPr>
+              <w:t xml:space="preserve">ما نُفِّذ</w:t>
+            </w:r>
+          </w:p>
+        </w:tc>
+        <w:tc>
+          <w:tcPr>
+            <w:tcW w:type="dxa" w:w="4618"/>
+            <w:shd w:fill="E3EFEC" w:color="auto" w:val="clear"/>
+            <w:tcMar>
+              <w:top w:type="dxa" w:w="40"/>
+              <w:left w:type="dxa" w:w="70"/>
+              <w:bottom w:type="dxa" w:w="40"/>
+              <w:right w:type="dxa" w:w="70"/>
+            </w:tcMar>
+          </w:tcPr>
+          <w:p>
+            <w:pPr>
+              <w:bidi/>
+              <w:spacing w:after="0" w:before="0" w:line="250"/>
+              <w:jc w:val="start"/>
+            </w:pPr>
+            <w:r>
+              <w:rPr>
+                <w:rFonts w:ascii="Segoe UI" w:cs="Segoe UI" w:eastAsia="Segoe UI" w:hAnsi="Segoe UI" w:hint="cs"/>
+                <w:b/>
+                <w:bCs/>
+                <w:sz w:val="18"/>
+                <w:szCs w:val="18"/>
+                <w:rtl/>
+                <w:lang w:bidi="ar-SA"/>
+              </w:rPr>
+              <w:t xml:space="preserve">فحص القبول</w:t>
+            </w:r>
+          </w:p>
+        </w:tc>
+      </w:tr>
+      <w:tr>
+        <w:trPr>
+          <w:cantSplit/>
+        </w:trPr>
+        <w:tc>
+          <w:tcPr>
+            <w:tcW w:type="dxa" w:w="520"/>
+            <w:tcMar>
+              <w:top w:type="dxa" w:w="40"/>
+              <w:left w:type="dxa" w:w="70"/>
+              <w:bottom w:type="dxa" w:w="40"/>
+              <w:right w:type="dxa" w:w="70"/>
+            </w:tcMar>
+          </w:tcPr>
+          <w:p>
+            <w:pPr>
+              <w:bidi/>
+              <w:spacing w:after="0" w:before="0" w:line="250"/>
+              <w:jc w:val="start"/>
+            </w:pPr>
+            <w:r>
+              <w:rPr>
+                <w:rFonts w:ascii="Segoe UI" w:cs="Segoe UI" w:eastAsia="Segoe UI" w:hAnsi="Segoe UI" w:hint="cs"/>
+                <w:b w:val="false"/>
+                <w:sz w:val="18"/>
+                <w:szCs w:val="18"/>
+                <w:rtl/>
+                <w:lang w:bidi="ar-SA"/>
+              </w:rPr>
+              <w:t xml:space="preserve">1</w:t>
+            </w:r>
+          </w:p>
+        </w:tc>
+        <w:tc>
+          <w:tcPr>
+            <w:tcW w:type="dxa" w:w="3350"/>
+            <w:tcMar>
+              <w:top w:type="dxa" w:w="40"/>
+              <w:left w:type="dxa" w:w="70"/>
+              <w:bottom w:type="dxa" w:w="40"/>
+              <w:right w:type="dxa" w:w="70"/>
+            </w:tcMar>
+          </w:tcPr>
+          <w:p>
+            <w:pPr>
+              <w:bidi/>
+              <w:spacing w:after="0" w:before="0" w:line="250"/>
+              <w:jc w:val="start"/>
+            </w:pPr>
+            <w:r>
+              <w:rPr>
+                <w:rFonts w:ascii="Segoe UI" w:cs="Segoe UI" w:eastAsia="Segoe UI" w:hAnsi="Segoe UI" w:hint="cs"/>
+                <w:b w:val="false"/>
+                <w:sz w:val="18"/>
+                <w:szCs w:val="18"/>
+                <w:rtl/>
+                <w:lang w:bidi="ar-SA"/>
+              </w:rPr>
+              <w:t xml:space="preserve">2026-09-08</w:t>
+            </w:r>
+          </w:p>
+        </w:tc>
+        <w:tc>
+          <w:tcPr>
+            <w:tcW w:type="dxa" w:w="1150"/>
+            <w:tcMar>
+              <w:top w:type="dxa" w:w="40"/>
+              <w:left w:type="dxa" w:w="70"/>
+              <w:bottom w:type="dxa" w:w="40"/>
+              <w:right w:type="dxa" w:w="70"/>
+            </w:tcMar>
+          </w:tcPr>
+          <w:p>
+            <w:pPr>
+              <w:bidi/>
+              <w:spacing w:after="0" w:before="0" w:line="250"/>
+              <w:jc w:val="start"/>
+            </w:pPr>
+            <w:r>
+              <w:rPr>
+                <w:rFonts w:ascii="Segoe UI" w:cs="Segoe UI" w:eastAsia="Segoe UI" w:hAnsi="Segoe UI" w:hint="cs"/>
+                <w:b w:val="false"/>
+                <w:sz w:val="18"/>
+                <w:szCs w:val="18"/>
+                <w:shd w:fill="F3EFE5" w:color="auto" w:val="clear"/>
+                <w:rtl w:val="false"/>
+                <w:lang w:bidi="ar-SA"/>
+              </w:rPr>
+              <w:t xml:space="preserve">src/scripts/analytics.ts</w:t>
+            </w:r>
+            <w:r>
+              <w:rPr>
+                <w:rFonts w:ascii="Segoe UI" w:cs="Segoe UI" w:eastAsia="Segoe UI" w:hAnsi="Segoe UI" w:hint="cs"/>
+                <w:b w:val="false"/>
+                <w:sz w:val="18"/>
+                <w:szCs w:val="18"/>
+                <w:rtl/>
+                <w:lang w:bidi="ar-SA"/>
+              </w:rPr>
+              <w:t xml:space="preserve"> (وحدة مُجمَّعة تُحمَّل من </w:t>
+            </w:r>
+            <w:r>
+              <w:rPr>
+                <w:rFonts w:ascii="Segoe UI" w:cs="Segoe UI" w:eastAsia="Segoe UI" w:hAnsi="Segoe UI" w:hint="cs"/>
+                <w:b w:val="false"/>
+                <w:sz w:val="18"/>
+                <w:szCs w:val="18"/>
+                <w:shd w:fill="F3EFE5" w:color="auto" w:val="clear"/>
+                <w:rtl w:val="false"/>
+                <w:lang w:bidi="ar-SA"/>
+              </w:rPr>
+              <w:t xml:space="preserve">Base.astro</w:t>
+            </w:r>
+            <w:r>
+              <w:rPr>
+                <w:rFonts w:ascii="Segoe UI" w:cs="Segoe UI" w:eastAsia="Segoe UI" w:hAnsi="Segoe UI" w:hint="cs"/>
+                <w:b w:val="false"/>
+                <w:sz w:val="18"/>
+                <w:szCs w:val="18"/>
+                <w:rtl/>
+                <w:lang w:bidi="ar-SA"/>
+              </w:rPr>
+              <w:t xml:space="preserve">): </w:t>
+            </w:r>
+            <w:r>
+              <w:rPr>
+                <w:rFonts w:ascii="Segoe UI" w:cs="Segoe UI" w:eastAsia="Segoe UI" w:hAnsi="Segoe UI" w:hint="cs"/>
+                <w:b w:val="false"/>
+                <w:sz w:val="18"/>
+                <w:szCs w:val="18"/>
+                <w:shd w:fill="F3EFE5" w:color="auto" w:val="clear"/>
+                <w:rtl w:val="false"/>
+                <w:lang w:bidi="ar-SA"/>
+              </w:rPr>
+              <w:t xml:space="preserve">window.VATrack</w:t>
+            </w:r>
+            <w:r>
+              <w:rPr>
+                <w:rFonts w:ascii="Segoe UI" w:cs="Segoe UI" w:eastAsia="Segoe UI" w:hAnsi="Segoe UI" w:hint="cs"/>
+                <w:b w:val="false"/>
+                <w:sz w:val="18"/>
+                <w:szCs w:val="18"/>
+                <w:rtl/>
+                <w:lang w:bidi="ar-SA"/>
+              </w:rPr>
+              <w:t xml:space="preserve"> وسمة </w:t>
+            </w:r>
+            <w:r>
+              <w:rPr>
+                <w:rFonts w:ascii="Segoe UI" w:cs="Segoe UI" w:eastAsia="Segoe UI" w:hAnsi="Segoe UI" w:hint="cs"/>
+                <w:b w:val="false"/>
+                <w:sz w:val="18"/>
+                <w:szCs w:val="18"/>
+                <w:shd w:fill="F3EFE5" w:color="auto" w:val="clear"/>
+                <w:rtl w:val="false"/>
+                <w:lang w:bidi="ar-SA"/>
+              </w:rPr>
+              <w:t xml:space="preserve">data-track</w:t>
+            </w:r>
+            <w:r>
+              <w:rPr>
+                <w:rFonts w:ascii="Segoe UI" w:cs="Segoe UI" w:eastAsia="Segoe UI" w:hAnsi="Segoe UI" w:hint="cs"/>
+                <w:b w:val="false"/>
+                <w:sz w:val="18"/>
+                <w:szCs w:val="18"/>
+                <w:rtl/>
+                <w:lang w:bidi="ar-SA"/>
+              </w:rPr>
+              <w:t xml:space="preserve"> العامة، وتفويض للأحداث القائمة (</w:t>
+            </w:r>
+            <w:r>
+              <w:rPr>
+                <w:rFonts w:ascii="Segoe UI" w:cs="Segoe UI" w:eastAsia="Segoe UI" w:hAnsi="Segoe UI" w:hint="cs"/>
+                <w:b w:val="false"/>
+                <w:sz w:val="18"/>
+                <w:szCs w:val="18"/>
+                <w:shd w:fill="F3EFE5" w:color="auto" w:val="clear"/>
+                <w:rtl w:val="false"/>
+                <w:lang w:bidi="ar-SA"/>
+              </w:rPr>
+              <w:t xml:space="preserve">search_open</w:t>
+            </w:r>
+            <w:r>
+              <w:rPr>
+                <w:rFonts w:ascii="Segoe UI" w:cs="Segoe UI" w:eastAsia="Segoe UI" w:hAnsi="Segoe UI" w:hint="cs"/>
+                <w:b w:val="false"/>
+                <w:sz w:val="18"/>
+                <w:szCs w:val="18"/>
+                <w:rtl/>
+                <w:lang w:bidi="ar-SA"/>
+              </w:rPr>
+              <w:t xml:space="preserve">، </w:t>
+            </w:r>
+            <w:r>
+              <w:rPr>
+                <w:rFonts w:ascii="Segoe UI" w:cs="Segoe UI" w:eastAsia="Segoe UI" w:hAnsi="Segoe UI" w:hint="cs"/>
+                <w:b w:val="false"/>
+                <w:sz w:val="18"/>
+                <w:szCs w:val="18"/>
+                <w:shd w:fill="F3EFE5" w:color="auto" w:val="clear"/>
+                <w:rtl w:val="false"/>
+                <w:lang w:bidi="ar-SA"/>
+              </w:rPr>
+              <w:t xml:space="preserve">search_result</w:t>
+            </w:r>
+            <w:r>
+              <w:rPr>
+                <w:rFonts w:ascii="Segoe UI" w:cs="Segoe UI" w:eastAsia="Segoe UI" w:hAnsi="Segoe UI" w:hint="cs"/>
+                <w:b w:val="false"/>
+                <w:sz w:val="18"/>
+                <w:szCs w:val="18"/>
+                <w:rtl/>
+                <w:lang w:bidi="ar-SA"/>
+              </w:rPr>
+              <w:t xml:space="preserve">، </w:t>
+            </w:r>
+            <w:r>
+              <w:rPr>
+                <w:rFonts w:ascii="Segoe UI" w:cs="Segoe UI" w:eastAsia="Segoe UI" w:hAnsi="Segoe UI" w:hint="cs"/>
+                <w:b w:val="false"/>
+                <w:sz w:val="18"/>
+                <w:szCs w:val="18"/>
+                <w:shd w:fill="F3EFE5" w:color="auto" w:val="clear"/>
+                <w:rtl w:val="false"/>
+                <w:lang w:bidi="ar-SA"/>
+              </w:rPr>
+              <w:t xml:space="preserve">lang_switch</w:t>
+            </w:r>
+            <w:r>
+              <w:rPr>
+                <w:rFonts w:ascii="Segoe UI" w:cs="Segoe UI" w:eastAsia="Segoe UI" w:hAnsi="Segoe UI" w:hint="cs"/>
+                <w:b w:val="false"/>
+                <w:sz w:val="18"/>
+                <w:szCs w:val="18"/>
+                <w:rtl/>
+                <w:lang w:bidi="ar-SA"/>
+              </w:rPr>
+              <w:t xml:space="preserve">، </w:t>
+            </w:r>
+            <w:r>
+              <w:rPr>
+                <w:rFonts w:ascii="Segoe UI" w:cs="Segoe UI" w:eastAsia="Segoe UI" w:hAnsi="Segoe UI" w:hint="cs"/>
+                <w:b w:val="false"/>
+                <w:sz w:val="18"/>
+                <w:szCs w:val="18"/>
+                <w:shd w:fill="F3EFE5" w:color="auto" w:val="clear"/>
+                <w:rtl w:val="false"/>
+                <w:lang w:bidi="ar-SA"/>
+              </w:rPr>
+              <w:t xml:space="preserve">plan_add</w:t>
+            </w:r>
+            <w:r>
+              <w:rPr>
+                <w:rFonts w:ascii="Segoe UI" w:cs="Segoe UI" w:eastAsia="Segoe UI" w:hAnsi="Segoe UI" w:hint="cs"/>
+                <w:b w:val="false"/>
+                <w:sz w:val="18"/>
+                <w:szCs w:val="18"/>
+                <w:rtl/>
+                <w:lang w:bidi="ar-SA"/>
+              </w:rPr>
+              <w:t xml:space="preserve">/</w:t>
+            </w:r>
+            <w:r>
+              <w:rPr>
+                <w:rFonts w:ascii="Segoe UI" w:cs="Segoe UI" w:eastAsia="Segoe UI" w:hAnsi="Segoe UI" w:hint="cs"/>
+                <w:b w:val="false"/>
+                <w:sz w:val="18"/>
+                <w:szCs w:val="18"/>
+                <w:shd w:fill="F3EFE5" w:color="auto" w:val="clear"/>
+                <w:rtl w:val="false"/>
+                <w:lang w:bidi="ar-SA"/>
+              </w:rPr>
+              <w:t xml:space="preserve">plan_remove</w:t>
+            </w:r>
+            <w:r>
+              <w:rPr>
+                <w:rFonts w:ascii="Segoe UI" w:cs="Segoe UI" w:eastAsia="Segoe UI" w:hAnsi="Segoe UI" w:hint="cs"/>
+                <w:b w:val="false"/>
+                <w:sz w:val="18"/>
+                <w:szCs w:val="18"/>
+                <w:rtl/>
+                <w:lang w:bidi="ar-SA"/>
+              </w:rPr>
+              <w:t xml:space="preserve">، </w:t>
+            </w:r>
+            <w:r>
+              <w:rPr>
+                <w:rFonts w:ascii="Segoe UI" w:cs="Segoe UI" w:eastAsia="Segoe UI" w:hAnsi="Segoe UI" w:hint="cs"/>
+                <w:b w:val="false"/>
+                <w:sz w:val="18"/>
+                <w:szCs w:val="18"/>
+                <w:shd w:fill="F3EFE5" w:color="auto" w:val="clear"/>
+                <w:rtl w:val="false"/>
+                <w:lang w:bidi="ar-SA"/>
+              </w:rPr>
+              <w:t xml:space="preserve">maps_open</w:t>
+            </w:r>
+            <w:r>
+              <w:rPr>
+                <w:rFonts w:ascii="Segoe UI" w:cs="Segoe UI" w:eastAsia="Segoe UI" w:hAnsi="Segoe UI" w:hint="cs"/>
+                <w:b w:val="false"/>
+                <w:sz w:val="18"/>
+                <w:szCs w:val="18"/>
+                <w:rtl/>
+                <w:lang w:bidi="ar-SA"/>
+              </w:rPr>
+              <w:t xml:space="preserve">، </w:t>
+            </w:r>
+            <w:r>
+              <w:rPr>
+                <w:rFonts w:ascii="Segoe UI" w:cs="Segoe UI" w:eastAsia="Segoe UI" w:hAnsi="Segoe UI" w:hint="cs"/>
+                <w:b w:val="false"/>
+                <w:sz w:val="18"/>
+                <w:szCs w:val="18"/>
+                <w:shd w:fill="F3EFE5" w:color="auto" w:val="clear"/>
+                <w:rtl w:val="false"/>
+                <w:lang w:bidi="ar-SA"/>
+              </w:rPr>
+              <w:t xml:space="preserve">filter_use</w:t>
+            </w:r>
+            <w:r>
+              <w:rPr>
+                <w:rFonts w:ascii="Segoe UI" w:cs="Segoe UI" w:eastAsia="Segoe UI" w:hAnsi="Segoe UI" w:hint="cs"/>
+                <w:b w:val="false"/>
+                <w:sz w:val="18"/>
+                <w:szCs w:val="18"/>
+                <w:rtl/>
+                <w:lang w:bidi="ar-SA"/>
+              </w:rPr>
+              <w:t xml:space="preserve">، </w:t>
+            </w:r>
+            <w:r>
+              <w:rPr>
+                <w:rFonts w:ascii="Segoe UI" w:cs="Segoe UI" w:eastAsia="Segoe UI" w:hAnsi="Segoe UI" w:hint="cs"/>
+                <w:b w:val="false"/>
+                <w:sz w:val="18"/>
+                <w:szCs w:val="18"/>
+                <w:shd w:fill="F3EFE5" w:color="auto" w:val="clear"/>
+                <w:rtl w:val="false"/>
+                <w:lang w:bidi="ar-SA"/>
+              </w:rPr>
+              <w:t xml:space="preserve">video_play</w:t>
+            </w:r>
+            <w:r>
+              <w:rPr>
+                <w:rFonts w:ascii="Segoe UI" w:cs="Segoe UI" w:eastAsia="Segoe UI" w:hAnsi="Segoe UI" w:hint="cs"/>
+                <w:b w:val="false"/>
+                <w:sz w:val="18"/>
+                <w:szCs w:val="18"/>
+                <w:rtl/>
+                <w:lang w:bidi="ar-SA"/>
+              </w:rPr>
+              <w:t xml:space="preserve">) و</w:t>
+            </w:r>
+            <w:r>
+              <w:rPr>
+                <w:rFonts w:ascii="Segoe UI" w:cs="Segoe UI" w:eastAsia="Segoe UI" w:hAnsi="Segoe UI" w:hint="cs"/>
+                <w:b w:val="false"/>
+                <w:sz w:val="18"/>
+                <w:szCs w:val="18"/>
+                <w:shd w:fill="F3EFE5" w:color="auto" w:val="clear"/>
+                <w:rtl w:val="false"/>
+                <w:lang w:bidi="ar-SA"/>
+              </w:rPr>
+              <w:t xml:space="preserve">web_vitals</w:t>
+            </w:r>
+            <w:r>
+              <w:rPr>
+                <w:rFonts w:ascii="Segoe UI" w:cs="Segoe UI" w:eastAsia="Segoe UI" w:hAnsi="Segoe UI" w:hint="cs"/>
+                <w:b w:val="false"/>
+                <w:sz w:val="18"/>
+                <w:szCs w:val="18"/>
+                <w:rtl/>
+                <w:lang w:bidi="ar-SA"/>
+              </w:rPr>
+              <w:t xml:space="preserve"> </w:t>
+            </w:r>
+            <w:r>
+              <w:rPr>
+                <w:rFonts w:ascii="Segoe UI" w:cs="Segoe UI" w:eastAsia="Segoe UI" w:hAnsi="Segoe UI" w:hint="cs"/>
+                <w:b w:val="false"/>
+                <w:sz w:val="18"/>
+                <w:szCs w:val="18"/>
+                <w:rtl w:val="false"/>
+                <w:lang w:bidi="ar-SA"/>
+              </w:rPr>
+              <w:t xml:space="preserve">(LCP </w:t>
+            </w:r>
+            <w:r>
+              <w:rPr>
+                <w:rFonts w:ascii="Segoe UI" w:cs="Segoe UI" w:eastAsia="Segoe UI" w:hAnsi="Segoe UI" w:hint="cs"/>
+                <w:b w:val="false"/>
+                <w:sz w:val="18"/>
+                <w:szCs w:val="18"/>
+                <w:rtl/>
+                <w:lang w:bidi="ar-SA"/>
+              </w:rPr>
+              <w:t xml:space="preserve">وINP وCLS وTTFB عبر حزمة </w:t>
+            </w:r>
+            <w:r>
+              <w:rPr>
+                <w:rFonts w:ascii="Segoe UI" w:cs="Segoe UI" w:eastAsia="Segoe UI" w:hAnsi="Segoe UI" w:hint="cs"/>
+                <w:b w:val="false"/>
+                <w:sz w:val="18"/>
+                <w:szCs w:val="18"/>
+                <w:shd w:fill="F3EFE5" w:color="auto" w:val="clear"/>
+                <w:rtl w:val="false"/>
+                <w:lang w:bidi="ar-SA"/>
+              </w:rPr>
+              <w:t xml:space="preserve">web-vitals</w:t>
+            </w:r>
+            <w:r>
+              <w:rPr>
+                <w:rFonts w:ascii="Segoe UI" w:cs="Segoe UI" w:eastAsia="Segoe UI" w:hAnsi="Segoe UI" w:hint="cs"/>
+                <w:b w:val="false"/>
+                <w:sz w:val="18"/>
+                <w:szCs w:val="18"/>
+                <w:rtl/>
+                <w:lang w:bidi="ar-SA"/>
+              </w:rPr>
+              <w:t xml:space="preserve">) مع </w:t>
+            </w:r>
+            <w:r>
+              <w:rPr>
+                <w:rFonts w:ascii="Segoe UI" w:cs="Segoe UI" w:eastAsia="Segoe UI" w:hAnsi="Segoe UI" w:hint="cs"/>
+                <w:b w:val="false"/>
+                <w:sz w:val="18"/>
+                <w:szCs w:val="18"/>
+                <w:shd w:fill="F3EFE5" w:color="auto" w:val="clear"/>
+                <w:rtl w:val="false"/>
+                <w:lang w:bidi="ar-SA"/>
+              </w:rPr>
+              <w:t xml:space="preserve">lang</w:t>
+            </w:r>
+            <w:r>
+              <w:rPr>
+                <w:rFonts w:ascii="Segoe UI" w:cs="Segoe UI" w:eastAsia="Segoe UI" w:hAnsi="Segoe UI" w:hint="cs"/>
+                <w:b w:val="false"/>
+                <w:sz w:val="18"/>
+                <w:szCs w:val="18"/>
+                <w:rtl/>
+                <w:lang w:bidi="ar-SA"/>
+              </w:rPr>
+              <w:t xml:space="preserve"> و</w:t>
+            </w:r>
+            <w:r>
+              <w:rPr>
+                <w:rFonts w:ascii="Segoe UI" w:cs="Segoe UI" w:eastAsia="Segoe UI" w:hAnsi="Segoe UI" w:hint="cs"/>
+                <w:b w:val="false"/>
+                <w:sz w:val="18"/>
+                <w:szCs w:val="18"/>
+                <w:shd w:fill="F3EFE5" w:color="auto" w:val="clear"/>
+                <w:rtl w:val="false"/>
+                <w:lang w:bidi="ar-SA"/>
+              </w:rPr>
+              <w:t xml:space="preserve">ai_source</w:t>
+            </w:r>
+            <w:r>
+              <w:rPr>
+                <w:rFonts w:ascii="Segoe UI" w:cs="Segoe UI" w:eastAsia="Segoe UI" w:hAnsi="Segoe UI" w:hint="cs"/>
+                <w:b w:val="false"/>
+                <w:sz w:val="18"/>
+                <w:szCs w:val="18"/>
+                <w:rtl/>
+                <w:lang w:bidi="ar-SA"/>
+              </w:rPr>
+              <w:t xml:space="preserve"> في كل حدث. </w:t>
+            </w:r>
+            <w:r>
+              <w:rPr>
+                <w:rFonts w:ascii="Segoe UI" w:cs="Segoe UI" w:eastAsia="Segoe UI" w:hAnsi="Segoe UI" w:hint="cs"/>
+                <w:b/>
+                <w:bCs/>
+                <w:sz w:val="18"/>
+                <w:szCs w:val="18"/>
+                <w:rtl/>
+                <w:lang w:bidi="ar-SA"/>
+              </w:rPr>
+              <w:t xml:space="preserve">اكتشاف جانبي أُصلح:</w:t>
+            </w:r>
+            <w:r>
+              <w:rPr>
+                <w:rFonts w:ascii="Segoe UI" w:cs="Segoe UI" w:eastAsia="Segoe UI" w:hAnsi="Segoe UI" w:hint="cs"/>
+                <w:b w:val="false"/>
+                <w:sz w:val="18"/>
+                <w:szCs w:val="18"/>
+                <w:rtl/>
+                <w:lang w:bidi="ar-SA"/>
+              </w:rPr>
+              <w:t xml:space="preserve"> </w:t>
+            </w:r>
+            <w:r>
+              <w:rPr>
+                <w:rFonts w:ascii="Segoe UI" w:cs="Segoe UI" w:eastAsia="Segoe UI" w:hAnsi="Segoe UI" w:hint="cs"/>
+                <w:b w:val="false"/>
+                <w:sz w:val="18"/>
+                <w:szCs w:val="18"/>
+                <w:shd w:fill="F3EFE5" w:color="auto" w:val="clear"/>
+                <w:rtl w:val="false"/>
+                <w:lang w:bidi="ar-SA"/>
+              </w:rPr>
+              <w:t xml:space="preserve">gtag</w:t>
+            </w:r>
+            <w:r>
+              <w:rPr>
+                <w:rFonts w:ascii="Segoe UI" w:cs="Segoe UI" w:eastAsia="Segoe UI" w:hAnsi="Segoe UI" w:hint="cs"/>
+                <w:b w:val="false"/>
+                <w:sz w:val="18"/>
+                <w:szCs w:val="18"/>
+                <w:rtl/>
+                <w:lang w:bidi="ar-SA"/>
+              </w:rPr>
+              <w:t xml:space="preserve"> لم تكن عامةً قط لأن </w:t>
+            </w:r>
+            <w:r>
+              <w:rPr>
+                <w:rFonts w:ascii="Segoe UI" w:cs="Segoe UI" w:eastAsia="Segoe UI" w:hAnsi="Segoe UI" w:hint="cs"/>
+                <w:b w:val="false"/>
+                <w:sz w:val="18"/>
+                <w:szCs w:val="18"/>
+                <w:shd w:fill="F3EFE5" w:color="auto" w:val="clear"/>
+                <w:rtl w:val="false"/>
+                <w:lang w:bidi="ar-SA"/>
+              </w:rPr>
+              <w:t xml:space="preserve">define:vars</w:t>
+            </w:r>
+            <w:r>
+              <w:rPr>
+                <w:rFonts w:ascii="Segoe UI" w:cs="Segoe UI" w:eastAsia="Segoe UI" w:hAnsi="Segoe UI" w:hint="cs"/>
+                <w:b w:val="false"/>
+                <w:sz w:val="18"/>
+                <w:szCs w:val="18"/>
+                <w:rtl/>
+                <w:lang w:bidi="ar-SA"/>
+              </w:rPr>
+              <w:t xml:space="preserve"> يغلّف السكربت، فكانت أحداث «رحلتي» و</w:t>
+            </w:r>
+            <w:r>
+              <w:rPr>
+                <w:rFonts w:ascii="Segoe UI" w:cs="Segoe UI" w:eastAsia="Segoe UI" w:hAnsi="Segoe UI" w:hint="cs"/>
+                <w:b w:val="false"/>
+                <w:sz w:val="18"/>
+                <w:szCs w:val="18"/>
+                <w:shd w:fill="F3EFE5" w:color="auto" w:val="clear"/>
+                <w:rtl w:val="false"/>
+                <w:lang w:bidi="ar-SA"/>
+              </w:rPr>
+              <w:t xml:space="preserve">map_3d_opened</w:t>
+            </w:r>
+            <w:r>
+              <w:rPr>
+                <w:rFonts w:ascii="Segoe UI" w:cs="Segoe UI" w:eastAsia="Segoe UI" w:hAnsi="Segoe UI" w:hint="cs"/>
+                <w:b w:val="false"/>
+                <w:sz w:val="18"/>
+                <w:szCs w:val="18"/>
+                <w:rtl/>
+                <w:lang w:bidi="ar-SA"/>
+              </w:rPr>
+              <w:t xml:space="preserve"> تُسقَط بصمت؛ أُضيف </w:t>
+            </w:r>
+            <w:r>
+              <w:rPr>
+                <w:rFonts w:ascii="Segoe UI" w:cs="Segoe UI" w:eastAsia="Segoe UI" w:hAnsi="Segoe UI" w:hint="cs"/>
+                <w:b w:val="false"/>
+                <w:sz w:val="18"/>
+                <w:szCs w:val="18"/>
+                <w:shd w:fill="F3EFE5" w:color="auto" w:val="clear"/>
+                <w:rtl w:val="false"/>
+                <w:lang w:bidi="ar-SA"/>
+              </w:rPr>
+              <w:t xml:space="preserve">window.gtag = gtag</w:t>
+            </w:r>
+            <w:r>
+              <w:rPr>
+                <w:rFonts w:ascii="Segoe UI" w:cs="Segoe UI" w:eastAsia="Segoe UI" w:hAnsi="Segoe UI" w:hint="cs"/>
+                <w:b w:val="false"/>
+                <w:sz w:val="18"/>
+                <w:szCs w:val="18"/>
+                <w:rtl/>
+                <w:lang w:bidi="ar-SA"/>
+              </w:rPr>
+              <w:t xml:space="preserve">.</w:t>
+            </w:r>
+          </w:p>
+        </w:tc>
+        <w:tc>
+          <w:tcPr>
+            <w:tcW w:type="dxa" w:w="4618"/>
+            <w:tcMar>
+              <w:top w:type="dxa" w:w="40"/>
+              <w:left w:type="dxa" w:w="70"/>
+              <w:bottom w:type="dxa" w:w="40"/>
+              <w:right w:type="dxa" w:w="70"/>
+            </w:tcMar>
+          </w:tcPr>
+          <w:p>
+            <w:pPr>
+              <w:bidi/>
+              <w:spacing w:after="0" w:before="0" w:line="250"/>
+              <w:jc w:val="start"/>
+            </w:pPr>
+            <w:r>
+              <w:rPr>
+                <w:rFonts w:ascii="Segoe UI" w:cs="Segoe UI" w:eastAsia="Segoe UI" w:hAnsi="Segoe UI" w:hint="cs"/>
+                <w:b w:val="false"/>
+                <w:sz w:val="18"/>
+                <w:szCs w:val="18"/>
+                <w:shd w:fill="F3EFE5" w:color="auto" w:val="clear"/>
+                <w:rtl w:val="false"/>
+                <w:lang w:bidi="ar-SA"/>
+              </w:rPr>
+              <w:t xml:space="preserve">tools/test-analytics-events.mjs</w:t>
+            </w:r>
+            <w:r>
+              <w:rPr>
+                <w:rFonts w:ascii="Segoe UI" w:cs="Segoe UI" w:eastAsia="Segoe UI" w:hAnsi="Segoe UI" w:hint="cs"/>
+                <w:b w:val="false"/>
+                <w:sz w:val="18"/>
+                <w:szCs w:val="18"/>
+                <w:rtl/>
+                <w:lang w:bidi="ar-SA"/>
+              </w:rPr>
+              <w:t xml:space="preserve"> على </w:t>
+            </w:r>
+            <w:r>
+              <w:rPr>
+                <w:rFonts w:ascii="Segoe UI" w:cs="Segoe UI" w:eastAsia="Segoe UI" w:hAnsi="Segoe UI" w:hint="cs"/>
+                <w:b w:val="false"/>
+                <w:sz w:val="18"/>
+                <w:szCs w:val="18"/>
+                <w:shd w:fill="F3EFE5" w:color="auto" w:val="clear"/>
+                <w:rtl w:val="false"/>
+                <w:lang w:bidi="ar-SA"/>
+              </w:rPr>
+              <w:t xml:space="preserve">dist</w:t>
+            </w:r>
+            <w:r>
+              <w:rPr>
+                <w:rFonts w:ascii="Segoe UI" w:cs="Segoe UI" w:eastAsia="Segoe UI" w:hAnsi="Segoe UI" w:hint="cs"/>
+                <w:b w:val="false"/>
+                <w:sz w:val="18"/>
+                <w:szCs w:val="18"/>
+                <w:rtl/>
+                <w:lang w:bidi="ar-SA"/>
+              </w:rPr>
+              <w:t xml:space="preserve"> بمتصفح حقيقي: 18/18 شرطاً (بناء محلي بلا أوقات حيّة، فزر «مفتوح الآن» يُتخطّى)؛ </w:t>
+            </w:r>
+            <w:r>
+              <w:rPr>
+                <w:rFonts w:ascii="Segoe UI" w:cs="Segoe UI" w:eastAsia="Segoe UI" w:hAnsi="Segoe UI" w:hint="cs"/>
+                <w:b w:val="false"/>
+                <w:sz w:val="18"/>
+                <w:szCs w:val="18"/>
+                <w:shd w:fill="F3EFE5" w:color="auto" w:val="clear"/>
+                <w:rtl w:val="false"/>
+                <w:lang w:bidi="ar-SA"/>
+              </w:rPr>
+              <w:t xml:space="preserve">npm run build</w:t>
+            </w:r>
+            <w:r>
+              <w:rPr>
+                <w:rFonts w:ascii="Segoe UI" w:cs="Segoe UI" w:eastAsia="Segoe UI" w:hAnsi="Segoe UI" w:hint="cs"/>
+                <w:b w:val="false"/>
+                <w:sz w:val="18"/>
+                <w:szCs w:val="18"/>
+                <w:rtl/>
+                <w:lang w:bidi="ar-SA"/>
+              </w:rPr>
+              <w:t xml:space="preserve"> أخضر (0 أخطاء، 0 تحذيرات، 24 فحصاً)؛ الفحص أُضيف خطوةً في </w:t>
+            </w:r>
+            <w:r>
+              <w:rPr>
+                <w:rFonts w:ascii="Segoe UI" w:cs="Segoe UI" w:eastAsia="Segoe UI" w:hAnsi="Segoe UI" w:hint="cs"/>
+                <w:b w:val="false"/>
+                <w:sz w:val="18"/>
+                <w:szCs w:val="18"/>
+                <w:shd w:fill="F3EFE5" w:color="auto" w:val="clear"/>
+                <w:rtl w:val="false"/>
+                <w:lang w:bidi="ar-SA"/>
+              </w:rPr>
+              <w:t xml:space="preserve">build.yml</w:t>
+            </w:r>
+            <w:r>
+              <w:rPr>
+                <w:rFonts w:ascii="Segoe UI" w:cs="Segoe UI" w:eastAsia="Segoe UI" w:hAnsi="Segoe UI" w:hint="cs"/>
+                <w:b w:val="false"/>
+                <w:sz w:val="18"/>
+                <w:szCs w:val="18"/>
+                <w:rtl/>
+                <w:lang w:bidi="ar-SA"/>
+              </w:rPr>
+              <w:t xml:space="preserve">.</w:t>
+            </w:r>
+          </w:p>
+        </w:tc>
+      </w:tr>
+      <w:tr>
+        <w:trPr>
+          <w:cantSplit/>
+        </w:trPr>
+        <w:tc>
+          <w:tcPr>
+            <w:tcW w:type="dxa" w:w="520"/>
+            <w:shd w:fill="FAF8F2" w:color="auto" w:val="clear"/>
+            <w:tcMar>
+              <w:top w:type="dxa" w:w="40"/>
+              <w:left w:type="dxa" w:w="70"/>
+              <w:bottom w:type="dxa" w:w="40"/>
+              <w:right w:type="dxa" w:w="70"/>
+            </w:tcMar>
+          </w:tcPr>
+          <w:p>
+            <w:pPr>
+              <w:bidi/>
+              <w:spacing w:after="0" w:before="0" w:line="250"/>
+              <w:jc w:val="start"/>
+            </w:pPr>
+            <w:r>
+              <w:rPr>
+                <w:rFonts w:ascii="Segoe UI" w:cs="Segoe UI" w:eastAsia="Segoe UI" w:hAnsi="Segoe UI" w:hint="cs"/>
+                <w:b w:val="false"/>
+                <w:sz w:val="18"/>
+                <w:szCs w:val="18"/>
+                <w:rtl/>
+                <w:lang w:bidi="ar-SA"/>
+              </w:rPr>
+              <w:t xml:space="preserve">2</w:t>
+            </w:r>
+          </w:p>
+        </w:tc>
+        <w:tc>
+          <w:tcPr>
+            <w:tcW w:type="dxa" w:w="3350"/>
+            <w:shd w:fill="FAF8F2" w:color="auto" w:val="clear"/>
+            <w:tcMar>
+              <w:top w:type="dxa" w:w="40"/>
+              <w:left w:type="dxa" w:w="70"/>
+              <w:bottom w:type="dxa" w:w="40"/>
+              <w:right w:type="dxa" w:w="70"/>
+            </w:tcMar>
+          </w:tcPr>
+          <w:p>
+            <w:pPr>
+              <w:bidi/>
+              <w:spacing w:after="0" w:before="0" w:line="250"/>
+              <w:jc w:val="start"/>
+            </w:pPr>
+            <w:r>
+              <w:rPr>
+                <w:rFonts w:ascii="Segoe UI" w:cs="Segoe UI" w:eastAsia="Segoe UI" w:hAnsi="Segoe UI" w:hint="cs"/>
+                <w:b w:val="false"/>
+                <w:sz w:val="18"/>
+                <w:szCs w:val="18"/>
+                <w:rtl/>
+                <w:lang w:bidi="ar-SA"/>
+              </w:rPr>
+              <w:t xml:space="preserve">2026-09-08</w:t>
+            </w:r>
+          </w:p>
+        </w:tc>
+        <w:tc>
+          <w:tcPr>
+            <w:tcW w:type="dxa" w:w="1150"/>
+            <w:shd w:fill="FAF8F2" w:color="auto" w:val="clear"/>
+            <w:tcMar>
+              <w:top w:type="dxa" w:w="40"/>
+              <w:left w:type="dxa" w:w="70"/>
+              <w:bottom w:type="dxa" w:w="40"/>
+              <w:right w:type="dxa" w:w="70"/>
+            </w:tcMar>
+          </w:tcPr>
+          <w:p>
+            <w:pPr>
+              <w:bidi/>
+              <w:spacing w:after="0" w:before="0" w:line="250"/>
+              <w:jc w:val="start"/>
+            </w:pPr>
+            <w:r>
+              <w:rPr>
+                <w:rFonts w:ascii="Segoe UI" w:cs="Segoe UI" w:eastAsia="Segoe UI" w:hAnsi="Segoe UI" w:hint="cs"/>
+                <w:b w:val="false"/>
+                <w:sz w:val="18"/>
+                <w:szCs w:val="18"/>
+                <w:shd w:fill="F3EFE5" w:color="auto" w:val="clear"/>
+                <w:rtl w:val="false"/>
+                <w:lang w:bidi="ar-SA"/>
+              </w:rPr>
+              <w:t xml:space="preserve">LangSuggest.astro</w:t>
+            </w:r>
+            <w:r>
+              <w:rPr>
+                <w:rFonts w:ascii="Segoe UI" w:cs="Segoe UI" w:eastAsia="Segoe UI" w:hAnsi="Segoe UI" w:hint="cs"/>
+                <w:b w:val="false"/>
+                <w:sz w:val="18"/>
+                <w:szCs w:val="18"/>
+                <w:rtl/>
+                <w:lang w:bidi="ar-SA"/>
+              </w:rPr>
+              <w:t xml:space="preserve"> من </w:t>
+            </w:r>
+            <w:r>
+              <w:rPr>
+                <w:rFonts w:ascii="Segoe UI" w:cs="Segoe UI" w:eastAsia="Segoe UI" w:hAnsi="Segoe UI" w:hint="cs"/>
+                <w:b w:val="false"/>
+                <w:sz w:val="18"/>
+                <w:szCs w:val="18"/>
+                <w:shd w:fill="F3EFE5" w:color="auto" w:val="clear"/>
+                <w:rtl w:val="false"/>
+                <w:lang w:bidi="ar-SA"/>
+              </w:rPr>
+              <w:t xml:space="preserve">Base.astro</w:t>
+            </w:r>
+            <w:r>
+              <w:rPr>
+                <w:rFonts w:ascii="Segoe UI" w:cs="Segoe UI" w:eastAsia="Segoe UI" w:hAnsi="Segoe UI" w:hint="cs"/>
+                <w:b w:val="false"/>
+                <w:sz w:val="18"/>
+                <w:szCs w:val="18"/>
+                <w:rtl/>
+                <w:lang w:bidi="ar-SA"/>
+              </w:rPr>
+              <w:t xml:space="preserve"> لكل صفحة لها </w:t>
+            </w:r>
+            <w:r>
+              <w:rPr>
+                <w:rFonts w:ascii="Segoe UI" w:cs="Segoe UI" w:eastAsia="Segoe UI" w:hAnsi="Segoe UI" w:hint="cs"/>
+                <w:b w:val="false"/>
+                <w:sz w:val="18"/>
+                <w:szCs w:val="18"/>
+                <w:shd w:fill="F3EFE5" w:color="auto" w:val="clear"/>
+                <w:rtl w:val="false"/>
+                <w:lang w:bidi="ar-SA"/>
+              </w:rPr>
+              <w:t xml:space="preserve">alt</w:t>
+            </w:r>
+            <w:r>
+              <w:rPr>
+                <w:rFonts w:ascii="Segoe UI" w:cs="Segoe UI" w:eastAsia="Segoe UI" w:hAnsi="Segoe UI" w:hint="cs"/>
+                <w:b w:val="false"/>
+                <w:sz w:val="18"/>
+                <w:szCs w:val="18"/>
+                <w:rtl/>
+                <w:lang w:bidi="ar-SA"/>
+              </w:rPr>
+              <w:t xml:space="preserve">: يقيّم </w:t>
+            </w:r>
+            <w:r>
+              <w:rPr>
+                <w:rFonts w:ascii="Segoe UI" w:cs="Segoe UI" w:eastAsia="Segoe UI" w:hAnsi="Segoe UI" w:hint="cs"/>
+                <w:b w:val="false"/>
+                <w:sz w:val="18"/>
+                <w:szCs w:val="18"/>
+                <w:shd w:fill="F3EFE5" w:color="auto" w:val="clear"/>
+                <w:rtl w:val="false"/>
+                <w:lang w:bidi="ar-SA"/>
+              </w:rPr>
+              <w:t xml:space="preserve">navigator.languages</w:t>
+            </w:r>
+            <w:r>
+              <w:rPr>
+                <w:rFonts w:ascii="Segoe UI" w:cs="Segoe UI" w:eastAsia="Segoe UI" w:hAnsi="Segoe UI" w:hint="cs"/>
+                <w:b w:val="false"/>
+                <w:sz w:val="18"/>
+                <w:szCs w:val="18"/>
+                <w:rtl/>
+                <w:lang w:bidi="ar-SA"/>
+              </w:rPr>
+              <w:t xml:space="preserve"> مرة في الجلسة، ويقترح أول لغة مفضّلة تسبق لغة الصفحة ولها نظير (شريط ثابت أسفل الشاشة بلا CLS، يُرفض ويُحفظ الرفض في </w:t>
+            </w:r>
+            <w:r>
+              <w:rPr>
+                <w:rFonts w:ascii="Segoe UI" w:cs="Segoe UI" w:eastAsia="Segoe UI" w:hAnsi="Segoe UI" w:hint="cs"/>
+                <w:b w:val="false"/>
+                <w:sz w:val="18"/>
+                <w:szCs w:val="18"/>
+                <w:shd w:fill="F3EFE5" w:color="auto" w:val="clear"/>
+                <w:rtl w:val="false"/>
+                <w:lang w:bidi="ar-SA"/>
+              </w:rPr>
+              <w:t xml:space="preserve">localStorage</w:t>
+            </w:r>
+            <w:r>
+              <w:rPr>
+                <w:rFonts w:ascii="Segoe UI" w:cs="Segoe UI" w:eastAsia="Segoe UI" w:hAnsi="Segoe UI" w:hint="cs"/>
+                <w:b w:val="false"/>
+                <w:sz w:val="18"/>
+                <w:szCs w:val="18"/>
+                <w:rtl/>
+                <w:lang w:bidi="ar-SA"/>
+              </w:rPr>
+              <w:t xml:space="preserve">)؛ نصوص </w:t>
+            </w:r>
+            <w:r>
+              <w:rPr>
+                <w:rFonts w:ascii="Segoe UI" w:cs="Segoe UI" w:eastAsia="Segoe UI" w:hAnsi="Segoe UI" w:hint="cs"/>
+                <w:b w:val="false"/>
+                <w:sz w:val="18"/>
+                <w:szCs w:val="18"/>
+                <w:rtl w:val="false"/>
+                <w:lang w:bidi="ar-SA"/>
+              </w:rPr>
+              <w:t xml:space="preserve">ar/en </w:t>
+            </w:r>
+            <w:r>
+              <w:rPr>
+                <w:rFonts w:ascii="Segoe UI" w:cs="Segoe UI" w:eastAsia="Segoe UI" w:hAnsi="Segoe UI" w:hint="cs"/>
+                <w:b w:val="false"/>
+                <w:sz w:val="18"/>
+                <w:szCs w:val="18"/>
+                <w:rtl/>
+                <w:lang w:bidi="ar-SA"/>
+              </w:rPr>
+              <w:t xml:space="preserve">في </w:t>
+            </w:r>
+            <w:r>
+              <w:rPr>
+                <w:rFonts w:ascii="Segoe UI" w:cs="Segoe UI" w:eastAsia="Segoe UI" w:hAnsi="Segoe UI" w:hint="cs"/>
+                <w:b w:val="false"/>
+                <w:sz w:val="18"/>
+                <w:szCs w:val="18"/>
+                <w:shd w:fill="F3EFE5" w:color="auto" w:val="clear"/>
+                <w:rtl w:val="false"/>
+                <w:lang w:bidi="ar-SA"/>
+              </w:rPr>
+              <w:t xml:space="preserve">ui.ts</w:t>
+            </w:r>
+            <w:r>
+              <w:rPr>
+                <w:rFonts w:ascii="Segoe UI" w:cs="Segoe UI" w:eastAsia="Segoe UI" w:hAnsi="Segoe UI" w:hint="cs"/>
+                <w:b w:val="false"/>
+                <w:sz w:val="18"/>
+                <w:szCs w:val="18"/>
+                <w:rtl/>
+                <w:lang w:bidi="ar-SA"/>
+              </w:rPr>
+              <w:t xml:space="preserve"> (</w:t>
+            </w:r>
+            <w:r>
+              <w:rPr>
+                <w:rFonts w:ascii="Segoe UI" w:cs="Segoe UI" w:eastAsia="Segoe UI" w:hAnsi="Segoe UI" w:hint="cs"/>
+                <w:b w:val="false"/>
+                <w:sz w:val="18"/>
+                <w:szCs w:val="18"/>
+                <w:shd w:fill="F3EFE5" w:color="auto" w:val="clear"/>
+                <w:rtl w:val="false"/>
+                <w:lang w:bidi="ar-SA"/>
+              </w:rPr>
+              <w:t xml:space="preserve">lang.suggest.*</w:t>
+            </w:r>
+            <w:r>
+              <w:rPr>
+                <w:rFonts w:ascii="Segoe UI" w:cs="Segoe UI" w:eastAsia="Segoe UI" w:hAnsi="Segoe UI" w:hint="cs"/>
+                <w:b w:val="false"/>
+                <w:sz w:val="18"/>
+                <w:szCs w:val="18"/>
+                <w:rtl/>
+                <w:lang w:bidi="ar-SA"/>
+              </w:rPr>
+              <w:t xml:space="preserve">) وzh/de/ru باسم اللغة الأصلي حتى تمرّ بخطوط الترجمة. صفحة 404 تكشف كتلة لغة بادئة المسار (نصوص </w:t>
+            </w:r>
+            <w:r>
+              <w:rPr>
+                <w:rFonts w:ascii="Segoe UI" w:cs="Segoe UI" w:eastAsia="Segoe UI" w:hAnsi="Segoe UI" w:hint="cs"/>
+                <w:b w:val="false"/>
+                <w:sz w:val="18"/>
+                <w:szCs w:val="18"/>
+                <w:rtl w:val="false"/>
+                <w:lang w:bidi="ar-SA"/>
+              </w:rPr>
+              <w:t xml:space="preserve">zh/de/ru </w:t>
+            </w:r>
+            <w:r>
+              <w:rPr>
+                <w:rFonts w:ascii="Segoe UI" w:cs="Segoe UI" w:eastAsia="Segoe UI" w:hAnsi="Segoe UI" w:hint="cs"/>
+                <w:b w:val="false"/>
+                <w:sz w:val="18"/>
+                <w:szCs w:val="18"/>
+                <w:rtl/>
+                <w:lang w:bidi="ar-SA"/>
+              </w:rPr>
+              <w:t xml:space="preserve">من مفاتيح معتمدة). بيان تطبيق لكل لغة (</w:t>
+            </w:r>
+            <w:r>
+              <w:rPr>
+                <w:rFonts w:ascii="Segoe UI" w:cs="Segoe UI" w:eastAsia="Segoe UI" w:hAnsi="Segoe UI" w:hint="cs"/>
+                <w:b w:val="false"/>
+                <w:sz w:val="18"/>
+                <w:szCs w:val="18"/>
+                <w:shd w:fill="F3EFE5" w:color="auto" w:val="clear"/>
+                <w:rtl w:val="false"/>
+                <w:lang w:bidi="ar-SA"/>
+              </w:rPr>
+              <w:t xml:space="preserve">/{lang}/site.webmanifest</w:t>
+            </w:r>
+            <w:r>
+              <w:rPr>
+                <w:rFonts w:ascii="Segoe UI" w:cs="Segoe UI" w:eastAsia="Segoe UI" w:hAnsi="Segoe UI" w:hint="cs"/>
+                <w:b w:val="false"/>
+                <w:sz w:val="18"/>
+                <w:szCs w:val="18"/>
+                <w:rtl/>
+                <w:lang w:bidi="ar-SA"/>
+              </w:rPr>
+              <w:t xml:space="preserve">) و</w:t>
+            </w:r>
+            <w:r>
+              <w:rPr>
+                <w:rFonts w:ascii="Segoe UI" w:cs="Segoe UI" w:eastAsia="Segoe UI" w:hAnsi="Segoe UI" w:hint="cs"/>
+                <w:b w:val="false"/>
+                <w:sz w:val="18"/>
+                <w:szCs w:val="18"/>
+                <w:shd w:fill="F3EFE5" w:color="auto" w:val="clear"/>
+                <w:rtl w:val="false"/>
+                <w:lang w:bidi="ar-SA"/>
+              </w:rPr>
+              <w:t xml:space="preserve">Base</w:t>
+            </w:r>
+            <w:r>
+              <w:rPr>
+                <w:rFonts w:ascii="Segoe UI" w:cs="Segoe UI" w:eastAsia="Segoe UI" w:hAnsi="Segoe UI" w:hint="cs"/>
+                <w:b w:val="false"/>
+                <w:sz w:val="18"/>
+                <w:szCs w:val="18"/>
+                <w:rtl/>
+                <w:lang w:bidi="ar-SA"/>
+              </w:rPr>
+              <w:t xml:space="preserve"> يربطه. </w:t>
+            </w:r>
+            <w:r>
+              <w:rPr>
+                <w:rFonts w:ascii="Segoe UI" w:cs="Segoe UI" w:eastAsia="Segoe UI" w:hAnsi="Segoe UI" w:hint="cs"/>
+                <w:b w:val="false"/>
+                <w:sz w:val="18"/>
+                <w:szCs w:val="18"/>
+                <w:shd w:fill="F3EFE5" w:color="auto" w:val="clear"/>
+                <w:rtl w:val="false"/>
+                <w:lang w:bidi="ar-SA"/>
+              </w:rPr>
+              <w:t xml:space="preserve">LANG_META</w:t>
+            </w:r>
+            <w:r>
+              <w:rPr>
+                <w:rFonts w:ascii="Segoe UI" w:cs="Segoe UI" w:eastAsia="Segoe UI" w:hAnsi="Segoe UI" w:hint="cs"/>
+                <w:b w:val="false"/>
+                <w:sz w:val="18"/>
+                <w:szCs w:val="18"/>
+                <w:rtl/>
+                <w:lang w:bidi="ar-SA"/>
+              </w:rPr>
+              <w:t xml:space="preserve"> صار مصدراً واحداً في </w:t>
+            </w:r>
+            <w:r>
+              <w:rPr>
+                <w:rFonts w:ascii="Segoe UI" w:cs="Segoe UI" w:eastAsia="Segoe UI" w:hAnsi="Segoe UI" w:hint="cs"/>
+                <w:b w:val="false"/>
+                <w:sz w:val="18"/>
+                <w:szCs w:val="18"/>
+                <w:shd w:fill="F3EFE5" w:color="auto" w:val="clear"/>
+                <w:rtl w:val="false"/>
+                <w:lang w:bidi="ar-SA"/>
+              </w:rPr>
+              <w:t xml:space="preserve">src/i18n/langs.ts</w:t>
+            </w:r>
+            <w:r>
+              <w:rPr>
+                <w:rFonts w:ascii="Segoe UI" w:cs="Segoe UI" w:eastAsia="Segoe UI" w:hAnsi="Segoe UI" w:hint="cs"/>
+                <w:b w:val="false"/>
+                <w:sz w:val="18"/>
+                <w:szCs w:val="18"/>
+                <w:rtl/>
+                <w:lang w:bidi="ar-SA"/>
+              </w:rPr>
+              <w:t xml:space="preserve">.</w:t>
+            </w:r>
+          </w:p>
+        </w:tc>
+        <w:tc>
+          <w:tcPr>
+            <w:tcW w:type="dxa" w:w="4618"/>
+            <w:shd w:fill="FAF8F2" w:color="auto" w:val="clear"/>
+            <w:tcMar>
+              <w:top w:type="dxa" w:w="40"/>
+              <w:left w:type="dxa" w:w="70"/>
+              <w:bottom w:type="dxa" w:w="40"/>
+              <w:right w:type="dxa" w:w="70"/>
+            </w:tcMar>
+          </w:tcPr>
+          <w:p>
+            <w:pPr>
+              <w:bidi/>
+              <w:spacing w:after="0" w:before="0" w:line="250"/>
+              <w:jc w:val="start"/>
+            </w:pPr>
+            <w:r>
+              <w:rPr>
+                <w:rFonts w:ascii="Segoe UI" w:cs="Segoe UI" w:eastAsia="Segoe UI" w:hAnsi="Segoe UI" w:hint="cs"/>
+                <w:b w:val="false"/>
+                <w:sz w:val="18"/>
+                <w:szCs w:val="18"/>
+                <w:shd w:fill="F3EFE5" w:color="auto" w:val="clear"/>
+                <w:rtl w:val="false"/>
+                <w:lang w:bidi="ar-SA"/>
+              </w:rPr>
+              <w:t xml:space="preserve">tools/test-lang-suggest.mjs</w:t>
+            </w:r>
+            <w:r>
+              <w:rPr>
+                <w:rFonts w:ascii="Segoe UI" w:cs="Segoe UI" w:eastAsia="Segoe UI" w:hAnsi="Segoe UI" w:hint="cs"/>
+                <w:b w:val="false"/>
+                <w:sz w:val="18"/>
+                <w:szCs w:val="18"/>
+                <w:rtl/>
+                <w:lang w:bidi="ar-SA"/>
+              </w:rPr>
+              <w:t xml:space="preserve">: 35/35 (سيناريوهات اللغات، الرفض والقياس، 404 بخمس لغات، البيانات الخمسة، </w:t>
+            </w:r>
+            <w:r>
+              <w:rPr>
+                <w:rFonts w:ascii="Segoe UI" w:cs="Segoe UI" w:eastAsia="Segoe UI" w:hAnsi="Segoe UI" w:hint="cs"/>
+                <w:b w:val="false"/>
+                <w:sz w:val="18"/>
+                <w:szCs w:val="18"/>
+                <w:rtl w:val="false"/>
+                <w:lang w:bidi="ar-SA"/>
+              </w:rPr>
+              <w:t xml:space="preserve">axe-core 0 </w:t>
+            </w:r>
+            <w:r>
+              <w:rPr>
+                <w:rFonts w:ascii="Segoe UI" w:cs="Segoe UI" w:eastAsia="Segoe UI" w:hAnsi="Segoe UI" w:hint="cs"/>
+                <w:b w:val="false"/>
+                <w:sz w:val="18"/>
+                <w:szCs w:val="18"/>
+                <w:rtl/>
+                <w:lang w:bidi="ar-SA"/>
+              </w:rPr>
+              <w:t xml:space="preserve">مخالفات على 4 صفحات)؛ </w:t>
+            </w:r>
+            <w:r>
+              <w:rPr>
+                <w:rFonts w:ascii="Segoe UI" w:cs="Segoe UI" w:eastAsia="Segoe UI" w:hAnsi="Segoe UI" w:hint="cs"/>
+                <w:b w:val="false"/>
+                <w:sz w:val="18"/>
+                <w:szCs w:val="18"/>
+                <w:shd w:fill="F3EFE5" w:color="auto" w:val="clear"/>
+                <w:rtl w:val="false"/>
+                <w:lang w:bidi="ar-SA"/>
+              </w:rPr>
+              <w:t xml:space="preserve">test-analytics-events.mjs</w:t>
+            </w:r>
+            <w:r>
+              <w:rPr>
+                <w:rFonts w:ascii="Segoe UI" w:cs="Segoe UI" w:eastAsia="Segoe UI" w:hAnsi="Segoe UI" w:hint="cs"/>
+                <w:b w:val="false"/>
+                <w:sz w:val="18"/>
+                <w:szCs w:val="18"/>
+                <w:rtl/>
+                <w:lang w:bidi="ar-SA"/>
+              </w:rPr>
+              <w:t xml:space="preserve"> 18/18؛ </w:t>
+            </w:r>
+            <w:r>
+              <w:rPr>
+                <w:rFonts w:ascii="Segoe UI" w:cs="Segoe UI" w:eastAsia="Segoe UI" w:hAnsi="Segoe UI" w:hint="cs"/>
+                <w:b w:val="false"/>
+                <w:sz w:val="18"/>
+                <w:szCs w:val="18"/>
+                <w:shd w:fill="F3EFE5" w:color="auto" w:val="clear"/>
+                <w:rtl w:val="false"/>
+                <w:lang w:bidi="ar-SA"/>
+              </w:rPr>
+              <w:t xml:space="preserve">npm run build</w:t>
+            </w:r>
+            <w:r>
+              <w:rPr>
+                <w:rFonts w:ascii="Segoe UI" w:cs="Segoe UI" w:eastAsia="Segoe UI" w:hAnsi="Segoe UI" w:hint="cs"/>
+                <w:b w:val="false"/>
+                <w:sz w:val="18"/>
+                <w:szCs w:val="18"/>
+                <w:rtl/>
+                <w:lang w:bidi="ar-SA"/>
+              </w:rPr>
+              <w:t xml:space="preserve"> أخضر (24 فحصاً).</w:t>
+            </w:r>
+          </w:p>
+        </w:tc>
+      </w:tr>
+      <w:tr>
+        <w:trPr>
+          <w:cantSplit/>
+        </w:trPr>
+        <w:tc>
+          <w:tcPr>
+            <w:tcW w:type="dxa" w:w="520"/>
+            <w:tcMar>
+              <w:top w:type="dxa" w:w="40"/>
+              <w:left w:type="dxa" w:w="70"/>
+              <w:bottom w:type="dxa" w:w="40"/>
+              <w:right w:type="dxa" w:w="70"/>
+            </w:tcMar>
+          </w:tcPr>
+          <w:p>
+            <w:pPr>
+              <w:bidi/>
+              <w:spacing w:after="0" w:before="0" w:line="250"/>
+              <w:jc w:val="start"/>
+            </w:pPr>
+            <w:r>
+              <w:rPr>
+                <w:rFonts w:ascii="Segoe UI" w:cs="Segoe UI" w:eastAsia="Segoe UI" w:hAnsi="Segoe UI" w:hint="cs"/>
+                <w:b w:val="false"/>
+                <w:sz w:val="18"/>
+                <w:szCs w:val="18"/>
+                <w:rtl/>
+                <w:lang w:bidi="ar-SA"/>
+              </w:rPr>
+              <w:t xml:space="preserve">3</w:t>
+            </w:r>
+          </w:p>
+        </w:tc>
+        <w:tc>
+          <w:tcPr>
+            <w:tcW w:type="dxa" w:w="3350"/>
+            <w:tcMar>
+              <w:top w:type="dxa" w:w="40"/>
+              <w:left w:type="dxa" w:w="70"/>
+              <w:bottom w:type="dxa" w:w="40"/>
+              <w:right w:type="dxa" w:w="70"/>
+            </w:tcMar>
+          </w:tcPr>
+          <w:p>
+            <w:pPr>
+              <w:bidi/>
+              <w:spacing w:after="0" w:before="0" w:line="250"/>
+              <w:jc w:val="start"/>
+            </w:pPr>
+            <w:r>
+              <w:rPr>
+                <w:rFonts w:ascii="Segoe UI" w:cs="Segoe UI" w:eastAsia="Segoe UI" w:hAnsi="Segoe UI" w:hint="cs"/>
+                <w:b w:val="false"/>
+                <w:sz w:val="18"/>
+                <w:szCs w:val="18"/>
+                <w:rtl/>
+                <w:lang w:bidi="ar-SA"/>
+              </w:rPr>
+              <w:t xml:space="preserve">2026-09-08</w:t>
+            </w:r>
+          </w:p>
+        </w:tc>
+        <w:tc>
+          <w:tcPr>
+            <w:tcW w:type="dxa" w:w="1150"/>
+            <w:tcMar>
+              <w:top w:type="dxa" w:w="40"/>
+              <w:left w:type="dxa" w:w="70"/>
+              <w:bottom w:type="dxa" w:w="40"/>
+              <w:right w:type="dxa" w:w="70"/>
+            </w:tcMar>
+          </w:tcPr>
+          <w:p>
+            <w:pPr>
+              <w:bidi/>
+              <w:spacing w:after="0" w:before="0" w:line="250"/>
+              <w:jc w:val="start"/>
+            </w:pPr>
+            <w:r>
+              <w:rPr>
+                <w:rFonts w:ascii="Segoe UI" w:cs="Segoe UI" w:eastAsia="Segoe UI" w:hAnsi="Segoe UI" w:hint="cs"/>
+                <w:b w:val="false"/>
+                <w:sz w:val="18"/>
+                <w:szCs w:val="18"/>
+                <w:rtl/>
+                <w:lang w:bidi="ar-SA"/>
+              </w:rPr>
+              <w:t xml:space="preserve">(1) فيديو الهيرو لا يبدأ إلا بعد </w:t>
+            </w:r>
+            <w:r>
+              <w:rPr>
+                <w:rFonts w:ascii="Segoe UI" w:cs="Segoe UI" w:eastAsia="Segoe UI" w:hAnsi="Segoe UI" w:hint="cs"/>
+                <w:b w:val="false"/>
+                <w:sz w:val="18"/>
+                <w:szCs w:val="18"/>
+                <w:shd w:fill="F3EFE5" w:color="auto" w:val="clear"/>
+                <w:rtl w:val="false"/>
+                <w:lang w:bidi="ar-SA"/>
+              </w:rPr>
+              <w:t xml:space="preserve">load</w:t>
+            </w:r>
+            <w:r>
+              <w:rPr>
+                <w:rFonts w:ascii="Segoe UI" w:cs="Segoe UI" w:eastAsia="Segoe UI" w:hAnsi="Segoe UI" w:hint="cs"/>
+                <w:b w:val="false"/>
+                <w:sz w:val="18"/>
+                <w:szCs w:val="18"/>
+                <w:rtl/>
+                <w:lang w:bidi="ar-SA"/>
+              </w:rPr>
+              <w:t xml:space="preserve"> ثم خمول، وعلى الجوال بعد 3 ثوانٍ أخرى، ويُتخطّى على </w:t>
+            </w:r>
+            <w:r>
+              <w:rPr>
+                <w:rFonts w:ascii="Segoe UI" w:cs="Segoe UI" w:eastAsia="Segoe UI" w:hAnsi="Segoe UI" w:hint="cs"/>
+                <w:b w:val="false"/>
+                <w:sz w:val="18"/>
+                <w:szCs w:val="18"/>
+                <w:shd w:fill="F3EFE5" w:color="auto" w:val="clear"/>
+                <w:rtl w:val="false"/>
+                <w:lang w:bidi="ar-SA"/>
+              </w:rPr>
+              <w:t xml:space="preserve">saveData</w:t>
+            </w:r>
+            <w:r>
+              <w:rPr>
+                <w:rFonts w:ascii="Segoe UI" w:cs="Segoe UI" w:eastAsia="Segoe UI" w:hAnsi="Segoe UI" w:hint="cs"/>
+                <w:b w:val="false"/>
+                <w:sz w:val="18"/>
+                <w:szCs w:val="18"/>
+                <w:rtl/>
+                <w:lang w:bidi="ar-SA"/>
+              </w:rPr>
+              <w:t xml:space="preserve"> و2g/3g (كان يبدأ عند 450 مللي ثانية). (2) الوجوه السيريلية تُعلَن في </w:t>
+            </w:r>
+            <w:r>
+              <w:rPr>
+                <w:rFonts w:ascii="Segoe UI" w:cs="Segoe UI" w:eastAsia="Segoe UI" w:hAnsi="Segoe UI" w:hint="cs"/>
+                <w:b w:val="false"/>
+                <w:sz w:val="18"/>
+                <w:szCs w:val="18"/>
+                <w:shd w:fill="F3EFE5" w:color="auto" w:val="clear"/>
+                <w:rtl w:val="false"/>
+                <w:lang w:bidi="ar-SA"/>
+              </w:rPr>
+              <w:t xml:space="preserve">fonts.css</w:t>
+            </w:r>
+            <w:r>
+              <w:rPr>
+                <w:rFonts w:ascii="Segoe UI" w:cs="Segoe UI" w:eastAsia="Segoe UI" w:hAnsi="Segoe UI" w:hint="cs"/>
+                <w:b w:val="false"/>
+                <w:sz w:val="18"/>
+                <w:szCs w:val="18"/>
+                <w:rtl/>
+                <w:lang w:bidi="ar-SA"/>
+              </w:rPr>
+              <w:t xml:space="preserve"> بـ</w:t>
+            </w:r>
+            <w:r>
+              <w:rPr>
+                <w:rFonts w:ascii="Segoe UI" w:cs="Segoe UI" w:eastAsia="Segoe UI" w:hAnsi="Segoe UI" w:hint="cs"/>
+                <w:b w:val="false"/>
+                <w:sz w:val="18"/>
+                <w:szCs w:val="18"/>
+                <w:shd w:fill="F3EFE5" w:color="auto" w:val="clear"/>
+                <w:rtl w:val="false"/>
+                <w:lang w:bidi="ar-SA"/>
+              </w:rPr>
+              <w:t xml:space="preserve">unicode-range</w:t>
+            </w:r>
+            <w:r>
+              <w:rPr>
+                <w:rFonts w:ascii="Segoe UI" w:cs="Segoe UI" w:eastAsia="Segoe UI" w:hAnsi="Segoe UI" w:hint="cs"/>
+                <w:b w:val="false"/>
+                <w:sz w:val="18"/>
+                <w:szCs w:val="18"/>
+                <w:rtl/>
+                <w:lang w:bidi="ar-SA"/>
+              </w:rPr>
+              <w:t xml:space="preserve"> (ملفات </w:t>
+            </w:r>
+            <w:r>
+              <w:rPr>
+                <w:rFonts w:ascii="Segoe UI" w:cs="Segoe UI" w:eastAsia="Segoe UI" w:hAnsi="Segoe UI" w:hint="cs"/>
+                <w:b w:val="false"/>
+                <w:sz w:val="18"/>
+                <w:szCs w:val="18"/>
+                <w:rtl w:val="false"/>
+                <w:lang w:bidi="ar-SA"/>
+              </w:rPr>
+              <w:t xml:space="preserve">fontsource </w:t>
+            </w:r>
+            <w:r>
+              <w:rPr>
+                <w:rFonts w:ascii="Segoe UI" w:cs="Segoe UI" w:eastAsia="Segoe UI" w:hAnsi="Segoe UI" w:hint="cs"/>
+                <w:b w:val="false"/>
+                <w:sz w:val="18"/>
+                <w:szCs w:val="18"/>
+                <w:rtl/>
+                <w:lang w:bidi="ar-SA"/>
+              </w:rPr>
+              <w:t xml:space="preserve">الفرعية بلا نطاق) — 0 ملف سيريلي خارج </w:t>
+            </w:r>
+            <w:r>
+              <w:rPr>
+                <w:rFonts w:ascii="Segoe UI" w:cs="Segoe UI" w:eastAsia="Segoe UI" w:hAnsi="Segoe UI" w:hint="cs"/>
+                <w:b w:val="false"/>
+                <w:sz w:val="18"/>
+                <w:szCs w:val="18"/>
+                <w:shd w:fill="F3EFE5" w:color="auto" w:val="clear"/>
+                <w:rtl w:val="false"/>
+                <w:lang w:bidi="ar-SA"/>
+              </w:rPr>
+              <w:t xml:space="preserve">/ru/</w:t>
+            </w:r>
+            <w:r>
+              <w:rPr>
+                <w:rFonts w:ascii="Segoe UI" w:cs="Segoe UI" w:eastAsia="Segoe UI" w:hAnsi="Segoe UI" w:hint="cs"/>
+                <w:b w:val="false"/>
+                <w:sz w:val="18"/>
+                <w:szCs w:val="18"/>
+                <w:rtl/>
+                <w:lang w:bidi="ar-SA"/>
+              </w:rPr>
+              <w:t xml:space="preserve"> بدل 5–6 في كل صفحة. (3) خطوط </w:t>
+            </w:r>
+            <w:r>
+              <w:rPr>
+                <w:rFonts w:ascii="Segoe UI" w:cs="Segoe UI" w:eastAsia="Segoe UI" w:hAnsi="Segoe UI" w:hint="cs"/>
+                <w:b w:val="false"/>
+                <w:sz w:val="18"/>
+                <w:szCs w:val="18"/>
+                <w:rtl w:val="false"/>
+                <w:lang w:bidi="ar-SA"/>
+              </w:rPr>
+              <w:t xml:space="preserve">Plex </w:t>
+            </w:r>
+            <w:r>
+              <w:rPr>
+                <w:rFonts w:ascii="Segoe UI" w:cs="Segoe UI" w:eastAsia="Segoe UI" w:hAnsi="Segoe UI" w:hint="cs"/>
+                <w:b w:val="false"/>
+                <w:sz w:val="18"/>
+                <w:szCs w:val="18"/>
+                <w:rtl/>
+                <w:lang w:bidi="ar-SA"/>
+              </w:rPr>
+              <w:t xml:space="preserve">العربية مُشذَّبة إلى الكتلة الأساسية (الموقع يستعمل 50 محرفاً منها): 133 → 90 كيلوبايت للأوزان الثلاثة. (4) </w:t>
+            </w:r>
+            <w:r>
+              <w:rPr>
+                <w:rFonts w:ascii="Segoe UI" w:cs="Segoe UI" w:eastAsia="Segoe UI" w:hAnsi="Segoe UI" w:hint="cs"/>
+                <w:b w:val="false"/>
+                <w:sz w:val="18"/>
+                <w:szCs w:val="18"/>
+                <w:shd w:fill="F3EFE5" w:color="auto" w:val="clear"/>
+                <w:rtl w:val="false"/>
+                <w:lang w:bidi="ar-SA"/>
+              </w:rPr>
+              <w:t xml:space="preserve">inlineStylesheets: 'always'</w:t>
+            </w:r>
+            <w:r>
+              <w:rPr>
+                <w:rFonts w:ascii="Segoe UI" w:cs="Segoe UI" w:eastAsia="Segoe UI" w:hAnsi="Segoe UI" w:hint="cs"/>
+                <w:b w:val="false"/>
+                <w:sz w:val="18"/>
+                <w:szCs w:val="18"/>
+                <w:rtl/>
+                <w:lang w:bidi="ar-SA"/>
+              </w:rPr>
+              <w:t xml:space="preserve">: 0 ملف </w:t>
+            </w:r>
+            <w:r>
+              <w:rPr>
+                <w:rFonts w:ascii="Segoe UI" w:cs="Segoe UI" w:eastAsia="Segoe UI" w:hAnsi="Segoe UI" w:hint="cs"/>
+                <w:b w:val="false"/>
+                <w:sz w:val="18"/>
+                <w:szCs w:val="18"/>
+                <w:rtl w:val="false"/>
+                <w:lang w:bidi="ar-SA"/>
+              </w:rPr>
+              <w:t xml:space="preserve">CSS </w:t>
+            </w:r>
+            <w:r>
+              <w:rPr>
+                <w:rFonts w:ascii="Segoe UI" w:cs="Segoe UI" w:eastAsia="Segoe UI" w:hAnsi="Segoe UI" w:hint="cs"/>
+                <w:b w:val="false"/>
+                <w:sz w:val="18"/>
+                <w:szCs w:val="18"/>
+                <w:rtl/>
+                <w:lang w:bidi="ar-SA"/>
+              </w:rPr>
+              <w:t xml:space="preserve">حاجب بدل 3. (5) إزالة </w:t>
+            </w:r>
+            <w:r>
+              <w:rPr>
+                <w:rFonts w:ascii="Segoe UI" w:cs="Segoe UI" w:eastAsia="Segoe UI" w:hAnsi="Segoe UI" w:hint="cs"/>
+                <w:b w:val="false"/>
+                <w:sz w:val="18"/>
+                <w:szCs w:val="18"/>
+                <w:shd w:fill="F3EFE5" w:color="auto" w:val="clear"/>
+                <w:rtl w:val="false"/>
+                <w:lang w:bidi="ar-SA"/>
+              </w:rPr>
+              <w:t xml:space="preserve">text-rendering: optimizeLegibility</w:t>
+            </w:r>
+            <w:r>
+              <w:rPr>
+                <w:rFonts w:ascii="Segoe UI" w:cs="Segoe UI" w:eastAsia="Segoe UI" w:hAnsi="Segoe UI" w:hint="cs"/>
+                <w:b w:val="false"/>
+                <w:sz w:val="18"/>
+                <w:szCs w:val="18"/>
+                <w:rtl/>
+                <w:lang w:bidi="ar-SA"/>
+              </w:rPr>
+              <w:t xml:space="preserve"> (قياس </w:t>
+            </w:r>
+            <w:r>
+              <w:rPr>
+                <w:rFonts w:ascii="Segoe UI" w:cs="Segoe UI" w:eastAsia="Segoe UI" w:hAnsi="Segoe UI" w:hint="cs"/>
+                <w:b w:val="false"/>
+                <w:sz w:val="18"/>
+                <w:szCs w:val="18"/>
+                <w:rtl w:val="false"/>
+                <w:lang w:bidi="ar-SA"/>
+              </w:rPr>
+              <w:t xml:space="preserve">A/B </w:t>
+            </w:r>
+            <w:r>
+              <w:rPr>
+                <w:rFonts w:ascii="Segoe UI" w:cs="Segoe UI" w:eastAsia="Segoe UI" w:hAnsi="Segoe UI" w:hint="cs"/>
+                <w:b w:val="false"/>
+                <w:sz w:val="18"/>
+                <w:szCs w:val="18"/>
+                <w:rtl/>
+                <w:lang w:bidi="ar-SA"/>
+              </w:rPr>
+              <w:t xml:space="preserve">على الرئيسية العربية: الأداء 81 → 88). (6) الصور الكسولة </w:t>
+            </w:r>
+            <w:r>
+              <w:rPr>
+                <w:rFonts w:ascii="Segoe UI" w:cs="Segoe UI" w:eastAsia="Segoe UI" w:hAnsi="Segoe UI" w:hint="cs"/>
+                <w:b w:val="false"/>
+                <w:sz w:val="18"/>
+                <w:szCs w:val="18"/>
+                <w:shd w:fill="F3EFE5" w:color="auto" w:val="clear"/>
+                <w:rtl w:val="false"/>
+                <w:lang w:bidi="ar-SA"/>
+              </w:rPr>
+              <w:t xml:space="preserve">fetchpriority="low"</w:t>
+            </w:r>
+            <w:r>
+              <w:rPr>
+                <w:rFonts w:ascii="Segoe UI" w:cs="Segoe UI" w:eastAsia="Segoe UI" w:hAnsi="Segoe UI" w:hint="cs"/>
+                <w:b w:val="false"/>
+                <w:sz w:val="18"/>
+                <w:szCs w:val="18"/>
+                <w:rtl/>
+                <w:lang w:bidi="ar-SA"/>
+              </w:rPr>
+              <w:t xml:space="preserve">. </w:t>
+            </w:r>
+            <w:r>
+              <w:rPr>
+                <w:rFonts w:ascii="Segoe UI" w:cs="Segoe UI" w:eastAsia="Segoe UI" w:hAnsi="Segoe UI" w:hint="cs"/>
+                <w:b/>
+                <w:bCs/>
+                <w:sz w:val="18"/>
+                <w:szCs w:val="18"/>
+                <w:rtl/>
+                <w:lang w:bidi="ar-SA"/>
+              </w:rPr>
+              <w:t xml:space="preserve">المقيس على المحاكاة:</w:t>
+            </w:r>
+            <w:r>
+              <w:rPr>
+                <w:rFonts w:ascii="Segoe UI" w:cs="Segoe UI" w:eastAsia="Segoe UI" w:hAnsi="Segoe UI" w:hint="cs"/>
+                <w:b w:val="false"/>
+                <w:sz w:val="18"/>
+                <w:szCs w:val="18"/>
+                <w:rtl/>
+                <w:lang w:bidi="ar-SA"/>
+              </w:rPr>
+              <w:t xml:space="preserve"> الرئيسية العربية 17 ملف خط/365 كيلوبايت → 11/250، والإنجليزية 14/239 → 8/166؛ حجم الصفحة وقت الفحص 1985 → 615 كيلوبايت (عربي) و1788 → 461 (إنجليزي).</w:t>
+            </w:r>
+          </w:p>
+        </w:tc>
+        <w:tc>
+          <w:tcPr>
+            <w:tcW w:type="dxa" w:w="4618"/>
+            <w:tcMar>
+              <w:top w:type="dxa" w:w="40"/>
+              <w:left w:type="dxa" w:w="70"/>
+              <w:bottom w:type="dxa" w:w="40"/>
+              <w:right w:type="dxa" w:w="70"/>
+            </w:tcMar>
+          </w:tcPr>
+          <w:p>
+            <w:pPr>
+              <w:bidi/>
+              <w:spacing w:after="0" w:before="0" w:line="250"/>
+              <w:jc w:val="start"/>
+            </w:pPr>
+            <w:r>
+              <w:rPr>
+                <w:rFonts w:ascii="Segoe UI" w:cs="Segoe UI" w:eastAsia="Segoe UI" w:hAnsi="Segoe UI" w:hint="cs"/>
+                <w:b w:val="false"/>
+                <w:sz w:val="18"/>
+                <w:szCs w:val="18"/>
+                <w:shd w:fill="F3EFE5" w:color="auto" w:val="clear"/>
+                <w:rtl w:val="false"/>
+                <w:lang w:bidi="ar-SA"/>
+              </w:rPr>
+              <w:t xml:space="preserve">tools/lighthouse-gate.mjs</w:t>
+            </w:r>
+            <w:r>
+              <w:rPr>
+                <w:rFonts w:ascii="Segoe UI" w:cs="Segoe UI" w:eastAsia="Segoe UI" w:hAnsi="Segoe UI" w:hint="cs"/>
+                <w:b w:val="false"/>
+                <w:sz w:val="18"/>
+                <w:szCs w:val="18"/>
+                <w:rtl/>
+                <w:lang w:bidi="ar-SA"/>
+              </w:rPr>
+              <w:t xml:space="preserve"> (وسيط 3 تشغيلات) بميزانيات حتمية: لا </w:t>
+            </w:r>
+            <w:r>
+              <w:rPr>
+                <w:rFonts w:ascii="Segoe UI" w:cs="Segoe UI" w:eastAsia="Segoe UI" w:hAnsi="Segoe UI" w:hint="cs"/>
+                <w:b w:val="false"/>
+                <w:sz w:val="18"/>
+                <w:szCs w:val="18"/>
+                <w:rtl w:val="false"/>
+                <w:lang w:bidi="ar-SA"/>
+              </w:rPr>
+              <w:t xml:space="preserve">CSS </w:t>
+            </w:r>
+            <w:r>
+              <w:rPr>
+                <w:rFonts w:ascii="Segoe UI" w:cs="Segoe UI" w:eastAsia="Segoe UI" w:hAnsi="Segoe UI" w:hint="cs"/>
+                <w:b w:val="false"/>
+                <w:sz w:val="18"/>
+                <w:szCs w:val="18"/>
+                <w:rtl/>
+                <w:lang w:bidi="ar-SA"/>
+              </w:rPr>
+              <w:t xml:space="preserve">حاجب، لا سيريلي خارج /ru/، خطوط ≤ 12 ملفاً و≤ 270 كيلوبايت، لا فيديو قبل LCP، صورة </w:t>
+            </w:r>
+            <w:r>
+              <w:rPr>
+                <w:rFonts w:ascii="Segoe UI" w:cs="Segoe UI" w:eastAsia="Segoe UI" w:hAnsi="Segoe UI" w:hint="cs"/>
+                <w:b w:val="false"/>
+                <w:sz w:val="18"/>
+                <w:szCs w:val="18"/>
+                <w:rtl w:val="false"/>
+                <w:lang w:bidi="ar-SA"/>
+              </w:rPr>
+              <w:t xml:space="preserve">LCP </w:t>
+            </w:r>
+            <w:r>
+              <w:rPr>
+                <w:rFonts w:ascii="Segoe UI" w:cs="Segoe UI" w:eastAsia="Segoe UI" w:hAnsi="Segoe UI" w:hint="cs"/>
+                <w:b w:val="false"/>
+                <w:sz w:val="18"/>
+                <w:szCs w:val="18"/>
+                <w:rtl/>
+                <w:lang w:bidi="ar-SA"/>
+              </w:rPr>
+              <w:t xml:space="preserve">محمَّلة مسبقاً؛ وحارسا محاكاة خشنان </w:t>
+            </w:r>
+            <w:r>
+              <w:rPr>
+                <w:rFonts w:ascii="Segoe UI" w:cs="Segoe UI" w:eastAsia="Segoe UI" w:hAnsi="Segoe UI" w:hint="cs"/>
+                <w:b w:val="false"/>
+                <w:sz w:val="18"/>
+                <w:szCs w:val="18"/>
+                <w:rtl w:val="false"/>
+                <w:lang w:bidi="ar-SA"/>
+              </w:rPr>
+              <w:t xml:space="preserve">(LCP ≤ 4 </w:t>
+            </w:r>
+            <w:r>
+              <w:rPr>
+                <w:rFonts w:ascii="Segoe UI" w:cs="Segoe UI" w:eastAsia="Segoe UI" w:hAnsi="Segoe UI" w:hint="cs"/>
+                <w:b w:val="false"/>
+                <w:sz w:val="18"/>
+                <w:szCs w:val="18"/>
+                <w:rtl/>
+                <w:lang w:bidi="ar-SA"/>
+              </w:rPr>
+              <w:t xml:space="preserve">ث، أداء ≥ 80). </w:t>
+            </w:r>
+            <w:r>
+              <w:rPr>
+                <w:rFonts w:ascii="Segoe UI" w:cs="Segoe UI" w:eastAsia="Segoe UI" w:hAnsi="Segoe UI" w:hint="cs"/>
+                <w:b/>
+                <w:bCs/>
+                <w:sz w:val="18"/>
+                <w:szCs w:val="18"/>
+                <w:rtl/>
+                <w:lang w:bidi="ar-SA"/>
+              </w:rPr>
+              <w:t xml:space="preserve">انحراف مُعلَن عن الخطة:</w:t>
+            </w:r>
+            <w:r>
+              <w:rPr>
+                <w:rFonts w:ascii="Segoe UI" w:cs="Segoe UI" w:eastAsia="Segoe UI" w:hAnsi="Segoe UI" w:hint="cs"/>
+                <w:b w:val="false"/>
+                <w:sz w:val="18"/>
+                <w:szCs w:val="18"/>
+                <w:rtl/>
+                <w:lang w:bidi="ar-SA"/>
+              </w:rPr>
+              <w:t xml:space="preserve"> عتبة </w:t>
+            </w:r>
+            <w:r>
+              <w:rPr>
+                <w:rFonts w:ascii="Segoe UI" w:cs="Segoe UI" w:eastAsia="Segoe UI" w:hAnsi="Segoe UI" w:hint="cs"/>
+                <w:b w:val="false"/>
+                <w:sz w:val="18"/>
+                <w:szCs w:val="18"/>
+                <w:rtl w:val="false"/>
+                <w:lang w:bidi="ar-SA"/>
+              </w:rPr>
+              <w:t xml:space="preserve">LCP ≤ 2.5 </w:t>
+            </w:r>
+            <w:r>
+              <w:rPr>
+                <w:rFonts w:ascii="Segoe UI" w:cs="Segoe UI" w:eastAsia="Segoe UI" w:hAnsi="Segoe UI" w:hint="cs"/>
+                <w:b w:val="false"/>
+                <w:sz w:val="18"/>
+                <w:szCs w:val="18"/>
+                <w:rtl/>
+                <w:lang w:bidi="ar-SA"/>
+              </w:rPr>
+              <w:t xml:space="preserve">ث لا تصلح بوابةً في المحاكاة لأن البناء نفسه قاس 1.6 و3.6 ثانية على الآلة نفسها خلال 10 دقائق </w:t>
+            </w:r>
+            <w:r>
+              <w:rPr>
+                <w:rFonts w:ascii="Segoe UI" w:cs="Segoe UI" w:eastAsia="Segoe UI" w:hAnsi="Segoe UI" w:hint="cs"/>
+                <w:b w:val="false"/>
+                <w:sz w:val="18"/>
+                <w:szCs w:val="18"/>
+                <w:rtl w:val="false"/>
+                <w:lang w:bidi="ar-SA"/>
+              </w:rPr>
+              <w:t xml:space="preserve">(Lantern </w:t>
+            </w:r>
+            <w:r>
+              <w:rPr>
+                <w:rFonts w:ascii="Segoe UI" w:cs="Segoe UI" w:eastAsia="Segoe UI" w:hAnsi="Segoe UI" w:hint="cs"/>
+                <w:b w:val="false"/>
+                <w:sz w:val="18"/>
+                <w:szCs w:val="18"/>
+                <w:rtl/>
+                <w:lang w:bidi="ar-SA"/>
+              </w:rPr>
+              <w:t xml:space="preserve">يستند إلى أثر </w:t>
+            </w:r>
+            <w:r>
+              <w:rPr>
+                <w:rFonts w:ascii="Segoe UI" w:cs="Segoe UI" w:eastAsia="Segoe UI" w:hAnsi="Segoe UI" w:hint="cs"/>
+                <w:b w:val="false"/>
+                <w:sz w:val="18"/>
+                <w:szCs w:val="18"/>
+                <w:rtl w:val="false"/>
+                <w:lang w:bidi="ar-SA"/>
+              </w:rPr>
+              <w:t xml:space="preserve">CPU </w:t>
+            </w:r>
+            <w:r>
+              <w:rPr>
+                <w:rFonts w:ascii="Segoe UI" w:cs="Segoe UI" w:eastAsia="Segoe UI" w:hAnsi="Segoe UI" w:hint="cs"/>
+                <w:b w:val="false"/>
+                <w:sz w:val="18"/>
+                <w:szCs w:val="18"/>
+                <w:rtl/>
+                <w:lang w:bidi="ar-SA"/>
+              </w:rPr>
+              <w:t xml:space="preserve">فعلي متقلّب)؛ فالهدف 2.5 ث يُقرأ ميدانياً من </w:t>
+            </w:r>
+            <w:r>
+              <w:rPr>
+                <w:rFonts w:ascii="Segoe UI" w:cs="Segoe UI" w:eastAsia="Segoe UI" w:hAnsi="Segoe UI" w:hint="cs"/>
+                <w:b w:val="false"/>
+                <w:sz w:val="18"/>
+                <w:szCs w:val="18"/>
+                <w:shd w:fill="F3EFE5" w:color="auto" w:val="clear"/>
+                <w:rtl w:val="false"/>
+                <w:lang w:bidi="ar-SA"/>
+              </w:rPr>
+              <w:t xml:space="preserve">web_vitals</w:t>
+            </w:r>
+            <w:r>
+              <w:rPr>
+                <w:rFonts w:ascii="Segoe UI" w:cs="Segoe UI" w:eastAsia="Segoe UI" w:hAnsi="Segoe UI" w:hint="cs"/>
+                <w:b w:val="false"/>
+                <w:sz w:val="18"/>
+                <w:szCs w:val="18"/>
+                <w:rtl/>
+                <w:lang w:bidi="ar-SA"/>
+              </w:rPr>
+              <w:t xml:space="preserve"> (الخطوة 1) والبوابة تحرس الأسباب. البوابة والاختباران المتصفحيان في </w:t>
+            </w:r>
+            <w:r>
+              <w:rPr>
+                <w:rFonts w:ascii="Segoe UI" w:cs="Segoe UI" w:eastAsia="Segoe UI" w:hAnsi="Segoe UI" w:hint="cs"/>
+                <w:b w:val="false"/>
+                <w:sz w:val="18"/>
+                <w:szCs w:val="18"/>
+                <w:shd w:fill="F3EFE5" w:color="auto" w:val="clear"/>
+                <w:rtl w:val="false"/>
+                <w:lang w:bidi="ar-SA"/>
+              </w:rPr>
+              <w:t xml:space="preserve">build.yml</w:t>
+            </w:r>
+            <w:r>
+              <w:rPr>
+                <w:rFonts w:ascii="Segoe UI" w:cs="Segoe UI" w:eastAsia="Segoe UI" w:hAnsi="Segoe UI" w:hint="cs"/>
+                <w:b w:val="false"/>
+                <w:sz w:val="18"/>
+                <w:szCs w:val="18"/>
+                <w:rtl/>
+                <w:lang w:bidi="ar-SA"/>
+              </w:rPr>
+              <w:t xml:space="preserve">.</w:t>
+            </w:r>
+          </w:p>
+        </w:tc>
+      </w:tr>
+      <w:tr>
+        <w:trPr>
+          <w:cantSplit/>
+        </w:trPr>
+        <w:tc>
+          <w:tcPr>
+            <w:tcW w:type="dxa" w:w="520"/>
+            <w:shd w:fill="FAF8F2" w:color="auto" w:val="clear"/>
+            <w:tcMar>
+              <w:top w:type="dxa" w:w="40"/>
+              <w:left w:type="dxa" w:w="70"/>
+              <w:bottom w:type="dxa" w:w="40"/>
+              <w:right w:type="dxa" w:w="70"/>
+            </w:tcMar>
+          </w:tcPr>
+          <w:p>
+            <w:pPr>
+              <w:bidi/>
+              <w:spacing w:after="0" w:before="0" w:line="250"/>
+              <w:jc w:val="start"/>
+            </w:pPr>
+            <w:r>
+              <w:rPr>
+                <w:rFonts w:ascii="Segoe UI" w:cs="Segoe UI" w:eastAsia="Segoe UI" w:hAnsi="Segoe UI" w:hint="cs"/>
+                <w:b w:val="false"/>
+                <w:sz w:val="18"/>
+                <w:szCs w:val="18"/>
+                <w:rtl/>
+                <w:lang w:bidi="ar-SA"/>
+              </w:rPr>
+              <w:t xml:space="preserve">4</w:t>
+            </w:r>
+          </w:p>
+        </w:tc>
+        <w:tc>
+          <w:tcPr>
+            <w:tcW w:type="dxa" w:w="3350"/>
+            <w:shd w:fill="FAF8F2" w:color="auto" w:val="clear"/>
+            <w:tcMar>
+              <w:top w:type="dxa" w:w="40"/>
+              <w:left w:type="dxa" w:w="70"/>
+              <w:bottom w:type="dxa" w:w="40"/>
+              <w:right w:type="dxa" w:w="70"/>
+            </w:tcMar>
+          </w:tcPr>
+          <w:p>
+            <w:pPr>
+              <w:bidi/>
+              <w:spacing w:after="0" w:before="0" w:line="250"/>
+              <w:jc w:val="start"/>
+            </w:pPr>
+            <w:r>
+              <w:rPr>
+                <w:rFonts w:ascii="Segoe UI" w:cs="Segoe UI" w:eastAsia="Segoe UI" w:hAnsi="Segoe UI" w:hint="cs"/>
+                <w:b w:val="false"/>
+                <w:sz w:val="18"/>
+                <w:szCs w:val="18"/>
+                <w:rtl/>
+                <w:lang w:bidi="ar-SA"/>
+              </w:rPr>
+              <w:t xml:space="preserve">2026-09-08</w:t>
+            </w:r>
+          </w:p>
+        </w:tc>
+        <w:tc>
+          <w:tcPr>
+            <w:tcW w:type="dxa" w:w="1150"/>
+            <w:shd w:fill="FAF8F2" w:color="auto" w:val="clear"/>
+            <w:tcMar>
+              <w:top w:type="dxa" w:w="40"/>
+              <w:left w:type="dxa" w:w="70"/>
+              <w:bottom w:type="dxa" w:w="40"/>
+              <w:right w:type="dxa" w:w="70"/>
+            </w:tcMar>
+          </w:tcPr>
+          <w:p>
+            <w:pPr>
+              <w:bidi/>
+              <w:spacing w:after="0" w:before="0" w:line="250"/>
+              <w:jc w:val="start"/>
+            </w:pPr>
+            <w:r>
+              <w:rPr>
+                <w:rFonts w:ascii="Segoe UI" w:cs="Segoe UI" w:eastAsia="Segoe UI" w:hAnsi="Segoe UI" w:hint="cs"/>
+                <w:b w:val="false"/>
+                <w:sz w:val="18"/>
+                <w:szCs w:val="18"/>
+                <w:rtl/>
+                <w:lang w:bidi="ar-SA"/>
+              </w:rPr>
+              <w:t xml:space="preserve">عتبة نشر المعالم في </w:t>
+            </w:r>
+            <w:r>
+              <w:rPr>
+                <w:rFonts w:ascii="Segoe UI" w:cs="Segoe UI" w:eastAsia="Segoe UI" w:hAnsi="Segoe UI" w:hint="cs"/>
+                <w:b w:val="false"/>
+                <w:sz w:val="18"/>
+                <w:szCs w:val="18"/>
+                <w:shd w:fill="F3EFE5" w:color="auto" w:val="clear"/>
+                <w:rtl w:val="false"/>
+                <w:lang w:bidi="ar-SA"/>
+              </w:rPr>
+              <w:t xml:space="preserve">src/lib/publish.ts</w:t>
+            </w:r>
+            <w:r>
+              <w:rPr>
+                <w:rFonts w:ascii="Segoe UI" w:cs="Segoe UI" w:eastAsia="Segoe UI" w:hAnsi="Segoe UI" w:hint="cs"/>
+                <w:b w:val="false"/>
+                <w:sz w:val="18"/>
+                <w:szCs w:val="18"/>
+                <w:rtl/>
+                <w:lang w:bidi="ar-SA"/>
+              </w:rPr>
+              <w:t xml:space="preserve"> (المتن + الأسئلة الشائعة دون 40 كلمة بالعربية أو الإنجليزية): الصفحة تبقى للزائر لكنها </w:t>
+            </w:r>
+            <w:r>
+              <w:rPr>
+                <w:rFonts w:ascii="Segoe UI" w:cs="Segoe UI" w:eastAsia="Segoe UI" w:hAnsi="Segoe UI" w:hint="cs"/>
+                <w:b w:val="false"/>
+                <w:sz w:val="18"/>
+                <w:szCs w:val="18"/>
+                <w:shd w:fill="F3EFE5" w:color="auto" w:val="clear"/>
+                <w:rtl w:val="false"/>
+                <w:lang w:bidi="ar-SA"/>
+              </w:rPr>
+              <w:t xml:space="preserve">noindex</w:t>
+            </w:r>
+            <w:r>
+              <w:rPr>
+                <w:rFonts w:ascii="Segoe UI" w:cs="Segoe UI" w:eastAsia="Segoe UI" w:hAnsi="Segoe UI" w:hint="cs"/>
+                <w:b w:val="false"/>
+                <w:sz w:val="18"/>
+                <w:szCs w:val="18"/>
+                <w:rtl/>
+                <w:lang w:bidi="ar-SA"/>
+              </w:rPr>
+              <w:t xml:space="preserve"> بلا </w:t>
+            </w:r>
+            <w:r>
+              <w:rPr>
+                <w:rFonts w:ascii="Segoe UI" w:cs="Segoe UI" w:eastAsia="Segoe UI" w:hAnsi="Segoe UI" w:hint="cs"/>
+                <w:b w:val="false"/>
+                <w:sz w:val="18"/>
+                <w:szCs w:val="18"/>
+                <w:rtl w:val="false"/>
+                <w:lang w:bidi="ar-SA"/>
+              </w:rPr>
+              <w:t xml:space="preserve">hreflang (</w:t>
+            </w:r>
+            <w:r>
+              <w:rPr>
+                <w:rFonts w:ascii="Segoe UI" w:cs="Segoe UI" w:eastAsia="Segoe UI" w:hAnsi="Segoe UI" w:hint="cs"/>
+                <w:b w:val="false"/>
+                <w:sz w:val="18"/>
+                <w:szCs w:val="18"/>
+                <w:shd w:fill="F3EFE5" w:color="auto" w:val="clear"/>
+                <w:rtl w:val="false"/>
+                <w:lang w:bidi="ar-SA"/>
+              </w:rPr>
+              <w:t xml:space="preserve">Seo.astro</w:t>
+            </w:r>
+            <w:r>
+              <w:rPr>
+                <w:rFonts w:ascii="Segoe UI" w:cs="Segoe UI" w:eastAsia="Segoe UI" w:hAnsi="Segoe UI" w:hint="cs"/>
+                <w:b w:val="false"/>
+                <w:sz w:val="18"/>
+                <w:szCs w:val="18"/>
+                <w:rtl/>
+                <w:lang w:bidi="ar-SA"/>
+              </w:rPr>
+              <w:t xml:space="preserve">) وخارج </w:t>
+            </w:r>
+            <w:r>
+              <w:rPr>
+                <w:rFonts w:ascii="Segoe UI" w:cs="Segoe UI" w:eastAsia="Segoe UI" w:hAnsi="Segoe UI" w:hint="cs"/>
+                <w:b w:val="false"/>
+                <w:sz w:val="18"/>
+                <w:szCs w:val="18"/>
+                <w:rtl w:val="false"/>
+                <w:lang w:bidi="ar-SA"/>
+              </w:rPr>
+              <w:t xml:space="preserve">sitemap </w:t>
+            </w:r>
+            <w:r>
+              <w:rPr>
+                <w:rFonts w:ascii="Segoe UI" w:cs="Segoe UI" w:eastAsia="Segoe UI" w:hAnsi="Segoe UI" w:hint="cs"/>
+                <w:b w:val="false"/>
+                <w:sz w:val="18"/>
+                <w:szCs w:val="18"/>
+                <w:rtl/>
+                <w:lang w:bidi="ar-SA"/>
+              </w:rPr>
+              <w:t xml:space="preserve">في كل لغاتها — 5 معالم (حديقة الاستاد، منتزه الملك عبدالله، حدائق السوسن، مزرعتا الفراولة والليمون) و17 رابطاً خرجت من الخريطة (356 → 339). بطاقات المشاركة: </w:t>
+            </w:r>
+            <w:r>
+              <w:rPr>
+                <w:rFonts w:ascii="Segoe UI" w:cs="Segoe UI" w:eastAsia="Segoe UI" w:hAnsi="Segoe UI" w:hint="cs"/>
+                <w:b w:val="false"/>
+                <w:sz w:val="18"/>
+                <w:szCs w:val="18"/>
+                <w:shd w:fill="F3EFE5" w:color="auto" w:val="clear"/>
+                <w:rtl w:val="false"/>
+                <w:lang w:bidi="ar-SA"/>
+              </w:rPr>
+              <w:t xml:space="preserve">og-default-{en,zh,de,ru}.png</w:t>
+            </w:r>
+            <w:r>
+              <w:rPr>
+                <w:rFonts w:ascii="Segoe UI" w:cs="Segoe UI" w:eastAsia="Segoe UI" w:hAnsi="Segoe UI" w:hint="cs"/>
+                <w:b w:val="false"/>
+                <w:sz w:val="18"/>
+                <w:szCs w:val="18"/>
+                <w:rtl/>
+                <w:lang w:bidi="ar-SA"/>
+              </w:rPr>
+              <w:t xml:space="preserve"> مولَّدة بـ</w:t>
+            </w:r>
+            <w:r>
+              <w:rPr>
+                <w:rFonts w:ascii="Segoe UI" w:cs="Segoe UI" w:eastAsia="Segoe UI" w:hAnsi="Segoe UI" w:hint="cs"/>
+                <w:b w:val="false"/>
+                <w:sz w:val="18"/>
+                <w:szCs w:val="18"/>
+                <w:shd w:fill="F3EFE5" w:color="auto" w:val="clear"/>
+                <w:rtl w:val="false"/>
+                <w:lang w:bidi="ar-SA"/>
+              </w:rPr>
+              <w:t xml:space="preserve">tools/gen-og-images.mjs</w:t>
+            </w:r>
+            <w:r>
+              <w:rPr>
+                <w:rFonts w:ascii="Segoe UI" w:cs="Segoe UI" w:eastAsia="Segoe UI" w:hAnsi="Segoe UI" w:hint="cs"/>
+                <w:b w:val="false"/>
+                <w:sz w:val="18"/>
+                <w:szCs w:val="18"/>
+                <w:rtl/>
+                <w:lang w:bidi="ar-SA"/>
+              </w:rPr>
+              <w:t xml:space="preserve"> </w:t>
+            </w:r>
+            <w:r>
+              <w:rPr>
+                <w:rFonts w:ascii="Segoe UI" w:cs="Segoe UI" w:eastAsia="Segoe UI" w:hAnsi="Segoe UI" w:hint="cs"/>
+                <w:b w:val="false"/>
+                <w:sz w:val="18"/>
+                <w:szCs w:val="18"/>
+                <w:rtl w:val="false"/>
+                <w:lang w:bidi="ar-SA"/>
+              </w:rPr>
+              <w:t xml:space="preserve">(sharp) </w:t>
+            </w:r>
+            <w:r>
+              <w:rPr>
+                <w:rFonts w:ascii="Segoe UI" w:cs="Segoe UI" w:eastAsia="Segoe UI" w:hAnsi="Segoe UI" w:hint="cs"/>
+                <w:b w:val="false"/>
+                <w:sz w:val="18"/>
+                <w:szCs w:val="18"/>
+                <w:rtl/>
+                <w:lang w:bidi="ar-SA"/>
+              </w:rPr>
+              <w:t xml:space="preserve">من مفتاح </w:t>
+            </w:r>
+            <w:r>
+              <w:rPr>
+                <w:rFonts w:ascii="Segoe UI" w:cs="Segoe UI" w:eastAsia="Segoe UI" w:hAnsi="Segoe UI" w:hint="cs"/>
+                <w:b w:val="false"/>
+                <w:sz w:val="18"/>
+                <w:szCs w:val="18"/>
+                <w:shd w:fill="F3EFE5" w:color="auto" w:val="clear"/>
+                <w:rtl w:val="false"/>
+                <w:lang w:bidi="ar-SA"/>
+              </w:rPr>
+              <w:t xml:space="preserve">home.hero.eyebrow</w:t>
+            </w:r>
+            <w:r>
+              <w:rPr>
+                <w:rFonts w:ascii="Segoe UI" w:cs="Segoe UI" w:eastAsia="Segoe UI" w:hAnsi="Segoe UI" w:hint="cs"/>
+                <w:b w:val="false"/>
+                <w:sz w:val="18"/>
+                <w:szCs w:val="18"/>
+                <w:rtl/>
+                <w:lang w:bidi="ar-SA"/>
+              </w:rPr>
+              <w:t xml:space="preserve"> المعتمد، و</w:t>
+            </w:r>
+            <w:r>
+              <w:rPr>
+                <w:rFonts w:ascii="Segoe UI" w:cs="Segoe UI" w:eastAsia="Segoe UI" w:hAnsi="Segoe UI" w:hint="cs"/>
+                <w:b w:val="false"/>
+                <w:sz w:val="18"/>
+                <w:szCs w:val="18"/>
+                <w:shd w:fill="F3EFE5" w:color="auto" w:val="clear"/>
+                <w:rtl w:val="false"/>
+                <w:lang w:bidi="ar-SA"/>
+              </w:rPr>
+              <w:t xml:space="preserve">Seo.astro</w:t>
+            </w:r>
+            <w:r>
+              <w:rPr>
+                <w:rFonts w:ascii="Segoe UI" w:cs="Segoe UI" w:eastAsia="Segoe UI" w:hAnsi="Segoe UI" w:hint="cs"/>
+                <w:b w:val="false"/>
+                <w:sz w:val="18"/>
+                <w:szCs w:val="18"/>
+                <w:rtl/>
+                <w:lang w:bidi="ar-SA"/>
+              </w:rPr>
+              <w:t xml:space="preserve"> يختار الافتراضية بلغة الصفحة، وصفحات المنشآت والإقامة والفعاليات تمرّر صورتها أو تتركها للافتراضية بلغتها (كشف الفحص فعالية «شتاء الوفرة» ببطاقة عربية على صفحتيها الإنجليزية والصينية).</w:t>
+            </w:r>
+          </w:p>
+        </w:tc>
+        <w:tc>
+          <w:tcPr>
+            <w:tcW w:type="dxa" w:w="4618"/>
+            <w:shd w:fill="FAF8F2" w:color="auto" w:val="clear"/>
+            <w:tcMar>
+              <w:top w:type="dxa" w:w="40"/>
+              <w:left w:type="dxa" w:w="70"/>
+              <w:bottom w:type="dxa" w:w="40"/>
+              <w:right w:type="dxa" w:w="70"/>
+            </w:tcMar>
+          </w:tcPr>
+          <w:p>
+            <w:pPr>
+              <w:bidi/>
+              <w:spacing w:after="0" w:before="0" w:line="250"/>
+              <w:jc w:val="start"/>
+            </w:pPr>
+            <w:r>
+              <w:rPr>
+                <w:rFonts w:ascii="Segoe UI" w:cs="Segoe UI" w:eastAsia="Segoe UI" w:hAnsi="Segoe UI" w:hint="cs"/>
+                <w:b w:val="false"/>
+                <w:sz w:val="18"/>
+                <w:szCs w:val="18"/>
+                <w:rtl/>
+                <w:lang w:bidi="ar-SA"/>
+              </w:rPr>
+              <w:t xml:space="preserve">فحص </w:t>
+            </w:r>
+            <w:r>
+              <w:rPr>
+                <w:rFonts w:ascii="Segoe UI" w:cs="Segoe UI" w:eastAsia="Segoe UI" w:hAnsi="Segoe UI" w:hint="cs"/>
+                <w:b w:val="false"/>
+                <w:sz w:val="18"/>
+                <w:szCs w:val="18"/>
+                <w:shd w:fill="F3EFE5" w:color="auto" w:val="clear"/>
+                <w:rtl w:val="false"/>
+                <w:lang w:bidi="ar-SA"/>
+              </w:rPr>
+              <w:t xml:space="preserve">C23</w:t>
+            </w:r>
+            <w:r>
+              <w:rPr>
+                <w:rFonts w:ascii="Segoe UI" w:cs="Segoe UI" w:eastAsia="Segoe UI" w:hAnsi="Segoe UI" w:hint="cs"/>
+                <w:b w:val="false"/>
+                <w:sz w:val="18"/>
+                <w:szCs w:val="18"/>
+                <w:rtl/>
+                <w:lang w:bidi="ar-SA"/>
+              </w:rPr>
+              <w:t xml:space="preserve"> على </w:t>
+            </w:r>
+            <w:r>
+              <w:rPr>
+                <w:rFonts w:ascii="Segoe UI" w:cs="Segoe UI" w:eastAsia="Segoe UI" w:hAnsi="Segoe UI" w:hint="cs"/>
+                <w:b w:val="false"/>
+                <w:sz w:val="18"/>
+                <w:szCs w:val="18"/>
+                <w:rtl w:val="false"/>
+                <w:lang w:bidi="ar-SA"/>
+              </w:rPr>
+              <w:t xml:space="preserve">dist: </w:t>
+            </w:r>
+            <w:r>
+              <w:rPr>
+                <w:rFonts w:ascii="Segoe UI" w:cs="Segoe UI" w:eastAsia="Segoe UI" w:hAnsi="Segoe UI" w:hint="cs"/>
+                <w:b w:val="false"/>
+                <w:sz w:val="18"/>
+                <w:szCs w:val="18"/>
+                <w:rtl/>
+                <w:lang w:bidi="ar-SA"/>
+              </w:rPr>
+              <w:t xml:space="preserve">المحجوب </w:t>
+            </w:r>
+            <w:r>
+              <w:rPr>
+                <w:rFonts w:ascii="Segoe UI" w:cs="Segoe UI" w:eastAsia="Segoe UI" w:hAnsi="Segoe UI" w:hint="cs"/>
+                <w:b w:val="false"/>
+                <w:sz w:val="18"/>
+                <w:szCs w:val="18"/>
+                <w:rtl w:val="false"/>
+                <w:lang w:bidi="ar-SA"/>
+              </w:rPr>
+              <w:t xml:space="preserve">noindex </w:t>
+            </w:r>
+            <w:r>
+              <w:rPr>
+                <w:rFonts w:ascii="Segoe UI" w:cs="Segoe UI" w:eastAsia="Segoe UI" w:hAnsi="Segoe UI" w:hint="cs"/>
+                <w:b w:val="false"/>
+                <w:sz w:val="18"/>
+                <w:szCs w:val="18"/>
+                <w:rtl/>
+                <w:lang w:bidi="ar-SA"/>
+              </w:rPr>
+              <w:t xml:space="preserve">وبلا </w:t>
+            </w:r>
+            <w:r>
+              <w:rPr>
+                <w:rFonts w:ascii="Segoe UI" w:cs="Segoe UI" w:eastAsia="Segoe UI" w:hAnsi="Segoe UI" w:hint="cs"/>
+                <w:b w:val="false"/>
+                <w:sz w:val="18"/>
+                <w:szCs w:val="18"/>
+                <w:rtl w:val="false"/>
+                <w:lang w:bidi="ar-SA"/>
+              </w:rPr>
+              <w:t xml:space="preserve">hreflang </w:t>
+            </w:r>
+            <w:r>
+              <w:rPr>
+                <w:rFonts w:ascii="Segoe UI" w:cs="Segoe UI" w:eastAsia="Segoe UI" w:hAnsi="Segoe UI" w:hint="cs"/>
+                <w:b w:val="false"/>
+                <w:sz w:val="18"/>
+                <w:szCs w:val="18"/>
+                <w:rtl/>
+                <w:lang w:bidi="ar-SA"/>
+              </w:rPr>
+              <w:t xml:space="preserve">وخارج sitemap، وغير المحجوب مفهرس وداخلها (231 صفحة معلم)؛ و341 صفحة مفهرسة كلها بصورة </w:t>
+            </w:r>
+            <w:r>
+              <w:rPr>
+                <w:rFonts w:ascii="Segoe UI" w:cs="Segoe UI" w:eastAsia="Segoe UI" w:hAnsi="Segoe UI" w:hint="cs"/>
+                <w:b w:val="false"/>
+                <w:sz w:val="18"/>
+                <w:szCs w:val="18"/>
+                <w:rtl w:val="false"/>
+                <w:lang w:bidi="ar-SA"/>
+              </w:rPr>
+              <w:t xml:space="preserve">OG </w:t>
+            </w:r>
+            <w:r>
+              <w:rPr>
+                <w:rFonts w:ascii="Segoe UI" w:cs="Segoe UI" w:eastAsia="Segoe UI" w:hAnsi="Segoe UI" w:hint="cs"/>
+                <w:b w:val="false"/>
+                <w:sz w:val="18"/>
+                <w:szCs w:val="18"/>
+                <w:rtl/>
+                <w:lang w:bidi="ar-SA"/>
+              </w:rPr>
+              <w:t xml:space="preserve">بلغتها (47 منها بالافتراضية)، والملفات الخمسة موجودة. </w:t>
+            </w:r>
+            <w:r>
+              <w:rPr>
+                <w:rFonts w:ascii="Segoe UI" w:cs="Segoe UI" w:eastAsia="Segoe UI" w:hAnsi="Segoe UI" w:hint="cs"/>
+                <w:b w:val="false"/>
+                <w:sz w:val="18"/>
+                <w:szCs w:val="18"/>
+                <w:shd w:fill="F3EFE5" w:color="auto" w:val="clear"/>
+                <w:rtl w:val="false"/>
+                <w:lang w:bidi="ar-SA"/>
+              </w:rPr>
+              <w:t xml:space="preserve">npm run build</w:t>
+            </w:r>
+            <w:r>
+              <w:rPr>
+                <w:rFonts w:ascii="Segoe UI" w:cs="Segoe UI" w:eastAsia="Segoe UI" w:hAnsi="Segoe UI" w:hint="cs"/>
+                <w:b w:val="false"/>
+                <w:sz w:val="18"/>
+                <w:szCs w:val="18"/>
+                <w:rtl/>
+                <w:lang w:bidi="ar-SA"/>
+              </w:rPr>
+              <w:t xml:space="preserve"> أخضر (25 فحصاً)؛ الاختباران المتصفحيان أخضران.</w:t>
+            </w:r>
+          </w:p>
+        </w:tc>
+      </w:tr>
+      <w:tr>
+        <w:trPr>
+          <w:cantSplit/>
+        </w:trPr>
+        <w:tc>
+          <w:tcPr>
+            <w:tcW w:type="dxa" w:w="520"/>
+            <w:tcMar>
+              <w:top w:type="dxa" w:w="40"/>
+              <w:left w:type="dxa" w:w="70"/>
+              <w:bottom w:type="dxa" w:w="40"/>
+              <w:right w:type="dxa" w:w="70"/>
+            </w:tcMar>
+          </w:tcPr>
+          <w:p>
+            <w:pPr>
+              <w:bidi/>
+              <w:spacing w:after="0" w:before="0" w:line="250"/>
+              <w:jc w:val="start"/>
+            </w:pPr>
+            <w:r>
+              <w:rPr>
+                <w:rFonts w:ascii="Segoe UI" w:cs="Segoe UI" w:eastAsia="Segoe UI" w:hAnsi="Segoe UI" w:hint="cs"/>
+                <w:b w:val="false"/>
+                <w:sz w:val="18"/>
+                <w:szCs w:val="18"/>
+                <w:rtl/>
+                <w:lang w:bidi="ar-SA"/>
+              </w:rPr>
+              <w:t xml:space="preserve">5</w:t>
+            </w:r>
+          </w:p>
+        </w:tc>
+        <w:tc>
+          <w:tcPr>
+            <w:tcW w:type="dxa" w:w="3350"/>
+            <w:tcMar>
+              <w:top w:type="dxa" w:w="40"/>
+              <w:left w:type="dxa" w:w="70"/>
+              <w:bottom w:type="dxa" w:w="40"/>
+              <w:right w:type="dxa" w:w="70"/>
+            </w:tcMar>
+          </w:tcPr>
+          <w:p>
+            <w:pPr>
+              <w:bidi/>
+              <w:spacing w:after="0" w:before="0" w:line="250"/>
+              <w:jc w:val="start"/>
+            </w:pPr>
+            <w:r>
+              <w:rPr>
+                <w:rFonts w:ascii="Segoe UI" w:cs="Segoe UI" w:eastAsia="Segoe UI" w:hAnsi="Segoe UI" w:hint="cs"/>
+                <w:b w:val="false"/>
+                <w:sz w:val="18"/>
+                <w:szCs w:val="18"/>
+                <w:rtl/>
+                <w:lang w:bidi="ar-SA"/>
+              </w:rPr>
+              <w:t xml:space="preserve">2026-09-08</w:t>
+            </w:r>
+          </w:p>
+        </w:tc>
+        <w:tc>
+          <w:tcPr>
+            <w:tcW w:type="dxa" w:w="1150"/>
+            <w:tcMar>
+              <w:top w:type="dxa" w:w="40"/>
+              <w:left w:type="dxa" w:w="70"/>
+              <w:bottom w:type="dxa" w:w="40"/>
+              <w:right w:type="dxa" w:w="70"/>
+            </w:tcMar>
+          </w:tcPr>
+          <w:p>
+            <w:pPr>
+              <w:bidi/>
+              <w:spacing w:after="0" w:before="0" w:line="250"/>
+              <w:jc w:val="start"/>
+            </w:pPr>
+            <w:r>
+              <w:rPr>
+                <w:rFonts w:ascii="Segoe UI" w:cs="Segoe UI" w:eastAsia="Segoe UI" w:hAnsi="Segoe UI" w:hint="cs"/>
+                <w:b w:val="false"/>
+                <w:sz w:val="18"/>
+                <w:szCs w:val="18"/>
+                <w:rtl/>
+                <w:lang w:bidi="ar-SA"/>
+              </w:rPr>
+              <w:t xml:space="preserve">فحص </w:t>
+            </w:r>
+            <w:r>
+              <w:rPr>
+                <w:rFonts w:ascii="Segoe UI" w:cs="Segoe UI" w:eastAsia="Segoe UI" w:hAnsi="Segoe UI" w:hint="cs"/>
+                <w:b w:val="false"/>
+                <w:sz w:val="18"/>
+                <w:szCs w:val="18"/>
+                <w:shd w:fill="F3EFE5" w:color="auto" w:val="clear"/>
+                <w:rtl w:val="false"/>
+                <w:lang w:bidi="ar-SA"/>
+              </w:rPr>
+              <w:t xml:space="preserve">C22</w:t>
+            </w:r>
+            <w:r>
+              <w:rPr>
+                <w:rFonts w:ascii="Segoe UI" w:cs="Segoe UI" w:eastAsia="Segoe UI" w:hAnsi="Segoe UI" w:hint="cs"/>
+                <w:b w:val="false"/>
+                <w:sz w:val="18"/>
+                <w:szCs w:val="18"/>
+                <w:rtl/>
+                <w:lang w:bidi="ar-SA"/>
+              </w:rPr>
+              <w:t xml:space="preserve"> على </w:t>
+            </w:r>
+            <w:r>
+              <w:rPr>
+                <w:rFonts w:ascii="Segoe UI" w:cs="Segoe UI" w:eastAsia="Segoe UI" w:hAnsi="Segoe UI" w:hint="cs"/>
+                <w:b w:val="false"/>
+                <w:sz w:val="18"/>
+                <w:szCs w:val="18"/>
+                <w:rtl w:val="false"/>
+                <w:lang w:bidi="ar-SA"/>
+              </w:rPr>
+              <w:t xml:space="preserve">dist: </w:t>
+            </w:r>
+            <w:r>
+              <w:rPr>
+                <w:rFonts w:ascii="Segoe UI" w:cs="Segoe UI" w:eastAsia="Segoe UI" w:hAnsi="Segoe UI" w:hint="cs"/>
+                <w:b w:val="false"/>
+                <w:sz w:val="18"/>
+                <w:szCs w:val="18"/>
+                <w:rtl/>
+                <w:lang w:bidi="ar-SA"/>
+              </w:rPr>
+              <w:t xml:space="preserve">نسبة الكتل الإنجليزية المطابقة للنظيرة الإنجليزية في كل صفحة </w:t>
+            </w:r>
+            <w:r>
+              <w:rPr>
+                <w:rFonts w:ascii="Segoe UI" w:cs="Segoe UI" w:eastAsia="Segoe UI" w:hAnsi="Segoe UI" w:hint="cs"/>
+                <w:b w:val="false"/>
+                <w:sz w:val="18"/>
+                <w:szCs w:val="18"/>
+                <w:rtl w:val="false"/>
+                <w:lang w:bidi="ar-SA"/>
+              </w:rPr>
+              <w:t xml:space="preserve">zh/de/ru </w:t>
+            </w:r>
+            <w:r>
+              <w:rPr>
+                <w:rFonts w:ascii="Segoe UI" w:cs="Segoe UI" w:eastAsia="Segoe UI" w:hAnsi="Segoe UI" w:hint="cs"/>
+                <w:b w:val="false"/>
+                <w:sz w:val="18"/>
+                <w:szCs w:val="18"/>
+                <w:rtl/>
+                <w:lang w:bidi="ar-SA"/>
+              </w:rPr>
+              <w:t xml:space="preserve">معلَنة (أسماء الأعلام والأرقام مستثناة) بعتبة 20%. </w:t>
+            </w:r>
+            <w:r>
+              <w:rPr>
+                <w:rFonts w:ascii="Segoe UI" w:cs="Segoe UI" w:eastAsia="Segoe UI" w:hAnsi="Segoe UI" w:hint="cs"/>
+                <w:b w:val="false"/>
+                <w:sz w:val="18"/>
+                <w:szCs w:val="18"/>
+                <w:shd w:fill="F3EFE5" w:color="auto" w:val="clear"/>
+                <w:rtl w:val="false"/>
+                <w:lang w:bidi="ar-SA"/>
+              </w:rPr>
+              <w:t xml:space="preserve">src/i18n/unlisted.ts</w:t>
+            </w:r>
+            <w:r>
+              <w:rPr>
+                <w:rFonts w:ascii="Segoe UI" w:cs="Segoe UI" w:eastAsia="Segoe UI" w:hAnsi="Segoe UI" w:hint="cs"/>
+                <w:b w:val="false"/>
+                <w:sz w:val="18"/>
+                <w:szCs w:val="18"/>
+                <w:rtl/>
+                <w:lang w:bidi="ar-SA"/>
+              </w:rPr>
+              <w:t xml:space="preserve"> يُخرج ما يتجاوزها من </w:t>
+            </w:r>
+            <w:r>
+              <w:rPr>
+                <w:rFonts w:ascii="Segoe UI" w:cs="Segoe UI" w:eastAsia="Segoe UI" w:hAnsi="Segoe UI" w:hint="cs"/>
+                <w:b w:val="false"/>
+                <w:sz w:val="18"/>
+                <w:szCs w:val="18"/>
+                <w:rtl w:val="false"/>
+                <w:lang w:bidi="ar-SA"/>
+              </w:rPr>
+              <w:t xml:space="preserve">hreflang </w:t>
+            </w:r>
+            <w:r>
+              <w:rPr>
+                <w:rFonts w:ascii="Segoe UI" w:cs="Segoe UI" w:eastAsia="Segoe UI" w:hAnsi="Segoe UI" w:hint="cs"/>
+                <w:b w:val="false"/>
+                <w:sz w:val="18"/>
+                <w:szCs w:val="18"/>
+                <w:rtl/>
+                <w:lang w:bidi="ar-SA"/>
+              </w:rPr>
+              <w:t xml:space="preserve">وsitemap ومبدّل اللغة وشريط الاقتراح: </w:t>
+            </w:r>
+            <w:r>
+              <w:rPr>
+                <w:rFonts w:ascii="Segoe UI" w:cs="Segoe UI" w:eastAsia="Segoe UI" w:hAnsi="Segoe UI" w:hint="cs"/>
+                <w:b w:val="false"/>
+                <w:sz w:val="18"/>
+                <w:szCs w:val="18"/>
+                <w:shd w:fill="F3EFE5" w:color="auto" w:val="clear"/>
+                <w:rtl w:val="false"/>
+                <w:lang w:bidi="ar-SA"/>
+              </w:rPr>
+              <w:t xml:space="preserve">/zh/blog/</w:t>
+            </w:r>
+            <w:r>
+              <w:rPr>
+                <w:rFonts w:ascii="Segoe UI" w:cs="Segoe UI" w:eastAsia="Segoe UI" w:hAnsi="Segoe UI" w:hint="cs"/>
+                <w:b w:val="false"/>
+                <w:sz w:val="18"/>
+                <w:szCs w:val="18"/>
+                <w:rtl/>
+                <w:lang w:bidi="ar-SA"/>
+              </w:rPr>
+              <w:t xml:space="preserve"> (91%، وnoindex حتى أول مقال صيني) و</w:t>
+            </w:r>
+            <w:r>
+              <w:rPr>
+                <w:rFonts w:ascii="Segoe UI" w:cs="Segoe UI" w:eastAsia="Segoe UI" w:hAnsi="Segoe UI" w:hint="cs"/>
+                <w:b w:val="false"/>
+                <w:sz w:val="18"/>
+                <w:szCs w:val="18"/>
+                <w:shd w:fill="F3EFE5" w:color="auto" w:val="clear"/>
+                <w:rtl w:val="false"/>
+                <w:lang w:bidi="ar-SA"/>
+              </w:rPr>
+              <w:t xml:space="preserve">/de/attractions/</w:t>
+            </w:r>
+            <w:r>
+              <w:rPr>
+                <w:rFonts w:ascii="Segoe UI" w:cs="Segoe UI" w:eastAsia="Segoe UI" w:hAnsi="Segoe UI" w:hint="cs"/>
+                <w:b w:val="false"/>
+                <w:sz w:val="18"/>
+                <w:szCs w:val="18"/>
+                <w:rtl/>
+                <w:lang w:bidi="ar-SA"/>
+              </w:rPr>
+              <w:t xml:space="preserve"> (23%: 52 من 58 بطاقة إنجليزية). كتلة الموسم (</w:t>
+            </w:r>
+            <w:r>
+              <w:rPr>
+                <w:rFonts w:ascii="Segoe UI" w:cs="Segoe UI" w:eastAsia="Segoe UI" w:hAnsi="Segoe UI" w:hint="cs"/>
+                <w:b w:val="false"/>
+                <w:sz w:val="18"/>
+                <w:szCs w:val="18"/>
+                <w:shd w:fill="F3EFE5" w:color="auto" w:val="clear"/>
+                <w:rtl w:val="false"/>
+                <w:lang w:bidi="ar-SA"/>
+              </w:rPr>
+              <w:t xml:space="preserve">SeasonNow</w:t>
+            </w:r>
+            <w:r>
+              <w:rPr>
+                <w:rFonts w:ascii="Segoe UI" w:cs="Segoe UI" w:eastAsia="Segoe UI" w:hAnsi="Segoe UI" w:hint="cs"/>
+                <w:b w:val="false"/>
+                <w:sz w:val="18"/>
+                <w:szCs w:val="18"/>
+                <w:rtl/>
+                <w:lang w:bidi="ar-SA"/>
+              </w:rPr>
+              <w:t xml:space="preserve">) تُخفى على الرئيسيتين الألمانية والروسية بدل عرضها إنجليزية (كانت 90% من الإنجليزي المتبقي على </w:t>
+            </w:r>
+            <w:r>
+              <w:rPr>
+                <w:rFonts w:ascii="Segoe UI" w:cs="Segoe UI" w:eastAsia="Segoe UI" w:hAnsi="Segoe UI" w:hint="cs"/>
+                <w:b w:val="false"/>
+                <w:sz w:val="18"/>
+                <w:szCs w:val="18"/>
+                <w:shd w:fill="F3EFE5" w:color="auto" w:val="clear"/>
+                <w:rtl w:val="false"/>
+                <w:lang w:bidi="ar-SA"/>
+              </w:rPr>
+              <w:t xml:space="preserve">/ru/</w:t>
+            </w:r>
+            <w:r>
+              <w:rPr>
+                <w:rFonts w:ascii="Segoe UI" w:cs="Segoe UI" w:eastAsia="Segoe UI" w:hAnsi="Segoe UI" w:hint="cs"/>
+                <w:b w:val="false"/>
+                <w:sz w:val="18"/>
+                <w:szCs w:val="18"/>
+                <w:rtl/>
+                <w:lang w:bidi="ar-SA"/>
+              </w:rPr>
+              <w:t xml:space="preserve">). عنوان ووصف فهرسَي المطاعم والإقامة الصينيين من الكتلة الصينية المعتمدة (</w:t>
+            </w:r>
+            <w:r>
+              <w:rPr>
+                <w:rFonts w:ascii="Segoe UI" w:cs="Segoe UI" w:eastAsia="Segoe UI" w:hAnsi="Segoe UI" w:hint="cs"/>
+                <w:b w:val="false"/>
+                <w:sz w:val="18"/>
+                <w:szCs w:val="18"/>
+                <w:shd w:fill="F3EFE5" w:color="auto" w:val="clear"/>
+                <w:rtl/>
+                <w:lang w:bidi="ar-SA"/>
+              </w:rPr>
+              <w:t xml:space="preserve">餐厅与咖啡馆 — 哈萨</w:t>
+            </w:r>
+            <w:r>
+              <w:rPr>
+                <w:rFonts w:ascii="Segoe UI" w:cs="Segoe UI" w:eastAsia="Segoe UI" w:hAnsi="Segoe UI" w:hint="cs"/>
+                <w:b w:val="false"/>
+                <w:sz w:val="18"/>
+                <w:szCs w:val="18"/>
+                <w:rtl/>
+                <w:lang w:bidi="ar-SA"/>
+              </w:rPr>
+              <w:t xml:space="preserve">، </w:t>
+            </w:r>
+            <w:r>
+              <w:rPr>
+                <w:rFonts w:ascii="Segoe UI" w:cs="Segoe UI" w:eastAsia="Segoe UI" w:hAnsi="Segoe UI" w:hint="cs"/>
+                <w:b w:val="false"/>
+                <w:sz w:val="18"/>
+                <w:szCs w:val="18"/>
+                <w:shd w:fill="F3EFE5" w:color="auto" w:val="clear"/>
+                <w:rtl/>
+                <w:lang w:bidi="ar-SA"/>
+              </w:rPr>
+              <w:t xml:space="preserve">住宿 — 哈萨</w:t>
+            </w:r>
+            <w:r>
+              <w:rPr>
+                <w:rFonts w:ascii="Segoe UI" w:cs="Segoe UI" w:eastAsia="Segoe UI" w:hAnsi="Segoe UI" w:hint="cs"/>
+                <w:b w:val="false"/>
+                <w:sz w:val="18"/>
+                <w:szCs w:val="18"/>
+                <w:rtl/>
+                <w:lang w:bidi="ar-SA"/>
+              </w:rPr>
+              <w:t xml:space="preserve">) بدل النسخة الحرفية من الإنجليزية. </w:t>
+            </w:r>
+            <w:r>
+              <w:rPr>
+                <w:rFonts w:ascii="Segoe UI" w:cs="Segoe UI" w:eastAsia="Segoe UI" w:hAnsi="Segoe UI" w:hint="cs"/>
+                <w:b/>
+                <w:bCs/>
+                <w:sz w:val="18"/>
+                <w:szCs w:val="18"/>
+                <w:rtl/>
+                <w:lang w:bidi="ar-SA"/>
+              </w:rPr>
+              <w:t xml:space="preserve">إصلاح جانبي:</w:t>
+            </w:r>
+            <w:r>
+              <w:rPr>
+                <w:rFonts w:ascii="Segoe UI" w:cs="Segoe UI" w:eastAsia="Segoe UI" w:hAnsi="Segoe UI" w:hint="cs"/>
+                <w:b w:val="false"/>
+                <w:sz w:val="18"/>
+                <w:szCs w:val="18"/>
+                <w:rtl/>
+                <w:lang w:bidi="ar-SA"/>
+              </w:rPr>
+              <w:t xml:space="preserve"> محمّل </w:t>
+            </w:r>
+            <w:r>
+              <w:rPr>
+                <w:rFonts w:ascii="Segoe UI" w:cs="Segoe UI" w:eastAsia="Segoe UI" w:hAnsi="Segoe UI" w:hint="cs"/>
+                <w:b w:val="false"/>
+                <w:sz w:val="18"/>
+                <w:szCs w:val="18"/>
+                <w:rtl w:val="false"/>
+                <w:lang w:bidi="ar-SA"/>
+              </w:rPr>
+              <w:t xml:space="preserve">Pagefind </w:t>
+            </w:r>
+            <w:r>
+              <w:rPr>
+                <w:rFonts w:ascii="Segoe UI" w:cs="Segoe UI" w:eastAsia="Segoe UI" w:hAnsi="Segoe UI" w:hint="cs"/>
+                <w:b w:val="false"/>
+                <w:sz w:val="18"/>
+                <w:szCs w:val="18"/>
+                <w:rtl/>
+                <w:lang w:bidi="ar-SA"/>
+              </w:rPr>
+              <w:t xml:space="preserve">في </w:t>
+            </w:r>
+            <w:r>
+              <w:rPr>
+                <w:rFonts w:ascii="Segoe UI" w:cs="Segoe UI" w:eastAsia="Segoe UI" w:hAnsi="Segoe UI" w:hint="cs"/>
+                <w:b w:val="false"/>
+                <w:sz w:val="18"/>
+                <w:szCs w:val="18"/>
+                <w:shd w:fill="F3EFE5" w:color="auto" w:val="clear"/>
+                <w:rtl w:val="false"/>
+                <w:lang w:bidi="ar-SA"/>
+              </w:rPr>
+              <w:t xml:space="preserve">Search.astro</w:t>
+            </w:r>
+            <w:r>
+              <w:rPr>
+                <w:rFonts w:ascii="Segoe UI" w:cs="Segoe UI" w:eastAsia="Segoe UI" w:hAnsi="Segoe UI" w:hint="cs"/>
+                <w:b w:val="false"/>
+                <w:sz w:val="18"/>
+                <w:szCs w:val="18"/>
+                <w:rtl/>
+                <w:lang w:bidi="ar-SA"/>
+              </w:rPr>
+              <w:t xml:space="preserve"> صار وعداً واحداً مشتركاً (كان كل حرف يُكتب قبل اكتمال التحميل يستدعي </w:t>
+            </w:r>
+            <w:r>
+              <w:rPr>
+                <w:rFonts w:ascii="Segoe UI" w:cs="Segoe UI" w:eastAsia="Segoe UI" w:hAnsi="Segoe UI" w:hint="cs"/>
+                <w:b w:val="false"/>
+                <w:sz w:val="18"/>
+                <w:szCs w:val="18"/>
+                <w:shd w:fill="F3EFE5" w:color="auto" w:val="clear"/>
+                <w:rtl w:val="false"/>
+                <w:lang w:bidi="ar-SA"/>
+              </w:rPr>
+              <w:t xml:space="preserve">options()</w:t>
+            </w:r>
+            <w:r>
+              <w:rPr>
+                <w:rFonts w:ascii="Segoe UI" w:cs="Segoe UI" w:eastAsia="Segoe UI" w:hAnsi="Segoe UI" w:hint="cs"/>
+                <w:b w:val="false"/>
+                <w:sz w:val="18"/>
+                <w:szCs w:val="18"/>
+                <w:rtl/>
+                <w:lang w:bidi="ar-SA"/>
+              </w:rPr>
+              <w:t xml:space="preserve"> و</w:t>
+            </w:r>
+            <w:r>
+              <w:rPr>
+                <w:rFonts w:ascii="Segoe UI" w:cs="Segoe UI" w:eastAsia="Segoe UI" w:hAnsi="Segoe UI" w:hint="cs"/>
+                <w:b w:val="false"/>
+                <w:sz w:val="18"/>
+                <w:szCs w:val="18"/>
+                <w:shd w:fill="F3EFE5" w:color="auto" w:val="clear"/>
+                <w:rtl w:val="false"/>
+                <w:lang w:bidi="ar-SA"/>
+              </w:rPr>
+              <w:t xml:space="preserve">init()</w:t>
+            </w:r>
+            <w:r>
+              <w:rPr>
+                <w:rFonts w:ascii="Segoe UI" w:cs="Segoe UI" w:eastAsia="Segoe UI" w:hAnsi="Segoe UI" w:hint="cs"/>
+                <w:b w:val="false"/>
+                <w:sz w:val="18"/>
+                <w:szCs w:val="18"/>
+                <w:rtl/>
+                <w:lang w:bidi="ar-SA"/>
+              </w:rPr>
+              <w:t xml:space="preserve"> من جديد).</w:t>
+            </w:r>
+          </w:p>
+        </w:tc>
+        <w:tc>
+          <w:tcPr>
+            <w:tcW w:type="dxa" w:w="4618"/>
+            <w:tcMar>
+              <w:top w:type="dxa" w:w="40"/>
+              <w:left w:type="dxa" w:w="70"/>
+              <w:bottom w:type="dxa" w:w="40"/>
+              <w:right w:type="dxa" w:w="70"/>
+            </w:tcMar>
+          </w:tcPr>
+          <w:p>
+            <w:pPr>
+              <w:bidi/>
+              <w:spacing w:after="0" w:before="0" w:line="250"/>
+              <w:jc w:val="start"/>
+            </w:pPr>
+            <w:r>
+              <w:rPr>
+                <w:rFonts w:ascii="Segoe UI" w:cs="Segoe UI" w:eastAsia="Segoe UI" w:hAnsi="Segoe UI" w:hint="cs"/>
+                <w:b w:val="false"/>
+                <w:sz w:val="18"/>
+                <w:szCs w:val="18"/>
+                <w:shd w:fill="F3EFE5" w:color="auto" w:val="clear"/>
+                <w:rtl w:val="false"/>
+                <w:lang w:bidi="ar-SA"/>
+              </w:rPr>
+              <w:t xml:space="preserve">C22</w:t>
+            </w:r>
+            <w:r>
+              <w:rPr>
+                <w:rFonts w:ascii="Segoe UI" w:cs="Segoe UI" w:eastAsia="Segoe UI" w:hAnsi="Segoe UI" w:hint="cs"/>
+                <w:b w:val="false"/>
+                <w:sz w:val="18"/>
+                <w:szCs w:val="18"/>
+                <w:rtl/>
+                <w:lang w:bidi="ar-SA"/>
+              </w:rPr>
+              <w:t xml:space="preserve"> أخضر: 131 صفحة معلَنة كلها ≤ 7% (الأعلى </w:t>
+            </w:r>
+            <w:r>
+              <w:rPr>
+                <w:rFonts w:ascii="Segoe UI" w:cs="Segoe UI" w:eastAsia="Segoe UI" w:hAnsi="Segoe UI" w:hint="cs"/>
+                <w:b w:val="false"/>
+                <w:sz w:val="18"/>
+                <w:szCs w:val="18"/>
+                <w:rtl w:val="false"/>
+                <w:lang w:bidi="ar-SA"/>
+              </w:rPr>
+              <w:t xml:space="preserve">zh </w:t>
+            </w:r>
+            <w:r>
+              <w:rPr>
+                <w:rFonts w:ascii="Segoe UI" w:cs="Segoe UI" w:eastAsia="Segoe UI" w:hAnsi="Segoe UI" w:hint="cs"/>
+                <w:b w:val="false"/>
+                <w:sz w:val="18"/>
+                <w:szCs w:val="18"/>
+                <w:rtl/>
+                <w:lang w:bidi="ar-SA"/>
+              </w:rPr>
+              <w:t xml:space="preserve">7%، </w:t>
+            </w:r>
+            <w:r>
+              <w:rPr>
+                <w:rFonts w:ascii="Segoe UI" w:cs="Segoe UI" w:eastAsia="Segoe UI" w:hAnsi="Segoe UI" w:hint="cs"/>
+                <w:b w:val="false"/>
+                <w:sz w:val="18"/>
+                <w:szCs w:val="18"/>
+                <w:rtl w:val="false"/>
+                <w:lang w:bidi="ar-SA"/>
+              </w:rPr>
+              <w:t xml:space="preserve">de </w:t>
+            </w:r>
+            <w:r>
+              <w:rPr>
+                <w:rFonts w:ascii="Segoe UI" w:cs="Segoe UI" w:eastAsia="Segoe UI" w:hAnsi="Segoe UI" w:hint="cs"/>
+                <w:b w:val="false"/>
+                <w:sz w:val="18"/>
+                <w:szCs w:val="18"/>
+                <w:rtl/>
+                <w:lang w:bidi="ar-SA"/>
+              </w:rPr>
+              <w:t xml:space="preserve">2%، </w:t>
+            </w:r>
+            <w:r>
+              <w:rPr>
+                <w:rFonts w:ascii="Segoe UI" w:cs="Segoe UI" w:eastAsia="Segoe UI" w:hAnsi="Segoe UI" w:hint="cs"/>
+                <w:b w:val="false"/>
+                <w:sz w:val="18"/>
+                <w:szCs w:val="18"/>
+                <w:rtl w:val="false"/>
+                <w:lang w:bidi="ar-SA"/>
+              </w:rPr>
+              <w:t xml:space="preserve">ru 2%) </w:t>
+            </w:r>
+            <w:r>
+              <w:rPr>
+                <w:rFonts w:ascii="Segoe UI" w:cs="Segoe UI" w:eastAsia="Segoe UI" w:hAnsi="Segoe UI" w:hint="cs"/>
+                <w:b w:val="false"/>
+                <w:sz w:val="18"/>
+                <w:szCs w:val="18"/>
+                <w:rtl/>
+                <w:lang w:bidi="ar-SA"/>
+              </w:rPr>
+              <w:t xml:space="preserve">وصفحتان غير معلَنتين بلا </w:t>
+            </w:r>
+            <w:r>
+              <w:rPr>
+                <w:rFonts w:ascii="Segoe UI" w:cs="Segoe UI" w:eastAsia="Segoe UI" w:hAnsi="Segoe UI" w:hint="cs"/>
+                <w:b w:val="false"/>
+                <w:sz w:val="18"/>
+                <w:szCs w:val="18"/>
+                <w:rtl w:val="false"/>
+                <w:lang w:bidi="ar-SA"/>
+              </w:rPr>
+              <w:t xml:space="preserve">hreflang </w:t>
+            </w:r>
+            <w:r>
+              <w:rPr>
+                <w:rFonts w:ascii="Segoe UI" w:cs="Segoe UI" w:eastAsia="Segoe UI" w:hAnsi="Segoe UI" w:hint="cs"/>
+                <w:b w:val="false"/>
+                <w:sz w:val="18"/>
+                <w:szCs w:val="18"/>
+                <w:rtl/>
+                <w:lang w:bidi="ar-SA"/>
+              </w:rPr>
+              <w:t xml:space="preserve">وخارج </w:t>
+            </w:r>
+            <w:r>
+              <w:rPr>
+                <w:rFonts w:ascii="Segoe UI" w:cs="Segoe UI" w:eastAsia="Segoe UI" w:hAnsi="Segoe UI" w:hint="cs"/>
+                <w:b w:val="false"/>
+                <w:sz w:val="18"/>
+                <w:szCs w:val="18"/>
+                <w:rtl w:val="false"/>
+                <w:lang w:bidi="ar-SA"/>
+              </w:rPr>
+              <w:t xml:space="preserve">sitemap (337 </w:t>
+            </w:r>
+            <w:r>
+              <w:rPr>
+                <w:rFonts w:ascii="Segoe UI" w:cs="Segoe UI" w:eastAsia="Segoe UI" w:hAnsi="Segoe UI" w:hint="cs"/>
+                <w:b w:val="false"/>
+                <w:sz w:val="18"/>
+                <w:szCs w:val="18"/>
+                <w:rtl/>
+                <w:lang w:bidi="ar-SA"/>
+              </w:rPr>
+              <w:t xml:space="preserve">رابطاً)؛ </w:t>
+            </w:r>
+            <w:r>
+              <w:rPr>
+                <w:rFonts w:ascii="Segoe UI" w:cs="Segoe UI" w:eastAsia="Segoe UI" w:hAnsi="Segoe UI" w:hint="cs"/>
+                <w:b w:val="false"/>
+                <w:sz w:val="18"/>
+                <w:szCs w:val="18"/>
+                <w:shd w:fill="F3EFE5" w:color="auto" w:val="clear"/>
+                <w:rtl w:val="false"/>
+                <w:lang w:bidi="ar-SA"/>
+              </w:rPr>
+              <w:t xml:space="preserve">npm run build</w:t>
+            </w:r>
+            <w:r>
+              <w:rPr>
+                <w:rFonts w:ascii="Segoe UI" w:cs="Segoe UI" w:eastAsia="Segoe UI" w:hAnsi="Segoe UI" w:hint="cs"/>
+                <w:b w:val="false"/>
+                <w:sz w:val="18"/>
+                <w:szCs w:val="18"/>
+                <w:rtl/>
+                <w:lang w:bidi="ar-SA"/>
+              </w:rPr>
+              <w:t xml:space="preserve"> أخضر (26 فحصاً)؛ الاختباران المتصفحيان أخضران.</w:t>
+            </w:r>
+          </w:p>
+        </w:tc>
+      </w:tr>
+      <w:tr>
+        <w:trPr>
+          <w:cantSplit/>
+        </w:trPr>
+        <w:tc>
+          <w:tcPr>
+            <w:tcW w:type="dxa" w:w="520"/>
+            <w:shd w:fill="FAF8F2" w:color="auto" w:val="clear"/>
+            <w:tcMar>
+              <w:top w:type="dxa" w:w="40"/>
+              <w:left w:type="dxa" w:w="70"/>
+              <w:bottom w:type="dxa" w:w="40"/>
+              <w:right w:type="dxa" w:w="70"/>
+            </w:tcMar>
+          </w:tcPr>
+          <w:p>
+            <w:pPr>
+              <w:bidi/>
+              <w:spacing w:after="0" w:before="0" w:line="250"/>
+              <w:jc w:val="start"/>
+            </w:pPr>
+            <w:r>
+              <w:rPr>
+                <w:rFonts w:ascii="Segoe UI" w:cs="Segoe UI" w:eastAsia="Segoe UI" w:hAnsi="Segoe UI" w:hint="cs"/>
+                <w:b w:val="false"/>
+                <w:sz w:val="18"/>
+                <w:szCs w:val="18"/>
+                <w:rtl/>
+                <w:lang w:bidi="ar-SA"/>
+              </w:rPr>
+              <w:t xml:space="preserve">6</w:t>
+            </w:r>
+          </w:p>
+        </w:tc>
+        <w:tc>
+          <w:tcPr>
+            <w:tcW w:type="dxa" w:w="3350"/>
+            <w:shd w:fill="FAF8F2" w:color="auto" w:val="clear"/>
+            <w:tcMar>
+              <w:top w:type="dxa" w:w="40"/>
+              <w:left w:type="dxa" w:w="70"/>
+              <w:bottom w:type="dxa" w:w="40"/>
+              <w:right w:type="dxa" w:w="70"/>
+            </w:tcMar>
+          </w:tcPr>
+          <w:p>
+            <w:pPr>
+              <w:bidi/>
+              <w:spacing w:after="0" w:before="0" w:line="250"/>
+              <w:jc w:val="start"/>
+            </w:pPr>
+            <w:r>
+              <w:rPr>
+                <w:rFonts w:ascii="Segoe UI" w:cs="Segoe UI" w:eastAsia="Segoe UI" w:hAnsi="Segoe UI" w:hint="cs"/>
+                <w:b w:val="false"/>
+                <w:sz w:val="18"/>
+                <w:szCs w:val="18"/>
+                <w:rtl/>
+                <w:lang w:bidi="ar-SA"/>
+              </w:rPr>
+              <w:t xml:space="preserve">2026-09-08</w:t>
+            </w:r>
+          </w:p>
+        </w:tc>
+        <w:tc>
+          <w:tcPr>
+            <w:tcW w:type="dxa" w:w="1150"/>
+            <w:shd w:fill="FAF8F2" w:color="auto" w:val="clear"/>
+            <w:tcMar>
+              <w:top w:type="dxa" w:w="40"/>
+              <w:left w:type="dxa" w:w="70"/>
+              <w:bottom w:type="dxa" w:w="40"/>
+              <w:right w:type="dxa" w:w="70"/>
+            </w:tcMar>
+          </w:tcPr>
+          <w:p>
+            <w:pPr>
+              <w:bidi/>
+              <w:spacing w:after="0" w:before="0" w:line="250"/>
+              <w:jc w:val="start"/>
+            </w:pPr>
+            <w:r>
+              <w:rPr>
+                <w:rFonts w:ascii="Segoe UI" w:cs="Segoe UI" w:eastAsia="Segoe UI" w:hAnsi="Segoe UI" w:hint="cs"/>
+                <w:b w:val="false"/>
+                <w:sz w:val="18"/>
+                <w:szCs w:val="18"/>
+                <w:shd w:fill="F3EFE5" w:color="auto" w:val="clear"/>
+                <w:rtl w:val="false"/>
+                <w:lang w:bidi="ar-SA"/>
+              </w:rPr>
+              <w:t xml:space="preserve">ShareButton.astro</w:t>
+            </w:r>
+            <w:r>
+              <w:rPr>
+                <w:rFonts w:ascii="Segoe UI" w:cs="Segoe UI" w:eastAsia="Segoe UI" w:hAnsi="Segoe UI" w:hint="cs"/>
+                <w:b w:val="false"/>
+                <w:sz w:val="18"/>
+                <w:szCs w:val="18"/>
+                <w:rtl/>
+                <w:lang w:bidi="ar-SA"/>
+              </w:rPr>
+              <w:t xml:space="preserve"> في قوالب المعلم (بجانب زر الحفظ) والمقال والمنشأة والإقامة والفعالية والخريطة: </w:t>
+            </w:r>
+            <w:r>
+              <w:rPr>
+                <w:rFonts w:ascii="Segoe UI" w:cs="Segoe UI" w:eastAsia="Segoe UI" w:hAnsi="Segoe UI" w:hint="cs"/>
+                <w:b w:val="false"/>
+                <w:sz w:val="18"/>
+                <w:szCs w:val="18"/>
+                <w:rtl w:val="false"/>
+                <w:lang w:bidi="ar-SA"/>
+              </w:rPr>
+              <w:t xml:space="preserve">Web Share API </w:t>
+            </w:r>
+            <w:r>
+              <w:rPr>
+                <w:rFonts w:ascii="Segoe UI" w:cs="Segoe UI" w:eastAsia="Segoe UI" w:hAnsi="Segoe UI" w:hint="cs"/>
+                <w:b w:val="false"/>
+                <w:sz w:val="18"/>
+                <w:szCs w:val="18"/>
+                <w:rtl/>
+                <w:lang w:bidi="ar-SA"/>
+              </w:rPr>
+              <w:t xml:space="preserve">حيث تتوفر وإلا نسخ الرابط مع تأكيد مرئي، وحدث </w:t>
+            </w:r>
+            <w:r>
+              <w:rPr>
+                <w:rFonts w:ascii="Segoe UI" w:cs="Segoe UI" w:eastAsia="Segoe UI" w:hAnsi="Segoe UI" w:hint="cs"/>
+                <w:b w:val="false"/>
+                <w:sz w:val="18"/>
+                <w:szCs w:val="18"/>
+                <w:shd w:fill="F3EFE5" w:color="auto" w:val="clear"/>
+                <w:rtl w:val="false"/>
+                <w:lang w:bidi="ar-SA"/>
+              </w:rPr>
+              <w:t xml:space="preserve">share</w:t>
+            </w:r>
+            <w:r>
+              <w:rPr>
+                <w:rFonts w:ascii="Segoe UI" w:cs="Segoe UI" w:eastAsia="Segoe UI" w:hAnsi="Segoe UI" w:hint="cs"/>
+                <w:b w:val="false"/>
+                <w:sz w:val="18"/>
+                <w:szCs w:val="18"/>
+                <w:rtl/>
+                <w:lang w:bidi="ar-SA"/>
+              </w:rPr>
+              <w:t xml:space="preserve"> بطريقته </w:t>
+            </w:r>
+            <w:r>
+              <w:rPr>
+                <w:rFonts w:ascii="Segoe UI" w:cs="Segoe UI" w:eastAsia="Segoe UI" w:hAnsi="Segoe UI" w:hint="cs"/>
+                <w:b w:val="false"/>
+                <w:sz w:val="18"/>
+                <w:szCs w:val="18"/>
+                <w:rtl w:val="false"/>
+                <w:lang w:bidi="ar-SA"/>
+              </w:rPr>
+              <w:t xml:space="preserve">(web_share/copy) </w:t>
+            </w:r>
+            <w:r>
+              <w:rPr>
+                <w:rFonts w:ascii="Segoe UI" w:cs="Segoe UI" w:eastAsia="Segoe UI" w:hAnsi="Segoe UI" w:hint="cs"/>
+                <w:b w:val="false"/>
+                <w:sz w:val="18"/>
+                <w:szCs w:val="18"/>
+                <w:rtl/>
+                <w:lang w:bidi="ar-SA"/>
+              </w:rPr>
+              <w:t xml:space="preserve">ونوع المحتوى ومعرّفه. النصوص: </w:t>
+            </w:r>
+            <w:r>
+              <w:rPr>
+                <w:rFonts w:ascii="Segoe UI" w:cs="Segoe UI" w:eastAsia="Segoe UI" w:hAnsi="Segoe UI" w:hint="cs"/>
+                <w:b w:val="false"/>
+                <w:sz w:val="18"/>
+                <w:szCs w:val="18"/>
+                <w:rtl w:val="false"/>
+                <w:lang w:bidi="ar-SA"/>
+              </w:rPr>
+              <w:t xml:space="preserve">ar/en (</w:t>
+            </w:r>
+            <w:r>
+              <w:rPr>
+                <w:rFonts w:ascii="Segoe UI" w:cs="Segoe UI" w:eastAsia="Segoe UI" w:hAnsi="Segoe UI" w:hint="cs"/>
+                <w:b w:val="false"/>
+                <w:sz w:val="18"/>
+                <w:szCs w:val="18"/>
+                <w:shd w:fill="F3EFE5" w:color="auto" w:val="clear"/>
+                <w:rtl w:val="false"/>
+                <w:lang w:bidi="ar-SA"/>
+              </w:rPr>
+              <w:t xml:space="preserve">share.btn</w:t>
+            </w:r>
+            <w:r>
+              <w:rPr>
+                <w:rFonts w:ascii="Segoe UI" w:cs="Segoe UI" w:eastAsia="Segoe UI" w:hAnsi="Segoe UI" w:hint="cs"/>
+                <w:b w:val="false"/>
+                <w:sz w:val="18"/>
+                <w:szCs w:val="18"/>
+                <w:rtl/>
+                <w:lang w:bidi="ar-SA"/>
+              </w:rPr>
+              <w:t xml:space="preserve">)، </w:t>
+            </w:r>
+            <w:r>
+              <w:rPr>
+                <w:rFonts w:ascii="Segoe UI" w:cs="Segoe UI" w:eastAsia="Segoe UI" w:hAnsi="Segoe UI" w:hint="cs"/>
+                <w:b w:val="false"/>
+                <w:sz w:val="18"/>
+                <w:szCs w:val="18"/>
+                <w:rtl w:val="false"/>
+                <w:lang w:bidi="ar-SA"/>
+              </w:rPr>
+              <w:t xml:space="preserve">zh </w:t>
+            </w:r>
+            <w:r>
+              <w:rPr>
+                <w:rFonts w:ascii="Segoe UI" w:cs="Segoe UI" w:eastAsia="Segoe UI" w:hAnsi="Segoe UI" w:hint="cs"/>
+                <w:b w:val="false"/>
+                <w:sz w:val="18"/>
+                <w:szCs w:val="18"/>
+                <w:rtl/>
+                <w:lang w:bidi="ar-SA"/>
+              </w:rPr>
+              <w:t xml:space="preserve">من </w:t>
+            </w:r>
+            <w:r>
+              <w:rPr>
+                <w:rFonts w:ascii="Segoe UI" w:cs="Segoe UI" w:eastAsia="Segoe UI" w:hAnsi="Segoe UI" w:hint="cs"/>
+                <w:b w:val="false"/>
+                <w:sz w:val="18"/>
+                <w:szCs w:val="18"/>
+                <w:shd w:fill="F3EFE5" w:color="auto" w:val="clear"/>
+                <w:rtl w:val="false"/>
+                <w:lang w:bidi="ar-SA"/>
+              </w:rPr>
+              <w:t xml:space="preserve">plan.copy</w:t>
+            </w:r>
+            <w:r>
+              <w:rPr>
+                <w:rFonts w:ascii="Segoe UI" w:cs="Segoe UI" w:eastAsia="Segoe UI" w:hAnsi="Segoe UI" w:hint="cs"/>
+                <w:b w:val="false"/>
+                <w:sz w:val="18"/>
+                <w:szCs w:val="18"/>
+                <w:rtl/>
+                <w:lang w:bidi="ar-SA"/>
+              </w:rPr>
+              <w:t xml:space="preserve"> المعتمد، </w:t>
+            </w:r>
+            <w:r>
+              <w:rPr>
+                <w:rFonts w:ascii="Segoe UI" w:cs="Segoe UI" w:eastAsia="Segoe UI" w:hAnsi="Segoe UI" w:hint="cs"/>
+                <w:b w:val="false"/>
+                <w:sz w:val="18"/>
+                <w:szCs w:val="18"/>
+                <w:rtl w:val="false"/>
+                <w:lang w:bidi="ar-SA"/>
+              </w:rPr>
+              <w:t xml:space="preserve">de/ru </w:t>
+            </w:r>
+            <w:r>
+              <w:rPr>
+                <w:rFonts w:ascii="Segoe UI" w:cs="Segoe UI" w:eastAsia="Segoe UI" w:hAnsi="Segoe UI" w:hint="cs"/>
+                <w:b w:val="false"/>
+                <w:sz w:val="18"/>
+                <w:szCs w:val="18"/>
+                <w:rtl/>
+                <w:lang w:bidi="ar-SA"/>
+              </w:rPr>
+              <w:t xml:space="preserve">أيقونة وحدها حتى تمرّ </w:t>
+            </w:r>
+            <w:r>
+              <w:rPr>
+                <w:rFonts w:ascii="Segoe UI" w:cs="Segoe UI" w:eastAsia="Segoe UI" w:hAnsi="Segoe UI" w:hint="cs"/>
+                <w:b w:val="false"/>
+                <w:sz w:val="18"/>
+                <w:szCs w:val="18"/>
+                <w:shd w:fill="F3EFE5" w:color="auto" w:val="clear"/>
+                <w:rtl w:val="false"/>
+                <w:lang w:bidi="ar-SA"/>
+              </w:rPr>
+              <w:t xml:space="preserve">share.*</w:t>
+            </w:r>
+            <w:r>
+              <w:rPr>
+                <w:rFonts w:ascii="Segoe UI" w:cs="Segoe UI" w:eastAsia="Segoe UI" w:hAnsi="Segoe UI" w:hint="cs"/>
+                <w:b w:val="false"/>
+                <w:sz w:val="18"/>
+                <w:szCs w:val="18"/>
+                <w:rtl/>
+                <w:lang w:bidi="ar-SA"/>
+              </w:rPr>
+              <w:t xml:space="preserve"> بالخطوط. الخريطة: حالتها في الرابط تُقرأ عند الدخول (</w:t>
+            </w:r>
+            <w:r>
+              <w:rPr>
+                <w:rFonts w:ascii="Segoe UI" w:cs="Segoe UI" w:eastAsia="Segoe UI" w:hAnsi="Segoe UI" w:hint="cs"/>
+                <w:b w:val="false"/>
+                <w:sz w:val="18"/>
+                <w:szCs w:val="18"/>
+                <w:shd w:fill="F3EFE5" w:color="auto" w:val="clear"/>
+                <w:rtl w:val="false"/>
+                <w:lang w:bidi="ar-SA"/>
+              </w:rPr>
+              <w:t xml:space="preserve">?cat=</w:t>
+            </w:r>
+            <w:r>
+              <w:rPr>
+                <w:rFonts w:ascii="Segoe UI" w:cs="Segoe UI" w:eastAsia="Segoe UI" w:hAnsi="Segoe UI" w:hint="cs"/>
+                <w:b w:val="false"/>
+                <w:sz w:val="18"/>
+                <w:szCs w:val="18"/>
+                <w:rtl/>
+                <w:lang w:bidi="ar-SA"/>
+              </w:rPr>
+              <w:t xml:space="preserve"> و</w:t>
+            </w:r>
+            <w:r>
+              <w:rPr>
+                <w:rFonts w:ascii="Segoe UI" w:cs="Segoe UI" w:eastAsia="Segoe UI" w:hAnsi="Segoe UI" w:hint="cs"/>
+                <w:b w:val="false"/>
+                <w:sz w:val="18"/>
+                <w:szCs w:val="18"/>
+                <w:shd w:fill="F3EFE5" w:color="auto" w:val="clear"/>
+                <w:rtl w:val="false"/>
+                <w:lang w:bidi="ar-SA"/>
+              </w:rPr>
+              <w:t xml:space="preserve">?q=</w:t>
+            </w:r>
+            <w:r>
+              <w:rPr>
+                <w:rFonts w:ascii="Segoe UI" w:cs="Segoe UI" w:eastAsia="Segoe UI" w:hAnsi="Segoe UI" w:hint="cs"/>
+                <w:b w:val="false"/>
+                <w:sz w:val="18"/>
+                <w:szCs w:val="18"/>
+                <w:rtl/>
+                <w:lang w:bidi="ar-SA"/>
+              </w:rPr>
+              <w:t xml:space="preserve"> و</w:t>
+            </w:r>
+            <w:r>
+              <w:rPr>
+                <w:rFonts w:ascii="Segoe UI" w:cs="Segoe UI" w:eastAsia="Segoe UI" w:hAnsi="Segoe UI" w:hint="cs"/>
+                <w:b w:val="false"/>
+                <w:sz w:val="18"/>
+                <w:szCs w:val="18"/>
+                <w:shd w:fill="F3EFE5" w:color="auto" w:val="clear"/>
+                <w:rtl w:val="false"/>
+                <w:lang w:bidi="ar-SA"/>
+              </w:rPr>
+              <w:t xml:space="preserve">#slug</w:t>
+            </w:r>
+            <w:r>
+              <w:rPr>
+                <w:rFonts w:ascii="Segoe UI" w:cs="Segoe UI" w:eastAsia="Segoe UI" w:hAnsi="Segoe UI" w:hint="cs"/>
+                <w:b w:val="false"/>
+                <w:sz w:val="18"/>
+                <w:szCs w:val="18"/>
+                <w:rtl/>
+                <w:lang w:bidi="ar-SA"/>
+              </w:rPr>
+              <w:t xml:space="preserve"> يفتح الدبوس) وتُكتب بـ</w:t>
+            </w:r>
+            <w:r>
+              <w:rPr>
+                <w:rFonts w:ascii="Segoe UI" w:cs="Segoe UI" w:eastAsia="Segoe UI" w:hAnsi="Segoe UI" w:hint="cs"/>
+                <w:b w:val="false"/>
+                <w:sz w:val="18"/>
+                <w:szCs w:val="18"/>
+                <w:shd w:fill="F3EFE5" w:color="auto" w:val="clear"/>
+                <w:rtl w:val="false"/>
+                <w:lang w:bidi="ar-SA"/>
+              </w:rPr>
+              <w:t xml:space="preserve">replaceState</w:t>
+            </w:r>
+            <w:r>
+              <w:rPr>
+                <w:rFonts w:ascii="Segoe UI" w:cs="Segoe UI" w:eastAsia="Segoe UI" w:hAnsi="Segoe UI" w:hint="cs"/>
+                <w:b w:val="false"/>
+                <w:sz w:val="18"/>
+                <w:szCs w:val="18"/>
+                <w:rtl/>
+                <w:lang w:bidi="ar-SA"/>
+              </w:rPr>
+              <w:t xml:space="preserve"> عند كل تغيير، وحدث </w:t>
+            </w:r>
+            <w:r>
+              <w:rPr>
+                <w:rFonts w:ascii="Segoe UI" w:cs="Segoe UI" w:eastAsia="Segoe UI" w:hAnsi="Segoe UI" w:hint="cs"/>
+                <w:b w:val="false"/>
+                <w:sz w:val="18"/>
+                <w:szCs w:val="18"/>
+                <w:shd w:fill="F3EFE5" w:color="auto" w:val="clear"/>
+                <w:rtl w:val="false"/>
+                <w:lang w:bidi="ar-SA"/>
+              </w:rPr>
+              <w:t xml:space="preserve">map_deeplink</w:t>
+            </w:r>
+            <w:r>
+              <w:rPr>
+                <w:rFonts w:ascii="Segoe UI" w:cs="Segoe UI" w:eastAsia="Segoe UI" w:hAnsi="Segoe UI" w:hint="cs"/>
+                <w:b w:val="false"/>
+                <w:sz w:val="18"/>
+                <w:szCs w:val="18"/>
+                <w:rtl/>
+                <w:lang w:bidi="ar-SA"/>
+              </w:rPr>
+              <w:t xml:space="preserve">.</w:t>
+            </w:r>
+          </w:p>
+        </w:tc>
+        <w:tc>
+          <w:tcPr>
+            <w:tcW w:type="dxa" w:w="4618"/>
+            <w:shd w:fill="FAF8F2" w:color="auto" w:val="clear"/>
+            <w:tcMar>
+              <w:top w:type="dxa" w:w="40"/>
+              <w:left w:type="dxa" w:w="70"/>
+              <w:bottom w:type="dxa" w:w="40"/>
+              <w:right w:type="dxa" w:w="70"/>
+            </w:tcMar>
+          </w:tcPr>
+          <w:p>
+            <w:pPr>
+              <w:bidi/>
+              <w:spacing w:after="0" w:before="0" w:line="250"/>
+              <w:jc w:val="start"/>
+            </w:pPr>
+            <w:r>
+              <w:rPr>
+                <w:rFonts w:ascii="Segoe UI" w:cs="Segoe UI" w:eastAsia="Segoe UI" w:hAnsi="Segoe UI" w:hint="cs"/>
+                <w:b w:val="false"/>
+                <w:sz w:val="18"/>
+                <w:szCs w:val="18"/>
+                <w:shd w:fill="F3EFE5" w:color="auto" w:val="clear"/>
+                <w:rtl w:val="false"/>
+                <w:lang w:bidi="ar-SA"/>
+              </w:rPr>
+              <w:t xml:space="preserve">tools/test-share-map.mjs</w:t>
+            </w:r>
+            <w:r>
+              <w:rPr>
+                <w:rFonts w:ascii="Segoe UI" w:cs="Segoe UI" w:eastAsia="Segoe UI" w:hAnsi="Segoe UI" w:hint="cs"/>
+                <w:b w:val="false"/>
+                <w:sz w:val="18"/>
+                <w:szCs w:val="18"/>
+                <w:rtl/>
+                <w:lang w:bidi="ar-SA"/>
+              </w:rPr>
+              <w:t xml:space="preserve">: 25/25 (مسارا المشاركة والحدث في القوالب الستة وبثلاث لغات؛ الخريطة تقرأ الرابط وتكتبه وتشارك حالتها)؛ الاختباران السابقان أخضران؛ </w:t>
+            </w:r>
+            <w:r>
+              <w:rPr>
+                <w:rFonts w:ascii="Segoe UI" w:cs="Segoe UI" w:eastAsia="Segoe UI" w:hAnsi="Segoe UI" w:hint="cs"/>
+                <w:b w:val="false"/>
+                <w:sz w:val="18"/>
+                <w:szCs w:val="18"/>
+                <w:shd w:fill="F3EFE5" w:color="auto" w:val="clear"/>
+                <w:rtl w:val="false"/>
+                <w:lang w:bidi="ar-SA"/>
+              </w:rPr>
+              <w:t xml:space="preserve">npm run build</w:t>
+            </w:r>
+            <w:r>
+              <w:rPr>
+                <w:rFonts w:ascii="Segoe UI" w:cs="Segoe UI" w:eastAsia="Segoe UI" w:hAnsi="Segoe UI" w:hint="cs"/>
+                <w:b w:val="false"/>
+                <w:sz w:val="18"/>
+                <w:szCs w:val="18"/>
+                <w:rtl/>
+                <w:lang w:bidi="ar-SA"/>
+              </w:rPr>
+              <w:t xml:space="preserve"> أخضر (26 فحصاً).</w:t>
+            </w:r>
+          </w:p>
+        </w:tc>
+      </w:tr>
+      <w:tr>
+        <w:trPr>
+          <w:cantSplit/>
+        </w:trPr>
+        <w:tc>
+          <w:tcPr>
+            <w:tcW w:type="dxa" w:w="520"/>
+            <w:tcMar>
+              <w:top w:type="dxa" w:w="40"/>
+              <w:left w:type="dxa" w:w="70"/>
+              <w:bottom w:type="dxa" w:w="40"/>
+              <w:right w:type="dxa" w:w="70"/>
+            </w:tcMar>
+          </w:tcPr>
+          <w:p>
+            <w:pPr>
+              <w:bidi/>
+              <w:spacing w:after="0" w:before="0" w:line="250"/>
+              <w:jc w:val="start"/>
+            </w:pPr>
+            <w:r>
+              <w:rPr>
+                <w:rFonts w:ascii="Segoe UI" w:cs="Segoe UI" w:eastAsia="Segoe UI" w:hAnsi="Segoe UI" w:hint="cs"/>
+                <w:b w:val="false"/>
+                <w:sz w:val="18"/>
+                <w:szCs w:val="18"/>
+                <w:rtl/>
+                <w:lang w:bidi="ar-SA"/>
+              </w:rPr>
+              <w:t xml:space="preserve">7</w:t>
+            </w:r>
+          </w:p>
+        </w:tc>
+        <w:tc>
+          <w:tcPr>
+            <w:tcW w:type="dxa" w:w="3350"/>
+            <w:tcMar>
+              <w:top w:type="dxa" w:w="40"/>
+              <w:left w:type="dxa" w:w="70"/>
+              <w:bottom w:type="dxa" w:w="40"/>
+              <w:right w:type="dxa" w:w="70"/>
+            </w:tcMar>
+          </w:tcPr>
+          <w:p>
+            <w:pPr>
+              <w:bidi/>
+              <w:spacing w:after="0" w:before="0" w:line="250"/>
+              <w:jc w:val="start"/>
+            </w:pPr>
+            <w:r>
+              <w:rPr>
+                <w:rFonts w:ascii="Segoe UI" w:cs="Segoe UI" w:eastAsia="Segoe UI" w:hAnsi="Segoe UI" w:hint="cs"/>
+                <w:b w:val="false"/>
+                <w:sz w:val="18"/>
+                <w:szCs w:val="18"/>
+                <w:rtl/>
+                <w:lang w:bidi="ar-SA"/>
+              </w:rPr>
+              <w:t xml:space="preserve">2026-09-08</w:t>
+            </w:r>
+          </w:p>
+        </w:tc>
+        <w:tc>
+          <w:tcPr>
+            <w:tcW w:type="dxa" w:w="1150"/>
+            <w:tcMar>
+              <w:top w:type="dxa" w:w="40"/>
+              <w:left w:type="dxa" w:w="70"/>
+              <w:bottom w:type="dxa" w:w="40"/>
+              <w:right w:type="dxa" w:w="70"/>
+            </w:tcMar>
+          </w:tcPr>
+          <w:p>
+            <w:pPr>
+              <w:bidi/>
+              <w:spacing w:after="0" w:before="0" w:line="250"/>
+              <w:jc w:val="start"/>
+            </w:pPr>
+            <w:r>
+              <w:rPr>
+                <w:rFonts w:ascii="Segoe UI" w:cs="Segoe UI" w:eastAsia="Segoe UI" w:hAnsi="Segoe UI" w:hint="cs"/>
+                <w:b w:val="false"/>
+                <w:sz w:val="18"/>
+                <w:szCs w:val="18"/>
+                <w:shd w:fill="F3EFE5" w:color="auto" w:val="clear"/>
+                <w:rtl w:val="false"/>
+                <w:lang w:bidi="ar-SA"/>
+              </w:rPr>
+              <w:t xml:space="preserve">geolocation=(self)</w:t>
+            </w:r>
+            <w:r>
+              <w:rPr>
+                <w:rFonts w:ascii="Segoe UI" w:cs="Segoe UI" w:eastAsia="Segoe UI" w:hAnsi="Segoe UI" w:hint="cs"/>
+                <w:b w:val="false"/>
+                <w:sz w:val="18"/>
+                <w:szCs w:val="18"/>
+                <w:rtl/>
+                <w:lang w:bidi="ar-SA"/>
+              </w:rPr>
+              <w:t xml:space="preserve"> في </w:t>
+            </w:r>
+            <w:r>
+              <w:rPr>
+                <w:rFonts w:ascii="Segoe UI" w:cs="Segoe UI" w:eastAsia="Segoe UI" w:hAnsi="Segoe UI" w:hint="cs"/>
+                <w:b w:val="false"/>
+                <w:sz w:val="18"/>
+                <w:szCs w:val="18"/>
+                <w:shd w:fill="F3EFE5" w:color="auto" w:val="clear"/>
+                <w:rtl w:val="false"/>
+                <w:lang w:bidi="ar-SA"/>
+              </w:rPr>
+              <w:t xml:space="preserve">netlify.toml</w:t>
+            </w:r>
+            <w:r>
+              <w:rPr>
+                <w:rFonts w:ascii="Segoe UI" w:cs="Segoe UI" w:eastAsia="Segoe UI" w:hAnsi="Segoe UI" w:hint="cs"/>
+                <w:b w:val="false"/>
+                <w:sz w:val="18"/>
+                <w:szCs w:val="18"/>
+                <w:rtl/>
+                <w:lang w:bidi="ar-SA"/>
+              </w:rPr>
+              <w:t xml:space="preserve"> و</w:t>
+            </w:r>
+            <w:r>
+              <w:rPr>
+                <w:rFonts w:ascii="Segoe UI" w:cs="Segoe UI" w:eastAsia="Segoe UI" w:hAnsi="Segoe UI" w:hint="cs"/>
+                <w:b w:val="false"/>
+                <w:sz w:val="18"/>
+                <w:szCs w:val="18"/>
+                <w:shd w:fill="F3EFE5" w:color="auto" w:val="clear"/>
+                <w:rtl w:val="false"/>
+                <w:lang w:bidi="ar-SA"/>
+              </w:rPr>
+              <w:t xml:space="preserve">public/_headers</w:t>
+            </w:r>
+            <w:r>
+              <w:rPr>
+                <w:rFonts w:ascii="Segoe UI" w:cs="Segoe UI" w:eastAsia="Segoe UI" w:hAnsi="Segoe UI" w:hint="cs"/>
+                <w:b w:val="false"/>
+                <w:sz w:val="18"/>
+                <w:szCs w:val="18"/>
+                <w:rtl/>
+                <w:lang w:bidi="ar-SA"/>
+              </w:rPr>
+              <w:t xml:space="preserve"> (كان </w:t>
+            </w:r>
+            <w:r>
+              <w:rPr>
+                <w:rFonts w:ascii="Segoe UI" w:cs="Segoe UI" w:eastAsia="Segoe UI" w:hAnsi="Segoe UI" w:hint="cs"/>
+                <w:b w:val="false"/>
+                <w:sz w:val="18"/>
+                <w:szCs w:val="18"/>
+                <w:shd w:fill="F3EFE5" w:color="auto" w:val="clear"/>
+                <w:rtl/>
+                <w:lang w:bidi="ar-SA"/>
+              </w:rPr>
+              <w:t xml:space="preserve">()</w:t>
+            </w:r>
+            <w:r>
+              <w:rPr>
+                <w:rFonts w:ascii="Segoe UI" w:cs="Segoe UI" w:eastAsia="Segoe UI" w:hAnsi="Segoe UI" w:hint="cs"/>
+                <w:b w:val="false"/>
+                <w:sz w:val="18"/>
+                <w:szCs w:val="18"/>
+                <w:rtl/>
+                <w:lang w:bidi="ar-SA"/>
+              </w:rPr>
+              <w:t xml:space="preserve"> فيعطّل الموقع كلياً). زر «موقعي» في الخريطة: علامة الزائر، المسافة على كل عنصر، وترتيب القائمة من الأقرب، مع رسالة عند الرفض وحدث </w:t>
+            </w:r>
+            <w:r>
+              <w:rPr>
+                <w:rFonts w:ascii="Segoe UI" w:cs="Segoe UI" w:eastAsia="Segoe UI" w:hAnsi="Segoe UI" w:hint="cs"/>
+                <w:b w:val="false"/>
+                <w:sz w:val="18"/>
+                <w:szCs w:val="18"/>
+                <w:shd w:fill="F3EFE5" w:color="auto" w:val="clear"/>
+                <w:rtl w:val="false"/>
+                <w:lang w:bidi="ar-SA"/>
+              </w:rPr>
+              <w:t xml:space="preserve">map_locate</w:t>
+            </w:r>
+            <w:r>
+              <w:rPr>
+                <w:rFonts w:ascii="Segoe UI" w:cs="Segoe UI" w:eastAsia="Segoe UI" w:hAnsi="Segoe UI" w:hint="cs"/>
+                <w:b w:val="false"/>
+                <w:sz w:val="18"/>
+                <w:szCs w:val="18"/>
+                <w:rtl/>
+                <w:lang w:bidi="ar-SA"/>
+              </w:rPr>
+              <w:t xml:space="preserve">. زر «كم يبعد عني» في بطاقة الزيارة بصفحة المعلم، بحدث </w:t>
+            </w:r>
+            <w:r>
+              <w:rPr>
+                <w:rFonts w:ascii="Segoe UI" w:cs="Segoe UI" w:eastAsia="Segoe UI" w:hAnsi="Segoe UI" w:hint="cs"/>
+                <w:b w:val="false"/>
+                <w:sz w:val="18"/>
+                <w:szCs w:val="18"/>
+                <w:shd w:fill="F3EFE5" w:color="auto" w:val="clear"/>
+                <w:rtl w:val="false"/>
+                <w:lang w:bidi="ar-SA"/>
+              </w:rPr>
+              <w:t xml:space="preserve">distance_check</w:t>
+            </w:r>
+            <w:r>
+              <w:rPr>
+                <w:rFonts w:ascii="Segoe UI" w:cs="Segoe UI" w:eastAsia="Segoe UI" w:hAnsi="Segoe UI" w:hint="cs"/>
+                <w:b w:val="false"/>
+                <w:sz w:val="18"/>
+                <w:szCs w:val="18"/>
+                <w:rtl/>
+                <w:lang w:bidi="ar-SA"/>
+              </w:rPr>
+              <w:t xml:space="preserve">. الحساب محلي (</w:t>
+            </w:r>
+            <w:r>
+              <w:rPr>
+                <w:rFonts w:ascii="Segoe UI" w:cs="Segoe UI" w:eastAsia="Segoe UI" w:hAnsi="Segoe UI" w:hint="cs"/>
+                <w:b w:val="false"/>
+                <w:sz w:val="18"/>
+                <w:szCs w:val="18"/>
+                <w:shd w:fill="F3EFE5" w:color="auto" w:val="clear"/>
+                <w:rtl w:val="false"/>
+                <w:lang w:bidi="ar-SA"/>
+              </w:rPr>
+              <w:t xml:space="preserve">src/lib/distance.ts</w:t>
+            </w:r>
+            <w:r>
+              <w:rPr>
+                <w:rFonts w:ascii="Segoe UI" w:cs="Segoe UI" w:eastAsia="Segoe UI" w:hAnsi="Segoe UI" w:hint="cs"/>
+                <w:b w:val="false"/>
+                <w:sz w:val="18"/>
+                <w:szCs w:val="18"/>
+                <w:rtl/>
+                <w:lang w:bidi="ar-SA"/>
+              </w:rPr>
+              <w:t xml:space="preserve">، مشترك مع بطاقات «القريب») ولا يُخزَّن الموقع. النصوص ar/en، وzh/de/ru أيقونة وحدها مع صياغة المسافة المعتمدة سلفاً لكل لغة.</w:t>
+            </w:r>
+          </w:p>
+        </w:tc>
+        <w:tc>
+          <w:tcPr>
+            <w:tcW w:type="dxa" w:w="4618"/>
+            <w:tcMar>
+              <w:top w:type="dxa" w:w="40"/>
+              <w:left w:type="dxa" w:w="70"/>
+              <w:bottom w:type="dxa" w:w="40"/>
+              <w:right w:type="dxa" w:w="70"/>
+            </w:tcMar>
+          </w:tcPr>
+          <w:p>
+            <w:pPr>
+              <w:bidi/>
+              <w:spacing w:after="0" w:before="0" w:line="250"/>
+              <w:jc w:val="start"/>
+            </w:pPr>
+            <w:r>
+              <w:rPr>
+                <w:rFonts w:ascii="Segoe UI" w:cs="Segoe UI" w:eastAsia="Segoe UI" w:hAnsi="Segoe UI" w:hint="cs"/>
+                <w:b w:val="false"/>
+                <w:sz w:val="18"/>
+                <w:szCs w:val="18"/>
+                <w:shd w:fill="F3EFE5" w:color="auto" w:val="clear"/>
+                <w:rtl w:val="false"/>
+                <w:lang w:bidi="ar-SA"/>
+              </w:rPr>
+              <w:t xml:space="preserve">tools/test-near-me.mjs</w:t>
+            </w:r>
+            <w:r>
+              <w:rPr>
+                <w:rFonts w:ascii="Segoe UI" w:cs="Segoe UI" w:eastAsia="Segoe UI" w:hAnsi="Segoe UI" w:hint="cs"/>
+                <w:b w:val="false"/>
+                <w:sz w:val="18"/>
+                <w:szCs w:val="18"/>
+                <w:rtl/>
+                <w:lang w:bidi="ar-SA"/>
+              </w:rPr>
+              <w:t xml:space="preserve"> بموقع محاكاة (وسط الهفوف): إذن ممنوح ومرفوض على الخريطة، والمسافة بصياغة الإنجليزية والعربية والروسية في صفحة المعلم، والرؤوس في </w:t>
+            </w:r>
+            <w:r>
+              <w:rPr>
+                <w:rFonts w:ascii="Segoe UI" w:cs="Segoe UI" w:eastAsia="Segoe UI" w:hAnsi="Segoe UI" w:hint="cs"/>
+                <w:b w:val="false"/>
+                <w:sz w:val="18"/>
+                <w:szCs w:val="18"/>
+                <w:shd w:fill="F3EFE5" w:color="auto" w:val="clear"/>
+                <w:rtl w:val="false"/>
+                <w:lang w:bidi="ar-SA"/>
+              </w:rPr>
+              <w:t xml:space="preserve">dist/_headers</w:t>
+            </w:r>
+            <w:r>
+              <w:rPr>
+                <w:rFonts w:ascii="Segoe UI" w:cs="Segoe UI" w:eastAsia="Segoe UI" w:hAnsi="Segoe UI" w:hint="cs"/>
+                <w:b w:val="false"/>
+                <w:sz w:val="18"/>
+                <w:szCs w:val="18"/>
+                <w:rtl/>
+                <w:lang w:bidi="ar-SA"/>
+              </w:rPr>
+              <w:t xml:space="preserve"> و</w:t>
+            </w:r>
+            <w:r>
+              <w:rPr>
+                <w:rFonts w:ascii="Segoe UI" w:cs="Segoe UI" w:eastAsia="Segoe UI" w:hAnsi="Segoe UI" w:hint="cs"/>
+                <w:b w:val="false"/>
+                <w:sz w:val="18"/>
+                <w:szCs w:val="18"/>
+                <w:shd w:fill="F3EFE5" w:color="auto" w:val="clear"/>
+                <w:rtl w:val="false"/>
+                <w:lang w:bidi="ar-SA"/>
+              </w:rPr>
+              <w:t xml:space="preserve">netlify.toml</w:t>
+            </w:r>
+            <w:r>
+              <w:rPr>
+                <w:rFonts w:ascii="Segoe UI" w:cs="Segoe UI" w:eastAsia="Segoe UI" w:hAnsi="Segoe UI" w:hint="cs"/>
+                <w:b w:val="false"/>
+                <w:sz w:val="18"/>
+                <w:szCs w:val="18"/>
+                <w:rtl/>
+                <w:lang w:bidi="ar-SA"/>
+              </w:rPr>
+              <w:t xml:space="preserve">؛ في </w:t>
+            </w:r>
+            <w:r>
+              <w:rPr>
+                <w:rFonts w:ascii="Segoe UI" w:cs="Segoe UI" w:eastAsia="Segoe UI" w:hAnsi="Segoe UI" w:hint="cs"/>
+                <w:b w:val="false"/>
+                <w:sz w:val="18"/>
+                <w:szCs w:val="18"/>
+                <w:shd w:fill="F3EFE5" w:color="auto" w:val="clear"/>
+                <w:rtl w:val="false"/>
+                <w:lang w:bidi="ar-SA"/>
+              </w:rPr>
+              <w:t xml:space="preserve">build.yml</w:t>
+            </w:r>
+            <w:r>
+              <w:rPr>
+                <w:rFonts w:ascii="Segoe UI" w:cs="Segoe UI" w:eastAsia="Segoe UI" w:hAnsi="Segoe UI" w:hint="cs"/>
+                <w:b w:val="false"/>
+                <w:sz w:val="18"/>
+                <w:szCs w:val="18"/>
+                <w:rtl/>
+                <w:lang w:bidi="ar-SA"/>
+              </w:rPr>
+              <w:t xml:space="preserve">.</w:t>
+            </w:r>
+          </w:p>
+        </w:tc>
+      </w:tr>
+      <w:tr>
+        <w:trPr>
+          <w:cantSplit/>
+        </w:trPr>
+        <w:tc>
+          <w:tcPr>
+            <w:tcW w:type="dxa" w:w="520"/>
+            <w:shd w:fill="FAF8F2" w:color="auto" w:val="clear"/>
+            <w:tcMar>
+              <w:top w:type="dxa" w:w="40"/>
+              <w:left w:type="dxa" w:w="70"/>
+              <w:bottom w:type="dxa" w:w="40"/>
+              <w:right w:type="dxa" w:w="70"/>
+            </w:tcMar>
+          </w:tcPr>
+          <w:p>
+            <w:pPr>
+              <w:bidi/>
+              <w:spacing w:after="0" w:before="0" w:line="250"/>
+              <w:jc w:val="start"/>
+            </w:pPr>
+            <w:r>
+              <w:rPr>
+                <w:rFonts w:ascii="Segoe UI" w:cs="Segoe UI" w:eastAsia="Segoe UI" w:hAnsi="Segoe UI" w:hint="cs"/>
+                <w:b w:val="false"/>
+                <w:sz w:val="18"/>
+                <w:szCs w:val="18"/>
+                <w:rtl/>
+                <w:lang w:bidi="ar-SA"/>
+              </w:rPr>
+              <w:t xml:space="preserve">8</w:t>
+            </w:r>
+          </w:p>
+        </w:tc>
+        <w:tc>
+          <w:tcPr>
+            <w:tcW w:type="dxa" w:w="3350"/>
+            <w:shd w:fill="FAF8F2" w:color="auto" w:val="clear"/>
+            <w:tcMar>
+              <w:top w:type="dxa" w:w="40"/>
+              <w:left w:type="dxa" w:w="70"/>
+              <w:bottom w:type="dxa" w:w="40"/>
+              <w:right w:type="dxa" w:w="70"/>
+            </w:tcMar>
+          </w:tcPr>
+          <w:p>
+            <w:pPr>
+              <w:bidi/>
+              <w:spacing w:after="0" w:before="0" w:line="250"/>
+              <w:jc w:val="start"/>
+            </w:pPr>
+            <w:r>
+              <w:rPr>
+                <w:rFonts w:ascii="Segoe UI" w:cs="Segoe UI" w:eastAsia="Segoe UI" w:hAnsi="Segoe UI" w:hint="cs"/>
+                <w:b w:val="false"/>
+                <w:sz w:val="18"/>
+                <w:szCs w:val="18"/>
+                <w:rtl/>
+                <w:lang w:bidi="ar-SA"/>
+              </w:rPr>
+              <w:t xml:space="preserve">2026-09-08</w:t>
+            </w:r>
+          </w:p>
+        </w:tc>
+        <w:tc>
+          <w:tcPr>
+            <w:tcW w:type="dxa" w:w="1150"/>
+            <w:shd w:fill="FAF8F2" w:color="auto" w:val="clear"/>
+            <w:tcMar>
+              <w:top w:type="dxa" w:w="40"/>
+              <w:left w:type="dxa" w:w="70"/>
+              <w:bottom w:type="dxa" w:w="40"/>
+              <w:right w:type="dxa" w:w="70"/>
+            </w:tcMar>
+          </w:tcPr>
+          <w:p>
+            <w:pPr>
+              <w:bidi/>
+              <w:spacing w:after="0" w:before="0" w:line="250"/>
+              <w:jc w:val="start"/>
+            </w:pPr>
+            <w:r>
+              <w:rPr>
+                <w:rFonts w:ascii="Segoe UI" w:cs="Segoe UI" w:eastAsia="Segoe UI" w:hAnsi="Segoe UI" w:hint="cs"/>
+                <w:b/>
+                <w:bCs/>
+                <w:sz w:val="18"/>
+                <w:szCs w:val="18"/>
+                <w:rtl/>
+                <w:lang w:bidi="ar-SA"/>
+              </w:rPr>
+              <w:t xml:space="preserve">(أ) الجداول والمواعيد المبنيَنة وllms.txt.</w:t>
+            </w:r>
+            <w:r>
+              <w:rPr>
+                <w:rFonts w:ascii="Segoe UI" w:cs="Segoe UI" w:eastAsia="Segoe UI" w:hAnsi="Segoe UI" w:hint="cs"/>
+                <w:b w:val="false"/>
+                <w:sz w:val="18"/>
+                <w:szCs w:val="18"/>
+                <w:rtl/>
+                <w:lang w:bidi="ar-SA"/>
+              </w:rPr>
+              <w:t xml:space="preserve"> </w:t>
+            </w:r>
+            <w:r>
+              <w:rPr>
+                <w:rFonts w:ascii="Segoe UI" w:cs="Segoe UI" w:eastAsia="Segoe UI" w:hAnsi="Segoe UI" w:hint="cs"/>
+                <w:b w:val="false"/>
+                <w:sz w:val="18"/>
+                <w:szCs w:val="18"/>
+                <w:shd w:fill="F3EFE5" w:color="auto" w:val="clear"/>
+                <w:rtl w:val="false"/>
+                <w:lang w:bidi="ar-SA"/>
+              </w:rPr>
+              <w:t xml:space="preserve">src/lib/tables.ts</w:t>
+            </w:r>
+            <w:r>
+              <w:rPr>
+                <w:rFonts w:ascii="Segoe UI" w:cs="Segoe UI" w:eastAsia="Segoe UI" w:hAnsi="Segoe UI" w:hint="cs"/>
+                <w:b w:val="false"/>
+                <w:sz w:val="18"/>
+                <w:szCs w:val="18"/>
+                <w:rtl/>
+                <w:lang w:bidi="ar-SA"/>
+              </w:rPr>
+              <w:t xml:space="preserve"> + </w:t>
+            </w:r>
+            <w:r>
+              <w:rPr>
+                <w:rFonts w:ascii="Segoe UI" w:cs="Segoe UI" w:eastAsia="Segoe UI" w:hAnsi="Segoe UI" w:hint="cs"/>
+                <w:b w:val="false"/>
+                <w:sz w:val="18"/>
+                <w:szCs w:val="18"/>
+                <w:shd w:fill="F3EFE5" w:color="auto" w:val="clear"/>
+                <w:rtl w:val="false"/>
+                <w:lang w:bidi="ar-SA"/>
+              </w:rPr>
+              <w:t xml:space="preserve">DataTable.astro</w:t>
+            </w:r>
+            <w:r>
+              <w:rPr>
+                <w:rFonts w:ascii="Segoe UI" w:cs="Segoe UI" w:eastAsia="Segoe UI" w:hAnsi="Segoe UI" w:hint="cs"/>
+                <w:b w:val="false"/>
+                <w:sz w:val="18"/>
+                <w:szCs w:val="18"/>
+                <w:rtl/>
+                <w:lang w:bidi="ar-SA"/>
+              </w:rPr>
+              <w:t xml:space="preserve">: ثلاثة جداول تُبنى من مصادر الحقيقة نفسها — المواعيد والرسوم الموثّقة (21 معلماً) في «خطط لرحلتك» بالعربية والإنجليزية والصينية (رؤوسه من تسميات البنود المعتمدة)، وروزنامة الفعاليات العشر في صفحة الفعاليات بثلاث لغات، ومواسم الثمار (14 ثمرة) بالعربية والإنجليزية (الصينية بانتظار رؤوس معتمدة). حقلا </w:t>
+            </w:r>
+            <w:r>
+              <w:rPr>
+                <w:rFonts w:ascii="Segoe UI" w:cs="Segoe UI" w:eastAsia="Segoe UI" w:hAnsi="Segoe UI" w:hint="cs"/>
+                <w:b w:val="false"/>
+                <w:sz w:val="18"/>
+                <w:szCs w:val="18"/>
+                <w:shd w:fill="F3EFE5" w:color="auto" w:val="clear"/>
+                <w:rtl w:val="false"/>
+                <w:lang w:bidi="ar-SA"/>
+              </w:rPr>
+              <w:t xml:space="preserve">hoursSpec</w:t>
+            </w:r>
+            <w:r>
+              <w:rPr>
+                <w:rFonts w:ascii="Segoe UI" w:cs="Segoe UI" w:eastAsia="Segoe UI" w:hAnsi="Segoe UI" w:hint="cs"/>
+                <w:b w:val="false"/>
+                <w:sz w:val="18"/>
+                <w:szCs w:val="18"/>
+                <w:rtl/>
+                <w:lang w:bidi="ar-SA"/>
+              </w:rPr>
+              <w:t xml:space="preserve"> و</w:t>
+            </w:r>
+            <w:r>
+              <w:rPr>
+                <w:rFonts w:ascii="Segoe UI" w:cs="Segoe UI" w:eastAsia="Segoe UI" w:hAnsi="Segoe UI" w:hint="cs"/>
+                <w:b w:val="false"/>
+                <w:sz w:val="18"/>
+                <w:szCs w:val="18"/>
+                <w:shd w:fill="F3EFE5" w:color="auto" w:val="clear"/>
+                <w:rtl w:val="false"/>
+                <w:lang w:bidi="ar-SA"/>
+              </w:rPr>
+              <w:t xml:space="preserve">fee</w:t>
+            </w:r>
+            <w:r>
+              <w:rPr>
+                <w:rFonts w:ascii="Segoe UI" w:cs="Segoe UI" w:eastAsia="Segoe UI" w:hAnsi="Segoe UI" w:hint="cs"/>
+                <w:b w:val="false"/>
+                <w:sz w:val="18"/>
+                <w:szCs w:val="18"/>
+                <w:rtl/>
+                <w:lang w:bidi="ar-SA"/>
+              </w:rPr>
+              <w:t xml:space="preserve"> في مخطط المعالم لا يُقبلان إلا مع بند </w:t>
+            </w:r>
+            <w:r>
+              <w:rPr>
+                <w:rFonts w:ascii="Segoe UI" w:cs="Segoe UI" w:eastAsia="Segoe UI" w:hAnsi="Segoe UI" w:hint="cs"/>
+                <w:b w:val="false"/>
+                <w:sz w:val="18"/>
+                <w:szCs w:val="18"/>
+                <w:shd w:fill="F3EFE5" w:color="auto" w:val="clear"/>
+                <w:rtl w:val="false"/>
+                <w:lang w:bidi="ar-SA"/>
+              </w:rPr>
+              <w:t xml:space="preserve">practical</w:t>
+            </w:r>
+            <w:r>
+              <w:rPr>
+                <w:rFonts w:ascii="Segoe UI" w:cs="Segoe UI" w:eastAsia="Segoe UI" w:hAnsi="Segoe UI" w:hint="cs"/>
+                <w:b w:val="false"/>
+                <w:sz w:val="18"/>
+                <w:szCs w:val="18"/>
+                <w:rtl/>
+                <w:lang w:bidi="ar-SA"/>
+              </w:rPr>
+              <w:t xml:space="preserve"> موثّق للمواعيد/الرسوم (يرفضه البناء وإلا)، ومُلئا لـ21 معلماً من بنودها الموثّقة حرفياً (8 بمواعيد مبنيَنة و20 برسوم)، وتُصدَّر </w:t>
+            </w:r>
+            <w:r>
+              <w:rPr>
+                <w:rFonts w:ascii="Segoe UI" w:cs="Segoe UI" w:eastAsia="Segoe UI" w:hAnsi="Segoe UI" w:hint="cs"/>
+                <w:b w:val="false"/>
+                <w:sz w:val="18"/>
+                <w:szCs w:val="18"/>
+                <w:shd w:fill="F3EFE5" w:color="auto" w:val="clear"/>
+                <w:rtl w:val="false"/>
+                <w:lang w:bidi="ar-SA"/>
+              </w:rPr>
+              <w:t xml:space="preserve">openingHoursSpecification</w:t>
+            </w:r>
+            <w:r>
+              <w:rPr>
+                <w:rFonts w:ascii="Segoe UI" w:cs="Segoe UI" w:eastAsia="Segoe UI" w:hAnsi="Segoe UI" w:hint="cs"/>
+                <w:b w:val="false"/>
+                <w:sz w:val="18"/>
+                <w:szCs w:val="18"/>
+                <w:rtl/>
+                <w:lang w:bidi="ar-SA"/>
+              </w:rPr>
+              <w:t xml:space="preserve"> و</w:t>
+            </w:r>
+            <w:r>
+              <w:rPr>
+                <w:rFonts w:ascii="Segoe UI" w:cs="Segoe UI" w:eastAsia="Segoe UI" w:hAnsi="Segoe UI" w:hint="cs"/>
+                <w:b w:val="false"/>
+                <w:sz w:val="18"/>
+                <w:szCs w:val="18"/>
+                <w:shd w:fill="F3EFE5" w:color="auto" w:val="clear"/>
+                <w:rtl w:val="false"/>
+                <w:lang w:bidi="ar-SA"/>
+              </w:rPr>
+              <w:t xml:space="preserve">isAccessibleForFree</w:t>
+            </w:r>
+            <w:r>
+              <w:rPr>
+                <w:rFonts w:ascii="Segoe UI" w:cs="Segoe UI" w:eastAsia="Segoe UI" w:hAnsi="Segoe UI" w:hint="cs"/>
+                <w:b w:val="false"/>
+                <w:sz w:val="18"/>
+                <w:szCs w:val="18"/>
+                <w:rtl/>
+                <w:lang w:bidi="ar-SA"/>
+              </w:rPr>
+              <w:t xml:space="preserve">/</w:t>
+            </w:r>
+            <w:r>
+              <w:rPr>
+                <w:rFonts w:ascii="Segoe UI" w:cs="Segoe UI" w:eastAsia="Segoe UI" w:hAnsi="Segoe UI" w:hint="cs"/>
+                <w:b w:val="false"/>
+                <w:sz w:val="18"/>
+                <w:szCs w:val="18"/>
+                <w:shd w:fill="F3EFE5" w:color="auto" w:val="clear"/>
+                <w:rtl w:val="false"/>
+                <w:lang w:bidi="ar-SA"/>
+              </w:rPr>
+              <w:t xml:space="preserve">offers</w:t>
+            </w:r>
+            <w:r>
+              <w:rPr>
+                <w:rFonts w:ascii="Segoe UI" w:cs="Segoe UI" w:eastAsia="Segoe UI" w:hAnsi="Segoe UI" w:hint="cs"/>
+                <w:b w:val="false"/>
+                <w:sz w:val="18"/>
+                <w:szCs w:val="18"/>
+                <w:rtl/>
+                <w:lang w:bidi="ar-SA"/>
+              </w:rPr>
+              <w:t xml:space="preserve"> في </w:t>
+            </w:r>
+            <w:r>
+              <w:rPr>
+                <w:rFonts w:ascii="Segoe UI" w:cs="Segoe UI" w:eastAsia="Segoe UI" w:hAnsi="Segoe UI" w:hint="cs"/>
+                <w:b w:val="false"/>
+                <w:sz w:val="18"/>
+                <w:szCs w:val="18"/>
+                <w:shd w:fill="F3EFE5" w:color="auto" w:val="clear"/>
+                <w:rtl w:val="false"/>
+                <w:lang w:bidi="ar-SA"/>
+              </w:rPr>
+              <w:t xml:space="preserve">TouristAttraction</w:t>
+            </w:r>
+            <w:r>
+              <w:rPr>
+                <w:rFonts w:ascii="Segoe UI" w:cs="Segoe UI" w:eastAsia="Segoe UI" w:hAnsi="Segoe UI" w:hint="cs"/>
+                <w:b w:val="false"/>
+                <w:sz w:val="18"/>
+                <w:szCs w:val="18"/>
+                <w:rtl/>
+                <w:lang w:bidi="ar-SA"/>
+              </w:rPr>
+              <w:t xml:space="preserve">. </w:t>
+            </w:r>
+            <w:r>
+              <w:rPr>
+                <w:rFonts w:ascii="Segoe UI" w:cs="Segoe UI" w:eastAsia="Segoe UI" w:hAnsi="Segoe UI" w:hint="cs"/>
+                <w:b w:val="false"/>
+                <w:sz w:val="18"/>
+                <w:szCs w:val="18"/>
+                <w:shd w:fill="F3EFE5" w:color="auto" w:val="clear"/>
+                <w:rtl w:val="false"/>
+                <w:lang w:bidi="ar-SA"/>
+              </w:rPr>
+              <w:t xml:space="preserve">llms.txt</w:t>
+            </w:r>
+            <w:r>
+              <w:rPr>
+                <w:rFonts w:ascii="Segoe UI" w:cs="Segoe UI" w:eastAsia="Segoe UI" w:hAnsi="Segoe UI" w:hint="cs"/>
+                <w:b w:val="false"/>
+                <w:sz w:val="18"/>
+                <w:szCs w:val="18"/>
+                <w:rtl/>
+                <w:lang w:bidi="ar-SA"/>
+              </w:rPr>
+              <w:t xml:space="preserve">: مرآة إنجليزية للأقسام، وقوائم الصفحات المعلَنة بالصينية والألمانية والروسية بعناوينها المعتمدة، ورابط التصحيح الإنجليزي. </w:t>
+            </w:r>
+            <w:r>
+              <w:rPr>
+                <w:rFonts w:ascii="Segoe UI" w:cs="Segoe UI" w:eastAsia="Segoe UI" w:hAnsi="Segoe UI" w:hint="cs"/>
+                <w:b/>
+                <w:bCs/>
+                <w:sz w:val="18"/>
+                <w:szCs w:val="18"/>
+                <w:rtl/>
+                <w:lang w:bidi="ar-SA"/>
+              </w:rPr>
+              <w:t xml:space="preserve">(ب) فقرة الإجابة وصفحة اليونسكو.</w:t>
+            </w:r>
+            <w:r>
+              <w:rPr>
+                <w:rFonts w:ascii="Segoe UI" w:cs="Segoe UI" w:eastAsia="Segoe UI" w:hAnsi="Segoe UI" w:hint="cs"/>
+                <w:b w:val="false"/>
+                <w:sz w:val="18"/>
+                <w:szCs w:val="18"/>
+                <w:rtl/>
+                <w:lang w:bidi="ar-SA"/>
+              </w:rPr>
+              <w:t xml:space="preserve"> حقلا </w:t>
+            </w:r>
+            <w:r>
+              <w:rPr>
+                <w:rFonts w:ascii="Segoe UI" w:cs="Segoe UI" w:eastAsia="Segoe UI" w:hAnsi="Segoe UI" w:hint="cs"/>
+                <w:b w:val="false"/>
+                <w:sz w:val="18"/>
+                <w:szCs w:val="18"/>
+                <w:shd w:fill="F3EFE5" w:color="auto" w:val="clear"/>
+                <w:rtl w:val="false"/>
+                <w:lang w:bidi="ar-SA"/>
+              </w:rPr>
+              <w:t xml:space="preserve">answer</w:t>
+            </w:r>
+            <w:r>
+              <w:rPr>
+                <w:rFonts w:ascii="Segoe UI" w:cs="Segoe UI" w:eastAsia="Segoe UI" w:hAnsi="Segoe UI" w:hint="cs"/>
+                <w:b w:val="false"/>
+                <w:sz w:val="18"/>
+                <w:szCs w:val="18"/>
+                <w:rtl/>
+                <w:lang w:bidi="ar-SA"/>
+              </w:rPr>
+              <w:t xml:space="preserve">/</w:t>
+            </w:r>
+            <w:r>
+              <w:rPr>
+                <w:rFonts w:ascii="Segoe UI" w:cs="Segoe UI" w:eastAsia="Segoe UI" w:hAnsi="Segoe UI" w:hint="cs"/>
+                <w:b w:val="false"/>
+                <w:sz w:val="18"/>
+                <w:szCs w:val="18"/>
+                <w:shd w:fill="F3EFE5" w:color="auto" w:val="clear"/>
+                <w:rtl w:val="false"/>
+                <w:lang w:bidi="ar-SA"/>
+              </w:rPr>
+              <w:t xml:space="preserve">answer_en</w:t>
+            </w:r>
+            <w:r>
+              <w:rPr>
+                <w:rFonts w:ascii="Segoe UI" w:cs="Segoe UI" w:eastAsia="Segoe UI" w:hAnsi="Segoe UI" w:hint="cs"/>
+                <w:b w:val="false"/>
+                <w:sz w:val="18"/>
+                <w:szCs w:val="18"/>
+                <w:rtl/>
+                <w:lang w:bidi="ar-SA"/>
+              </w:rPr>
+              <w:t xml:space="preserve"> في مخطط المعالم (35–45 كلمة، معاً أو لا شيء — يرفضه البناء وإلا) كُتبا لـ15 معلماً من متن كل صفحة وبطاقتها حصراً، وتتصدّر الفقرة المتن وتصير وصف الصفحة (</w:t>
+            </w:r>
+            <w:r>
+              <w:rPr>
+                <w:rFonts w:ascii="Segoe UI" w:cs="Segoe UI" w:eastAsia="Segoe UI" w:hAnsi="Segoe UI" w:hint="cs"/>
+                <w:b w:val="false"/>
+                <w:sz w:val="18"/>
+                <w:szCs w:val="18"/>
+                <w:shd w:fill="F3EFE5" w:color="auto" w:val="clear"/>
+                <w:rtl w:val="false"/>
+                <w:lang w:bidi="ar-SA"/>
+              </w:rPr>
+              <w:t xml:space="preserve">DetailView</w:t>
+            </w:r>
+            <w:r>
+              <w:rPr>
+                <w:rFonts w:ascii="Segoe UI" w:cs="Segoe UI" w:eastAsia="Segoe UI" w:hAnsi="Segoe UI" w:hint="cs"/>
+                <w:b w:val="false"/>
+                <w:sz w:val="18"/>
+                <w:szCs w:val="18"/>
+                <w:rtl/>
+                <w:lang w:bidi="ar-SA"/>
+              </w:rPr>
+              <w:t xml:space="preserve">). صفحة «واحة الأحساء في اليونسكو» (</w:t>
+            </w:r>
+            <w:r>
+              <w:rPr>
+                <w:rFonts w:ascii="Segoe UI" w:cs="Segoe UI" w:eastAsia="Segoe UI" w:hAnsi="Segoe UI" w:hint="cs"/>
+                <w:b w:val="false"/>
+                <w:sz w:val="18"/>
+                <w:szCs w:val="18"/>
+                <w:shd w:fill="F3EFE5" w:color="auto" w:val="clear"/>
+                <w:rtl/>
+                <w:lang w:bidi="ar-SA"/>
+              </w:rPr>
+              <w:t xml:space="preserve">/اليونسكو/</w:t>
+            </w:r>
+            <w:r>
+              <w:rPr>
+                <w:rFonts w:ascii="Segoe UI" w:cs="Segoe UI" w:eastAsia="Segoe UI" w:hAnsi="Segoe UI" w:hint="cs"/>
+                <w:b w:val="false"/>
+                <w:sz w:val="18"/>
+                <w:szCs w:val="18"/>
+                <w:rtl/>
+                <w:lang w:bidi="ar-SA"/>
+              </w:rPr>
+              <w:t xml:space="preserve"> و</w:t>
+            </w:r>
+            <w:r>
+              <w:rPr>
+                <w:rFonts w:ascii="Segoe UI" w:cs="Segoe UI" w:eastAsia="Segoe UI" w:hAnsi="Segoe UI" w:hint="cs"/>
+                <w:b w:val="false"/>
+                <w:sz w:val="18"/>
+                <w:szCs w:val="18"/>
+                <w:shd w:fill="F3EFE5" w:color="auto" w:val="clear"/>
+                <w:rtl w:val="false"/>
+                <w:lang w:bidi="ar-SA"/>
+              </w:rPr>
+              <w:t xml:space="preserve">/en/unesco/</w:t>
+            </w:r>
+            <w:r>
+              <w:rPr>
+                <w:rFonts w:ascii="Segoe UI" w:cs="Segoe UI" w:eastAsia="Segoe UI" w:hAnsi="Segoe UI" w:hint="cs"/>
+                <w:b w:val="false"/>
+                <w:sz w:val="18"/>
+                <w:szCs w:val="18"/>
+                <w:rtl/>
+                <w:lang w:bidi="ar-SA"/>
+              </w:rPr>
+              <w:t xml:space="preserve">، </w:t>
+            </w:r>
+            <w:r>
+              <w:rPr>
+                <w:rFonts w:ascii="Segoe UI" w:cs="Segoe UI" w:eastAsia="Segoe UI" w:hAnsi="Segoe UI" w:hint="cs"/>
+                <w:b w:val="false"/>
+                <w:sz w:val="18"/>
+                <w:szCs w:val="18"/>
+                <w:shd w:fill="F3EFE5" w:color="auto" w:val="clear"/>
+                <w:rtl w:val="false"/>
+                <w:lang w:bidi="ar-SA"/>
+              </w:rPr>
+              <w:t xml:space="preserve">UnescoView.astro</w:t>
+            </w:r>
+            <w:r>
+              <w:rPr>
+                <w:rFonts w:ascii="Segoe UI" w:cs="Segoe UI" w:eastAsia="Segoe UI" w:hAnsi="Segoe UI" w:hint="cs"/>
+                <w:b w:val="false"/>
+                <w:sz w:val="18"/>
+                <w:szCs w:val="18"/>
+                <w:rtl/>
+                <w:lang w:bidi="ar-SA"/>
+              </w:rPr>
+              <w:t xml:space="preserve">) مركّبة من المكوّنات الستة الحاملة لمعرّف </w:t>
+            </w:r>
+            <w:r>
+              <w:rPr>
+                <w:rFonts w:ascii="Segoe UI" w:cs="Segoe UI" w:eastAsia="Segoe UI" w:hAnsi="Segoe UI" w:hint="cs"/>
+                <w:b w:val="false"/>
+                <w:sz w:val="18"/>
+                <w:szCs w:val="18"/>
+                <w:shd w:fill="F3EFE5" w:color="auto" w:val="clear"/>
+                <w:rtl w:val="false"/>
+                <w:lang w:bidi="ar-SA"/>
+              </w:rPr>
+              <w:t xml:space="preserve">unesco</w:t>
+            </w:r>
+            <w:r>
+              <w:rPr>
+                <w:rFonts w:ascii="Segoe UI" w:cs="Segoe UI" w:eastAsia="Segoe UI" w:hAnsi="Segoe UI" w:hint="cs"/>
+                <w:b w:val="false"/>
+                <w:sz w:val="18"/>
+                <w:szCs w:val="18"/>
+                <w:rtl/>
+                <w:lang w:bidi="ar-SA"/>
+              </w:rPr>
+              <w:t xml:space="preserve"> بعناوينها ونبذها وصورها القائمة، ورقم الموقع 1563 وسنة 2018 من </w:t>
+            </w:r>
+            <w:r>
+              <w:rPr>
+                <w:rFonts w:ascii="Segoe UI" w:cs="Segoe UI" w:eastAsia="Segoe UI" w:hAnsi="Segoe UI" w:hint="cs"/>
+                <w:b w:val="false"/>
+                <w:sz w:val="18"/>
+                <w:szCs w:val="18"/>
+                <w:shd w:fill="F3EFE5" w:color="auto" w:val="clear"/>
+                <w:rtl w:val="false"/>
+                <w:lang w:bidi="ar-SA"/>
+              </w:rPr>
+              <w:t xml:space="preserve">schema.ts</w:t>
+            </w:r>
+            <w:r>
+              <w:rPr>
+                <w:rFonts w:ascii="Segoe UI" w:cs="Segoe UI" w:eastAsia="Segoe UI" w:hAnsi="Segoe UI" w:hint="cs"/>
+                <w:b w:val="false"/>
+                <w:sz w:val="18"/>
+                <w:szCs w:val="18"/>
+                <w:rtl/>
+                <w:lang w:bidi="ar-SA"/>
+              </w:rPr>
+              <w:t xml:space="preserve">، وإحالة القائمة الكاملة إلى صفحة اليونسكو الرسمية بلا حقيقة جديدة؛ </w:t>
+            </w:r>
+            <w:r>
+              <w:rPr>
+                <w:rFonts w:ascii="Segoe UI" w:cs="Segoe UI" w:eastAsia="Segoe UI" w:hAnsi="Segoe UI" w:hint="cs"/>
+                <w:b w:val="false"/>
+                <w:sz w:val="18"/>
+                <w:szCs w:val="18"/>
+                <w:rtl w:val="false"/>
+                <w:lang w:bidi="ar-SA"/>
+              </w:rPr>
+              <w:t xml:space="preserve">ItemList </w:t>
+            </w:r>
+            <w:r>
+              <w:rPr>
+                <w:rFonts w:ascii="Segoe UI" w:cs="Segoe UI" w:eastAsia="Segoe UI" w:hAnsi="Segoe UI" w:hint="cs"/>
+                <w:b w:val="false"/>
+                <w:sz w:val="18"/>
+                <w:szCs w:val="18"/>
+                <w:rtl/>
+                <w:lang w:bidi="ar-SA"/>
+              </w:rPr>
+              <w:t xml:space="preserve">وBreadcrumb، وhreflang متبادل، وsitemap، ورابط في التذييل (عربي/إنجليزي — تسميته الإنجليزية رفعت </w:t>
+            </w:r>
+            <w:r>
+              <w:rPr>
+                <w:rFonts w:ascii="Segoe UI" w:cs="Segoe UI" w:eastAsia="Segoe UI" w:hAnsi="Segoe UI" w:hint="cs"/>
+                <w:b w:val="false"/>
+                <w:sz w:val="18"/>
+                <w:szCs w:val="18"/>
+                <w:shd w:fill="F3EFE5" w:color="auto" w:val="clear"/>
+                <w:rtl w:val="false"/>
+                <w:lang w:bidi="ar-SA"/>
+              </w:rPr>
+              <w:t xml:space="preserve">/zh/map/</w:t>
+            </w:r>
+            <w:r>
+              <w:rPr>
+                <w:rFonts w:ascii="Segoe UI" w:cs="Segoe UI" w:eastAsia="Segoe UI" w:hAnsi="Segoe UI" w:hint="cs"/>
+                <w:b w:val="false"/>
+                <w:sz w:val="18"/>
+                <w:szCs w:val="18"/>
+                <w:rtl/>
+                <w:lang w:bidi="ar-SA"/>
+              </w:rPr>
+              <w:t xml:space="preserve"> إلى 22% في </w:t>
+            </w:r>
+            <w:r>
+              <w:rPr>
+                <w:rFonts w:ascii="Segoe UI" w:cs="Segoe UI" w:eastAsia="Segoe UI" w:hAnsi="Segoe UI" w:hint="cs"/>
+                <w:b w:val="false"/>
+                <w:sz w:val="18"/>
+                <w:szCs w:val="18"/>
+                <w:rtl w:val="false"/>
+                <w:lang w:bidi="ar-SA"/>
+              </w:rPr>
+              <w:t xml:space="preserve">C22 </w:t>
+            </w:r>
+            <w:r>
+              <w:rPr>
+                <w:rFonts w:ascii="Segoe UI" w:cs="Segoe UI" w:eastAsia="Segoe UI" w:hAnsi="Segoe UI" w:hint="cs"/>
+                <w:b w:val="false"/>
+                <w:sz w:val="18"/>
+                <w:szCs w:val="18"/>
+                <w:rtl/>
+                <w:lang w:bidi="ar-SA"/>
+              </w:rPr>
+              <w:t xml:space="preserve">فحُصر)، وشارة على صفحات المكوّنات الستة تقصدها، وسطر في </w:t>
+            </w:r>
+            <w:r>
+              <w:rPr>
+                <w:rFonts w:ascii="Segoe UI" w:cs="Segoe UI" w:eastAsia="Segoe UI" w:hAnsi="Segoe UI" w:hint="cs"/>
+                <w:b w:val="false"/>
+                <w:sz w:val="18"/>
+                <w:szCs w:val="18"/>
+                <w:shd w:fill="F3EFE5" w:color="auto" w:val="clear"/>
+                <w:rtl w:val="false"/>
+                <w:lang w:bidi="ar-SA"/>
+              </w:rPr>
+              <w:t xml:space="preserve">llms.txt</w:t>
+            </w:r>
+            <w:r>
+              <w:rPr>
+                <w:rFonts w:ascii="Segoe UI" w:cs="Segoe UI" w:eastAsia="Segoe UI" w:hAnsi="Segoe UI" w:hint="cs"/>
+                <w:b w:val="false"/>
+                <w:sz w:val="18"/>
+                <w:szCs w:val="18"/>
+                <w:rtl/>
+                <w:lang w:bidi="ar-SA"/>
+              </w:rPr>
+              <w:t xml:space="preserve">. </w:t>
+            </w:r>
+            <w:r>
+              <w:rPr>
+                <w:rFonts w:ascii="Segoe UI" w:cs="Segoe UI" w:eastAsia="Segoe UI" w:hAnsi="Segoe UI" w:hint="cs"/>
+                <w:b w:val="false"/>
+                <w:sz w:val="18"/>
+                <w:szCs w:val="18"/>
+                <w:rtl w:val="false"/>
+                <w:lang w:bidi="ar-SA"/>
+              </w:rPr>
+              <w:t xml:space="preserve">zh/de/ru </w:t>
+            </w:r>
+            <w:r>
+              <w:rPr>
+                <w:rFonts w:ascii="Segoe UI" w:cs="Segoe UI" w:eastAsia="Segoe UI" w:hAnsi="Segoe UI" w:hint="cs"/>
+                <w:b w:val="false"/>
+                <w:sz w:val="18"/>
+                <w:szCs w:val="18"/>
+                <w:rtl/>
+                <w:lang w:bidi="ar-SA"/>
+              </w:rPr>
+              <w:t xml:space="preserve">بلا فقرة إجابة ولا صفحة يونسكو حتى تمرّ بخطوط الترجمة.</w:t>
+            </w:r>
+          </w:p>
+        </w:tc>
+        <w:tc>
+          <w:tcPr>
+            <w:tcW w:type="dxa" w:w="4618"/>
+            <w:shd w:fill="FAF8F2" w:color="auto" w:val="clear"/>
+            <w:tcMar>
+              <w:top w:type="dxa" w:w="40"/>
+              <w:left w:type="dxa" w:w="70"/>
+              <w:bottom w:type="dxa" w:w="40"/>
+              <w:right w:type="dxa" w:w="70"/>
+            </w:tcMar>
+          </w:tcPr>
+          <w:p>
+            <w:pPr>
+              <w:bidi/>
+              <w:spacing w:after="0" w:before="0" w:line="250"/>
+              <w:jc w:val="start"/>
+            </w:pPr>
+            <w:r>
+              <w:rPr>
+                <w:rFonts w:ascii="Segoe UI" w:cs="Segoe UI" w:eastAsia="Segoe UI" w:hAnsi="Segoe UI" w:hint="cs"/>
+                <w:b w:val="false"/>
+                <w:sz w:val="18"/>
+                <w:szCs w:val="18"/>
+                <w:rtl/>
+                <w:lang w:bidi="ar-SA"/>
+              </w:rPr>
+              <w:t xml:space="preserve">فحص </w:t>
+            </w:r>
+            <w:r>
+              <w:rPr>
+                <w:rFonts w:ascii="Segoe UI" w:cs="Segoe UI" w:eastAsia="Segoe UI" w:hAnsi="Segoe UI" w:hint="cs"/>
+                <w:b w:val="false"/>
+                <w:sz w:val="18"/>
+                <w:szCs w:val="18"/>
+                <w:shd w:fill="F3EFE5" w:color="auto" w:val="clear"/>
+                <w:rtl w:val="false"/>
+                <w:lang w:bidi="ar-SA"/>
+              </w:rPr>
+              <w:t xml:space="preserve">C24</w:t>
+            </w:r>
+            <w:r>
+              <w:rPr>
+                <w:rFonts w:ascii="Segoe UI" w:cs="Segoe UI" w:eastAsia="Segoe UI" w:hAnsi="Segoe UI" w:hint="cs"/>
+                <w:b w:val="false"/>
+                <w:sz w:val="18"/>
+                <w:szCs w:val="18"/>
+                <w:rtl/>
+                <w:lang w:bidi="ar-SA"/>
+              </w:rPr>
+              <w:t xml:space="preserve"> على </w:t>
+            </w:r>
+            <w:r>
+              <w:rPr>
+                <w:rFonts w:ascii="Segoe UI" w:cs="Segoe UI" w:eastAsia="Segoe UI" w:hAnsi="Segoe UI" w:hint="cs"/>
+                <w:b w:val="false"/>
+                <w:sz w:val="18"/>
+                <w:szCs w:val="18"/>
+                <w:rtl w:val="false"/>
+                <w:lang w:bidi="ar-SA"/>
+              </w:rPr>
+              <w:t xml:space="preserve">dist: </w:t>
+            </w:r>
+            <w:r>
+              <w:rPr>
+                <w:rFonts w:ascii="Segoe UI" w:cs="Segoe UI" w:eastAsia="Segoe UI" w:hAnsi="Segoe UI" w:hint="cs"/>
+                <w:b w:val="false"/>
+                <w:sz w:val="18"/>
+                <w:szCs w:val="18"/>
+                <w:rtl/>
+                <w:lang w:bidi="ar-SA"/>
+              </w:rPr>
+              <w:t xml:space="preserve">كل رقم في خلايا الجداول الثمانية (348 خلية) وارد في مصدره؛ 1131 كتلة </w:t>
+            </w:r>
+            <w:r>
+              <w:rPr>
+                <w:rFonts w:ascii="Segoe UI" w:cs="Segoe UI" w:eastAsia="Segoe UI" w:hAnsi="Segoe UI" w:hint="cs"/>
+                <w:b w:val="false"/>
+                <w:sz w:val="18"/>
+                <w:szCs w:val="18"/>
+                <w:rtl w:val="false"/>
+                <w:lang w:bidi="ar-SA"/>
+              </w:rPr>
+              <w:t xml:space="preserve">JSON-LD </w:t>
+            </w:r>
+            <w:r>
+              <w:rPr>
+                <w:rFonts w:ascii="Segoe UI" w:cs="Segoe UI" w:eastAsia="Segoe UI" w:hAnsi="Segoe UI" w:hint="cs"/>
+                <w:b w:val="false"/>
+                <w:sz w:val="18"/>
+                <w:szCs w:val="18"/>
+                <w:rtl/>
+                <w:lang w:bidi="ar-SA"/>
+              </w:rPr>
+              <w:t xml:space="preserve">كلها تُحلَّل؛ المواعيد/الرسوم المبنيَنة في 34 و80 صفحة معلم حصراً حيث يحملها المصدر وبقيمه؛ 30 فقرة إجابة مطابقة حرفياً لمصدرها وفي وصف الصفحة، بين 35 و45 كلمة، وكل رقم فيها وارد في بقية المتن أو البطاقة (لا في الفقرة نفسها — وC23 يستثنيها من عتبة الصفحة الرقيقة)؛ صفحة اليونسكو بلغتيها تحمل المكوّنات الستة بمعرّفاتها وروابطها وItemList بعددها وhreflang وsitemap. </w:t>
+            </w:r>
+            <w:r>
+              <w:rPr>
+                <w:rFonts w:ascii="Segoe UI" w:cs="Segoe UI" w:eastAsia="Segoe UI" w:hAnsi="Segoe UI" w:hint="cs"/>
+                <w:b w:val="false"/>
+                <w:sz w:val="18"/>
+                <w:szCs w:val="18"/>
+                <w:shd w:fill="F3EFE5" w:color="auto" w:val="clear"/>
+                <w:rtl w:val="false"/>
+                <w:lang w:bidi="ar-SA"/>
+              </w:rPr>
+              <w:t xml:space="preserve">npm run build</w:t>
+            </w:r>
+            <w:r>
+              <w:rPr>
+                <w:rFonts w:ascii="Segoe UI" w:cs="Segoe UI" w:eastAsia="Segoe UI" w:hAnsi="Segoe UI" w:hint="cs"/>
+                <w:b w:val="false"/>
+                <w:sz w:val="18"/>
+                <w:szCs w:val="18"/>
+                <w:rtl/>
+                <w:lang w:bidi="ar-SA"/>
+              </w:rPr>
+              <w:t xml:space="preserve"> أخضر (27 فحصاً)؛ الاختبارات المتصفحية الأربعة خضراء (98 شرطاً)؛ </w:t>
+            </w:r>
+            <w:r>
+              <w:rPr>
+                <w:rFonts w:ascii="Segoe UI" w:cs="Segoe UI" w:eastAsia="Segoe UI" w:hAnsi="Segoe UI" w:hint="cs"/>
+                <w:b w:val="false"/>
+                <w:sz w:val="18"/>
+                <w:szCs w:val="18"/>
+                <w:rtl w:val="false"/>
+                <w:lang w:bidi="ar-SA"/>
+              </w:rPr>
+              <w:t xml:space="preserve">axe-core 0 </w:t>
+            </w:r>
+            <w:r>
+              <w:rPr>
+                <w:rFonts w:ascii="Segoe UI" w:cs="Segoe UI" w:eastAsia="Segoe UI" w:hAnsi="Segoe UI" w:hint="cs"/>
+                <w:b w:val="false"/>
+                <w:sz w:val="18"/>
+                <w:szCs w:val="18"/>
+                <w:rtl/>
+                <w:lang w:bidi="ar-SA"/>
+              </w:rPr>
+              <w:t xml:space="preserve">مخالفات على صفحات الجداول الأربع وصفحتي اليونسكو.</w:t>
+            </w:r>
+          </w:p>
+        </w:tc>
+      </w:tr>
+      <w:tr>
+        <w:trPr>
+          <w:cantSplit/>
+        </w:trPr>
+        <w:tc>
+          <w:tcPr>
+            <w:tcW w:type="dxa" w:w="520"/>
+            <w:tcMar>
+              <w:top w:type="dxa" w:w="40"/>
+              <w:left w:type="dxa" w:w="70"/>
+              <w:bottom w:type="dxa" w:w="40"/>
+              <w:right w:type="dxa" w:w="70"/>
+            </w:tcMar>
+          </w:tcPr>
+          <w:p>
+            <w:pPr>
+              <w:bidi/>
+              <w:spacing w:after="0" w:before="0" w:line="250"/>
+              <w:jc w:val="start"/>
+            </w:pPr>
+            <w:r>
+              <w:rPr>
+                <w:rFonts w:ascii="Segoe UI" w:cs="Segoe UI" w:eastAsia="Segoe UI" w:hAnsi="Segoe UI" w:hint="cs"/>
+                <w:b w:val="false"/>
+                <w:sz w:val="18"/>
+                <w:szCs w:val="18"/>
+                <w:rtl/>
+                <w:lang w:bidi="ar-SA"/>
+              </w:rPr>
+              <w:t xml:space="preserve">9</w:t>
+            </w:r>
+          </w:p>
+        </w:tc>
+        <w:tc>
+          <w:tcPr>
+            <w:tcW w:type="dxa" w:w="3350"/>
+            <w:tcMar>
+              <w:top w:type="dxa" w:w="40"/>
+              <w:left w:type="dxa" w:w="70"/>
+              <w:bottom w:type="dxa" w:w="40"/>
+              <w:right w:type="dxa" w:w="70"/>
+            </w:tcMar>
+          </w:tcPr>
+          <w:p>
+            <w:pPr>
+              <w:bidi/>
+              <w:spacing w:after="0" w:before="0" w:line="250"/>
+              <w:jc w:val="start"/>
+            </w:pPr>
+            <w:r>
+              <w:rPr>
+                <w:rFonts w:ascii="Segoe UI" w:cs="Segoe UI" w:eastAsia="Segoe UI" w:hAnsi="Segoe UI" w:hint="cs"/>
+                <w:b w:val="false"/>
+                <w:sz w:val="18"/>
+                <w:szCs w:val="18"/>
+                <w:rtl/>
+                <w:lang w:bidi="ar-SA"/>
+              </w:rPr>
+              <w:t xml:space="preserve">2026-09-08</w:t>
+            </w:r>
+          </w:p>
+        </w:tc>
+        <w:tc>
+          <w:tcPr>
+            <w:tcW w:type="dxa" w:w="1150"/>
+            <w:tcMar>
+              <w:top w:type="dxa" w:w="40"/>
+              <w:left w:type="dxa" w:w="70"/>
+              <w:bottom w:type="dxa" w:w="40"/>
+              <w:right w:type="dxa" w:w="70"/>
+            </w:tcMar>
+          </w:tcPr>
+          <w:p>
+            <w:pPr>
+              <w:bidi/>
+              <w:spacing w:after="0" w:before="0" w:line="250"/>
+              <w:jc w:val="start"/>
+            </w:pPr>
+            <w:r>
+              <w:rPr>
+                <w:rFonts w:ascii="Segoe UI" w:cs="Segoe UI" w:eastAsia="Segoe UI" w:hAnsi="Segoe UI" w:hint="cs"/>
+                <w:b/>
+                <w:bCs/>
+                <w:sz w:val="18"/>
+                <w:szCs w:val="18"/>
+                <w:rtl/>
+                <w:lang w:bidi="ar-SA"/>
+              </w:rPr>
+              <w:t xml:space="preserve">الربط الداخلي.</w:t>
+            </w:r>
+            <w:r>
+              <w:rPr>
+                <w:rFonts w:ascii="Segoe UI" w:cs="Segoe UI" w:eastAsia="Segoe UI" w:hAnsi="Segoe UI" w:hint="cs"/>
+                <w:b w:val="false"/>
+                <w:sz w:val="18"/>
+                <w:szCs w:val="18"/>
+                <w:rtl/>
+                <w:lang w:bidi="ar-SA"/>
+              </w:rPr>
+              <w:t xml:space="preserve"> (1) </w:t>
+            </w:r>
+            <w:r>
+              <w:rPr>
+                <w:rFonts w:ascii="Segoe UI" w:cs="Segoe UI" w:eastAsia="Segoe UI" w:hAnsi="Segoe UI" w:hint="cs"/>
+                <w:b w:val="false"/>
+                <w:sz w:val="18"/>
+                <w:szCs w:val="18"/>
+                <w:shd w:fill="F3EFE5" w:color="auto" w:val="clear"/>
+                <w:rtl w:val="false"/>
+                <w:lang w:bidi="ar-SA"/>
+              </w:rPr>
+              <w:t xml:space="preserve">src/lib/related.ts</w:t>
+            </w:r>
+            <w:r>
+              <w:rPr>
+                <w:rFonts w:ascii="Segoe UI" w:cs="Segoe UI" w:eastAsia="Segoe UI" w:hAnsi="Segoe UI" w:hint="cs"/>
+                <w:b w:val="false"/>
+                <w:sz w:val="18"/>
+                <w:szCs w:val="18"/>
+                <w:rtl/>
+                <w:lang w:bidi="ar-SA"/>
+              </w:rPr>
+              <w:t xml:space="preserve">: فهرس عكسي يُبنى مرة في البناء من روابط المقالات إلى المعالم (</w:t>
+            </w:r>
+            <w:r>
+              <w:rPr>
+                <w:rFonts w:ascii="Segoe UI" w:cs="Segoe UI" w:eastAsia="Segoe UI" w:hAnsi="Segoe UI" w:hint="cs"/>
+                <w:b w:val="false"/>
+                <w:sz w:val="18"/>
+                <w:szCs w:val="18"/>
+                <w:shd w:fill="F3EFE5" w:color="auto" w:val="clear"/>
+                <w:rtl/>
+                <w:lang w:bidi="ar-SA"/>
+              </w:rPr>
+              <w:t xml:space="preserve">/معالم/&lt;slug&gt;/</w:t>
+            </w:r>
+            <w:r>
+              <w:rPr>
+                <w:rFonts w:ascii="Segoe UI" w:cs="Segoe UI" w:eastAsia="Segoe UI" w:hAnsi="Segoe UI" w:hint="cs"/>
+                <w:b w:val="false"/>
+                <w:sz w:val="18"/>
+                <w:szCs w:val="18"/>
+                <w:rtl/>
+                <w:lang w:bidi="ar-SA"/>
+              </w:rPr>
+              <w:t xml:space="preserve"> و</w:t>
+            </w:r>
+            <w:r>
+              <w:rPr>
+                <w:rFonts w:ascii="Segoe UI" w:cs="Segoe UI" w:eastAsia="Segoe UI" w:hAnsi="Segoe UI" w:hint="cs"/>
+                <w:b w:val="false"/>
+                <w:sz w:val="18"/>
+                <w:szCs w:val="18"/>
+                <w:shd w:fill="F3EFE5" w:color="auto" w:val="clear"/>
+                <w:rtl w:val="false"/>
+                <w:lang w:bidi="ar-SA"/>
+              </w:rPr>
+              <w:t xml:space="preserve">/&lt;lang&gt;/attractions/&lt;slug&gt;/</w:t>
+            </w:r>
+            <w:r>
+              <w:rPr>
+                <w:rFonts w:ascii="Segoe UI" w:cs="Segoe UI" w:eastAsia="Segoe UI" w:hAnsi="Segoe UI" w:hint="cs"/>
+                <w:b w:val="false"/>
+                <w:sz w:val="18"/>
+                <w:szCs w:val="18"/>
+                <w:rtl/>
+                <w:lang w:bidi="ar-SA"/>
+              </w:rPr>
+              <w:t xml:space="preserve">)، وصفحة المعلم تعرض «مقالات تذكر هذا المعلم» بلغتها (24 صفحة، 68 رابطاً؛ </w:t>
+            </w:r>
+            <w:r>
+              <w:rPr>
+                <w:rFonts w:ascii="Segoe UI" w:cs="Segoe UI" w:eastAsia="Segoe UI" w:hAnsi="Segoe UI" w:hint="cs"/>
+                <w:b w:val="false"/>
+                <w:sz w:val="18"/>
+                <w:szCs w:val="18"/>
+                <w:rtl w:val="false"/>
+                <w:lang w:bidi="ar-SA"/>
+              </w:rPr>
+              <w:t xml:space="preserve">zh/de/ru </w:t>
+            </w:r>
+            <w:r>
+              <w:rPr>
+                <w:rFonts w:ascii="Segoe UI" w:cs="Segoe UI" w:eastAsia="Segoe UI" w:hAnsi="Segoe UI" w:hint="cs"/>
+                <w:b w:val="false"/>
+                <w:sz w:val="18"/>
+                <w:szCs w:val="18"/>
+                <w:rtl/>
+                <w:lang w:bidi="ar-SA"/>
+              </w:rPr>
+              <w:t xml:space="preserve">تلقائياً حين تُكتب مقالاتها). (2) حقل </w:t>
+            </w:r>
+            <w:r>
+              <w:rPr>
+                <w:rFonts w:ascii="Segoe UI" w:cs="Segoe UI" w:eastAsia="Segoe UI" w:hAnsi="Segoe UI" w:hint="cs"/>
+                <w:b w:val="false"/>
+                <w:sz w:val="18"/>
+                <w:szCs w:val="18"/>
+                <w:shd w:fill="F3EFE5" w:color="auto" w:val="clear"/>
+                <w:rtl w:val="false"/>
+                <w:lang w:bidi="ar-SA"/>
+              </w:rPr>
+              <w:t xml:space="preserve">district</w:t>
+            </w:r>
+            <w:r>
+              <w:rPr>
+                <w:rFonts w:ascii="Segoe UI" w:cs="Segoe UI" w:eastAsia="Segoe UI" w:hAnsi="Segoe UI" w:hint="cs"/>
+                <w:b w:val="false"/>
+                <w:sz w:val="18"/>
+                <w:szCs w:val="18"/>
+                <w:rtl/>
+                <w:lang w:bidi="ar-SA"/>
+              </w:rPr>
+              <w:t xml:space="preserve"> في مخطط المعالم بمفاتيح أحياء المنشآت نفسها (</w:t>
+            </w:r>
+            <w:r>
+              <w:rPr>
+                <w:rFonts w:ascii="Segoe UI" w:cs="Segoe UI" w:eastAsia="Segoe UI" w:hAnsi="Segoe UI" w:hint="cs"/>
+                <w:b w:val="false"/>
+                <w:sz w:val="18"/>
+                <w:szCs w:val="18"/>
+                <w:shd w:fill="F3EFE5" w:color="auto" w:val="clear"/>
+                <w:rtl w:val="false"/>
+                <w:lang w:bidi="ar-SA"/>
+              </w:rPr>
+              <w:t xml:space="preserve">src/data/districts.ts</w:t>
+            </w:r>
+            <w:r>
+              <w:rPr>
+                <w:rFonts w:ascii="Segoe UI" w:cs="Segoe UI" w:eastAsia="Segoe UI" w:hAnsi="Segoe UI" w:hint="cs"/>
+                <w:b w:val="false"/>
+                <w:sz w:val="18"/>
+                <w:szCs w:val="18"/>
+                <w:rtl/>
+                <w:lang w:bidi="ar-SA"/>
+              </w:rPr>
+              <w:t xml:space="preserve"> صار المصدر الواحد للمفاتيح والتسميات الثلاث بدل نسختين)، يُسند فقط حين يسمّي نصّ </w:t>
+            </w:r>
+            <w:r>
+              <w:rPr>
+                <w:rFonts w:ascii="Segoe UI" w:cs="Segoe UI" w:eastAsia="Segoe UI" w:hAnsi="Segoe UI" w:hint="cs"/>
+                <w:b w:val="false"/>
+                <w:sz w:val="18"/>
+                <w:szCs w:val="18"/>
+                <w:shd w:fill="F3EFE5" w:color="auto" w:val="clear"/>
+                <w:rtl w:val="false"/>
+                <w:lang w:bidi="ar-SA"/>
+              </w:rPr>
+              <w:t xml:space="preserve">area</w:t>
+            </w:r>
+            <w:r>
+              <w:rPr>
+                <w:rFonts w:ascii="Segoe UI" w:cs="Segoe UI" w:eastAsia="Segoe UI" w:hAnsi="Segoe UI" w:hint="cs"/>
+                <w:b w:val="false"/>
+                <w:sz w:val="18"/>
+                <w:szCs w:val="18"/>
+                <w:rtl/>
+                <w:lang w:bidi="ar-SA"/>
+              </w:rPr>
+              <w:t xml:space="preserve"> القائم أو العنوان الحيَّ (يرفضه المخطط وإلا) — 20 معلماً في 7 أحياء — وصفحة المنشأة تعرض «معالم قريبة في الحيّ» (28 من 38 صفحة). (3) حدث </w:t>
+            </w:r>
+            <w:r>
+              <w:rPr>
+                <w:rFonts w:ascii="Segoe UI" w:cs="Segoe UI" w:eastAsia="Segoe UI" w:hAnsi="Segoe UI" w:hint="cs"/>
+                <w:b w:val="false"/>
+                <w:sz w:val="18"/>
+                <w:szCs w:val="18"/>
+                <w:shd w:fill="F3EFE5" w:color="auto" w:val="clear"/>
+                <w:rtl w:val="false"/>
+                <w:lang w:bidi="ar-SA"/>
+              </w:rPr>
+              <w:t xml:space="preserve">related_click</w:t>
+            </w:r>
+            <w:r>
+              <w:rPr>
+                <w:rFonts w:ascii="Segoe UI" w:cs="Segoe UI" w:eastAsia="Segoe UI" w:hAnsi="Segoe UI" w:hint="cs"/>
+                <w:b w:val="false"/>
+                <w:sz w:val="18"/>
+                <w:szCs w:val="18"/>
+                <w:rtl/>
+                <w:lang w:bidi="ar-SA"/>
+              </w:rPr>
+              <w:t xml:space="preserve"> </w:t>
+            </w:r>
+            <w:r>
+              <w:rPr>
+                <w:rFonts w:ascii="Segoe UI" w:cs="Segoe UI" w:eastAsia="Segoe UI" w:hAnsi="Segoe UI" w:hint="cs"/>
+                <w:b w:val="false"/>
+                <w:sz w:val="18"/>
+                <w:szCs w:val="18"/>
+                <w:rtl w:val="false"/>
+                <w:lang w:bidi="ar-SA"/>
+              </w:rPr>
+              <w:t xml:space="preserve">(kind = </w:t>
+            </w:r>
+            <w:r>
+              <w:rPr>
+                <w:rFonts w:ascii="Segoe UI" w:cs="Segoe UI" w:eastAsia="Segoe UI" w:hAnsi="Segoe UI" w:hint="cs"/>
+                <w:b w:val="false"/>
+                <w:sz w:val="18"/>
+                <w:szCs w:val="18"/>
+                <w:rtl/>
+                <w:lang w:bidi="ar-SA"/>
+              </w:rPr>
+              <w:t xml:space="preserve">article/attraction، </w:t>
+            </w:r>
+            <w:r>
+              <w:rPr>
+                <w:rFonts w:ascii="Segoe UI" w:cs="Segoe UI" w:eastAsia="Segoe UI" w:hAnsi="Segoe UI" w:hint="cs"/>
+                <w:b w:val="false"/>
+                <w:sz w:val="18"/>
+                <w:szCs w:val="18"/>
+                <w:rtl w:val="false"/>
+                <w:lang w:bidi="ar-SA"/>
+              </w:rPr>
+              <w:t xml:space="preserve">item_id) </w:t>
+            </w:r>
+            <w:r>
+              <w:rPr>
+                <w:rFonts w:ascii="Segoe UI" w:cs="Segoe UI" w:eastAsia="Segoe UI" w:hAnsi="Segoe UI" w:hint="cs"/>
+                <w:b w:val="false"/>
+                <w:sz w:val="18"/>
+                <w:szCs w:val="18"/>
+                <w:rtl/>
+                <w:lang w:bidi="ar-SA"/>
+              </w:rPr>
+              <w:t xml:space="preserve">على الأقسام الثلاثة عبر </w:t>
+            </w:r>
+            <w:r>
+              <w:rPr>
+                <w:rFonts w:ascii="Segoe UI" w:cs="Segoe UI" w:eastAsia="Segoe UI" w:hAnsi="Segoe UI" w:hint="cs"/>
+                <w:b w:val="false"/>
+                <w:sz w:val="18"/>
+                <w:szCs w:val="18"/>
+                <w:shd w:fill="F3EFE5" w:color="auto" w:val="clear"/>
+                <w:rtl w:val="false"/>
+                <w:lang w:bidi="ar-SA"/>
+              </w:rPr>
+              <w:t xml:space="preserve">data-track</w:t>
+            </w:r>
+            <w:r>
+              <w:rPr>
+                <w:rFonts w:ascii="Segoe UI" w:cs="Segoe UI" w:eastAsia="Segoe UI" w:hAnsi="Segoe UI" w:hint="cs"/>
+                <w:b w:val="false"/>
+                <w:sz w:val="18"/>
+                <w:szCs w:val="18"/>
+                <w:rtl/>
+                <w:lang w:bidi="ar-SA"/>
+              </w:rPr>
+              <w:t xml:space="preserve">. (4) </w:t>
+            </w:r>
+            <w:r>
+              <w:rPr>
+                <w:rFonts w:ascii="Segoe UI" w:cs="Segoe UI" w:eastAsia="Segoe UI" w:hAnsi="Segoe UI" w:hint="cs"/>
+                <w:b w:val="false"/>
+                <w:sz w:val="18"/>
+                <w:szCs w:val="18"/>
+                <w:shd w:fill="F3EFE5" w:color="auto" w:val="clear"/>
+                <w:rtl w:val="false"/>
+                <w:lang w:bidi="ar-SA"/>
+              </w:rPr>
+              <w:t xml:space="preserve">tools/check-links.mjs</w:t>
+            </w:r>
+            <w:r>
+              <w:rPr>
+                <w:rFonts w:ascii="Segoe UI" w:cs="Segoe UI" w:eastAsia="Segoe UI" w:hAnsi="Segoe UI" w:hint="cs"/>
+                <w:b w:val="false"/>
+                <w:sz w:val="18"/>
+                <w:szCs w:val="18"/>
+                <w:rtl/>
+                <w:lang w:bidi="ar-SA"/>
+              </w:rPr>
+              <w:t xml:space="preserve"> في </w:t>
+            </w:r>
+            <w:r>
+              <w:rPr>
+                <w:rFonts w:ascii="Segoe UI" w:cs="Segoe UI" w:eastAsia="Segoe UI" w:hAnsi="Segoe UI" w:hint="cs"/>
+                <w:b w:val="false"/>
+                <w:sz w:val="18"/>
+                <w:szCs w:val="18"/>
+                <w:shd w:fill="F3EFE5" w:color="auto" w:val="clear"/>
+                <w:rtl w:val="false"/>
+                <w:lang w:bidi="ar-SA"/>
+              </w:rPr>
+              <w:t xml:space="preserve">postbuild</w:t>
+            </w:r>
+            <w:r>
+              <w:rPr>
+                <w:rFonts w:ascii="Segoe UI" w:cs="Segoe UI" w:eastAsia="Segoe UI" w:hAnsi="Segoe UI" w:hint="cs"/>
+                <w:b w:val="false"/>
+                <w:sz w:val="18"/>
+                <w:szCs w:val="18"/>
+                <w:rtl/>
+                <w:lang w:bidi="ar-SA"/>
+              </w:rPr>
+              <w:t xml:space="preserve">: كل هدف داخلي في </w:t>
+            </w:r>
+            <w:r>
+              <w:rPr>
+                <w:rFonts w:ascii="Segoe UI" w:cs="Segoe UI" w:eastAsia="Segoe UI" w:hAnsi="Segoe UI" w:hint="cs"/>
+                <w:b w:val="false"/>
+                <w:sz w:val="18"/>
+                <w:szCs w:val="18"/>
+                <w:rtl w:val="false"/>
+                <w:lang w:bidi="ar-SA"/>
+              </w:rPr>
+              <w:t xml:space="preserve">dist </w:t>
+            </w:r>
+            <w:r>
+              <w:rPr>
+                <w:rFonts w:ascii="Segoe UI" w:cs="Segoe UI" w:eastAsia="Segoe UI" w:hAnsi="Segoe UI" w:hint="cs"/>
+                <w:b w:val="false"/>
+                <w:sz w:val="18"/>
+                <w:szCs w:val="18"/>
+                <w:rtl/>
+                <w:lang w:bidi="ar-SA"/>
+              </w:rPr>
+              <w:t xml:space="preserve">(href/src/srcset/poster/og، وsitemap وllms.txt) موجود، ورابط الصفحة بلا شرطة ختامية مكسور بقاعدة الموقع؛ </w:t>
+            </w:r>
+            <w:r>
+              <w:rPr>
+                <w:rFonts w:ascii="Segoe UI" w:cs="Segoe UI" w:eastAsia="Segoe UI" w:hAnsi="Segoe UI" w:hint="cs"/>
+                <w:b w:val="false"/>
+                <w:sz w:val="18"/>
+                <w:szCs w:val="18"/>
+                <w:shd w:fill="F3EFE5" w:color="auto" w:val="clear"/>
+                <w:rtl w:val="false"/>
+                <w:lang w:bidi="ar-SA"/>
+              </w:rPr>
+              <w:t xml:space="preserve">blogHref</w:t>
+            </w:r>
+            <w:r>
+              <w:rPr>
+                <w:rFonts w:ascii="Segoe UI" w:cs="Segoe UI" w:eastAsia="Segoe UI" w:hAnsi="Segoe UI" w:hint="cs"/>
+                <w:b w:val="false"/>
+                <w:sz w:val="18"/>
+                <w:szCs w:val="18"/>
+                <w:rtl/>
+                <w:lang w:bidi="ar-SA"/>
+              </w:rPr>
+              <w:t xml:space="preserve"> في </w:t>
+            </w:r>
+            <w:r>
+              <w:rPr>
+                <w:rFonts w:ascii="Segoe UI" w:cs="Segoe UI" w:eastAsia="Segoe UI" w:hAnsi="Segoe UI" w:hint="cs"/>
+                <w:b w:val="false"/>
+                <w:sz w:val="18"/>
+                <w:szCs w:val="18"/>
+                <w:shd w:fill="F3EFE5" w:color="auto" w:val="clear"/>
+                <w:rtl w:val="false"/>
+                <w:lang w:bidi="ar-SA"/>
+              </w:rPr>
+              <w:t xml:space="preserve">routes.ts</w:t>
+            </w:r>
+            <w:r>
+              <w:rPr>
+                <w:rFonts w:ascii="Segoe UI" w:cs="Segoe UI" w:eastAsia="Segoe UI" w:hAnsi="Segoe UI" w:hint="cs"/>
+                <w:b w:val="false"/>
+                <w:sz w:val="18"/>
+                <w:szCs w:val="18"/>
+                <w:rtl/>
+                <w:lang w:bidi="ar-SA"/>
+              </w:rPr>
+              <w:t xml:space="preserve">.</w:t>
+            </w:r>
+          </w:p>
+        </w:tc>
+        <w:tc>
+          <w:tcPr>
+            <w:tcW w:type="dxa" w:w="4618"/>
+            <w:tcMar>
+              <w:top w:type="dxa" w:w="40"/>
+              <w:left w:type="dxa" w:w="70"/>
+              <w:bottom w:type="dxa" w:w="40"/>
+              <w:right w:type="dxa" w:w="70"/>
+            </w:tcMar>
+          </w:tcPr>
+          <w:p>
+            <w:pPr>
+              <w:bidi/>
+              <w:spacing w:after="0" w:before="0" w:line="250"/>
+              <w:jc w:val="start"/>
+            </w:pPr>
+            <w:r>
+              <w:rPr>
+                <w:rFonts w:ascii="Segoe UI" w:cs="Segoe UI" w:eastAsia="Segoe UI" w:hAnsi="Segoe UI" w:hint="cs"/>
+                <w:b w:val="false"/>
+                <w:sz w:val="18"/>
+                <w:szCs w:val="18"/>
+                <w:rtl/>
+                <w:lang w:bidi="ar-SA"/>
+              </w:rPr>
+              <w:t xml:space="preserve">فحص </w:t>
+            </w:r>
+            <w:r>
+              <w:rPr>
+                <w:rFonts w:ascii="Segoe UI" w:cs="Segoe UI" w:eastAsia="Segoe UI" w:hAnsi="Segoe UI" w:hint="cs"/>
+                <w:b w:val="false"/>
+                <w:sz w:val="18"/>
+                <w:szCs w:val="18"/>
+                <w:shd w:fill="F3EFE5" w:color="auto" w:val="clear"/>
+                <w:rtl w:val="false"/>
+                <w:lang w:bidi="ar-SA"/>
+              </w:rPr>
+              <w:t xml:space="preserve">C25</w:t>
+            </w:r>
+            <w:r>
+              <w:rPr>
+                <w:rFonts w:ascii="Segoe UI" w:cs="Segoe UI" w:eastAsia="Segoe UI" w:hAnsi="Segoe UI" w:hint="cs"/>
+                <w:b w:val="false"/>
+                <w:sz w:val="18"/>
+                <w:szCs w:val="18"/>
+                <w:rtl/>
+                <w:lang w:bidi="ar-SA"/>
+              </w:rPr>
+              <w:t xml:space="preserve"> على </w:t>
+            </w:r>
+            <w:r>
+              <w:rPr>
+                <w:rFonts w:ascii="Segoe UI" w:cs="Segoe UI" w:eastAsia="Segoe UI" w:hAnsi="Segoe UI" w:hint="cs"/>
+                <w:b w:val="false"/>
+                <w:sz w:val="18"/>
+                <w:szCs w:val="18"/>
+                <w:rtl w:val="false"/>
+                <w:lang w:bidi="ar-SA"/>
+              </w:rPr>
+              <w:t xml:space="preserve">dist: </w:t>
+            </w:r>
+            <w:r>
+              <w:rPr>
+                <w:rFonts w:ascii="Segoe UI" w:cs="Segoe UI" w:eastAsia="Segoe UI" w:hAnsi="Segoe UI" w:hint="cs"/>
+                <w:b w:val="false"/>
+                <w:sz w:val="18"/>
+                <w:szCs w:val="18"/>
+                <w:rtl/>
+                <w:lang w:bidi="ar-SA"/>
+              </w:rPr>
+              <w:t xml:space="preserve">قسم المقالات في كل صفحة معلم يطابق حرفياً المقالات التي تربطها (وجوداً وعدماً)، وقسم معالم الحيّ يطابق معالم </w:t>
+            </w:r>
+            <w:r>
+              <w:rPr>
+                <w:rFonts w:ascii="Segoe UI" w:cs="Segoe UI" w:eastAsia="Segoe UI" w:hAnsi="Segoe UI" w:hint="cs"/>
+                <w:b w:val="false"/>
+                <w:sz w:val="18"/>
+                <w:szCs w:val="18"/>
+                <w:shd w:fill="F3EFE5" w:color="auto" w:val="clear"/>
+                <w:rtl w:val="false"/>
+                <w:lang w:bidi="ar-SA"/>
+              </w:rPr>
+              <w:t xml:space="preserve">district</w:t>
+            </w:r>
+            <w:r>
+              <w:rPr>
+                <w:rFonts w:ascii="Segoe UI" w:cs="Segoe UI" w:eastAsia="Segoe UI" w:hAnsi="Segoe UI" w:hint="cs"/>
+                <w:b w:val="false"/>
+                <w:sz w:val="18"/>
+                <w:szCs w:val="18"/>
+                <w:rtl/>
+                <w:lang w:bidi="ar-SA"/>
+              </w:rPr>
+              <w:t xml:space="preserve"> كاملةً ولا قسم بلا حيّ؛ فاحص الروابط 23747 هدفاً في 369 صفحة و0 مكسور؛ </w:t>
+            </w:r>
+            <w:r>
+              <w:rPr>
+                <w:rFonts w:ascii="Segoe UI" w:cs="Segoe UI" w:eastAsia="Segoe UI" w:hAnsi="Segoe UI" w:hint="cs"/>
+                <w:b w:val="false"/>
+                <w:sz w:val="18"/>
+                <w:szCs w:val="18"/>
+                <w:shd w:fill="F3EFE5" w:color="auto" w:val="clear"/>
+                <w:rtl w:val="false"/>
+                <w:lang w:bidi="ar-SA"/>
+              </w:rPr>
+              <w:t xml:space="preserve">test-analytics-events.mjs</w:t>
+            </w:r>
+            <w:r>
+              <w:rPr>
+                <w:rFonts w:ascii="Segoe UI" w:cs="Segoe UI" w:eastAsia="Segoe UI" w:hAnsi="Segoe UI" w:hint="cs"/>
+                <w:b w:val="false"/>
+                <w:sz w:val="18"/>
+                <w:szCs w:val="18"/>
+                <w:rtl/>
+                <w:lang w:bidi="ar-SA"/>
+              </w:rPr>
+              <w:t xml:space="preserve"> 20/20 (</w:t>
+            </w:r>
+            <w:r>
+              <w:rPr>
+                <w:rFonts w:ascii="Segoe UI" w:cs="Segoe UI" w:eastAsia="Segoe UI" w:hAnsi="Segoe UI" w:hint="cs"/>
+                <w:b w:val="false"/>
+                <w:sz w:val="18"/>
+                <w:szCs w:val="18"/>
+                <w:shd w:fill="F3EFE5" w:color="auto" w:val="clear"/>
+                <w:rtl w:val="false"/>
+                <w:lang w:bidi="ar-SA"/>
+              </w:rPr>
+              <w:t xml:space="preserve">related_click</w:t>
+            </w:r>
+            <w:r>
+              <w:rPr>
+                <w:rFonts w:ascii="Segoe UI" w:cs="Segoe UI" w:eastAsia="Segoe UI" w:hAnsi="Segoe UI" w:hint="cs"/>
+                <w:b w:val="false"/>
+                <w:sz w:val="18"/>
+                <w:szCs w:val="18"/>
+                <w:rtl/>
+                <w:lang w:bidi="ar-SA"/>
+              </w:rPr>
+              <w:t xml:space="preserve"> بنوعيه)؛ </w:t>
+            </w:r>
+            <w:r>
+              <w:rPr>
+                <w:rFonts w:ascii="Segoe UI" w:cs="Segoe UI" w:eastAsia="Segoe UI" w:hAnsi="Segoe UI" w:hint="cs"/>
+                <w:b w:val="false"/>
+                <w:sz w:val="18"/>
+                <w:szCs w:val="18"/>
+                <w:shd w:fill="F3EFE5" w:color="auto" w:val="clear"/>
+                <w:rtl w:val="false"/>
+                <w:lang w:bidi="ar-SA"/>
+              </w:rPr>
+              <w:t xml:space="preserve">npm run build</w:t>
+            </w:r>
+            <w:r>
+              <w:rPr>
+                <w:rFonts w:ascii="Segoe UI" w:cs="Segoe UI" w:eastAsia="Segoe UI" w:hAnsi="Segoe UI" w:hint="cs"/>
+                <w:b w:val="false"/>
+                <w:sz w:val="18"/>
+                <w:szCs w:val="18"/>
+                <w:rtl/>
+                <w:lang w:bidi="ar-SA"/>
+              </w:rPr>
+              <w:t xml:space="preserve"> أخضر (28 فحصاً)؛ الاختبارات الأربعة خضراء.</w:t>
+            </w:r>
+          </w:p>
+        </w:tc>
+      </w:tr>
+      <w:tr>
+        <w:trPr>
+          <w:cantSplit/>
+        </w:trPr>
+        <w:tc>
+          <w:tcPr>
+            <w:tcW w:type="dxa" w:w="520"/>
+            <w:shd w:fill="FAF8F2" w:color="auto" w:val="clear"/>
+            <w:tcMar>
+              <w:top w:type="dxa" w:w="40"/>
+              <w:left w:type="dxa" w:w="70"/>
+              <w:bottom w:type="dxa" w:w="40"/>
+              <w:right w:type="dxa" w:w="70"/>
+            </w:tcMar>
+          </w:tcPr>
+          <w:p>
+            <w:pPr>
+              <w:bidi/>
+              <w:spacing w:after="0" w:before="0" w:line="250"/>
+              <w:jc w:val="start"/>
+            </w:pPr>
+            <w:r>
+              <w:rPr>
+                <w:rFonts w:ascii="Segoe UI" w:cs="Segoe UI" w:eastAsia="Segoe UI" w:hAnsi="Segoe UI" w:hint="cs"/>
+                <w:b w:val="false"/>
+                <w:sz w:val="18"/>
+                <w:szCs w:val="18"/>
+                <w:rtl/>
+                <w:lang w:bidi="ar-SA"/>
+              </w:rPr>
+              <w:t xml:space="preserve">10</w:t>
+            </w:r>
+          </w:p>
+        </w:tc>
+        <w:tc>
+          <w:tcPr>
+            <w:tcW w:type="dxa" w:w="3350"/>
+            <w:shd w:fill="FAF8F2" w:color="auto" w:val="clear"/>
+            <w:tcMar>
+              <w:top w:type="dxa" w:w="40"/>
+              <w:left w:type="dxa" w:w="70"/>
+              <w:bottom w:type="dxa" w:w="40"/>
+              <w:right w:type="dxa" w:w="70"/>
+            </w:tcMar>
+          </w:tcPr>
+          <w:p>
+            <w:pPr>
+              <w:bidi/>
+              <w:spacing w:after="0" w:before="0" w:line="250"/>
+              <w:jc w:val="start"/>
+            </w:pPr>
+            <w:r>
+              <w:rPr>
+                <w:rFonts w:ascii="Segoe UI" w:cs="Segoe UI" w:eastAsia="Segoe UI" w:hAnsi="Segoe UI" w:hint="cs"/>
+                <w:b w:val="false"/>
+                <w:sz w:val="18"/>
+                <w:szCs w:val="18"/>
+                <w:rtl/>
+                <w:lang w:bidi="ar-SA"/>
+              </w:rPr>
+              <w:t xml:space="preserve">2026-09-10</w:t>
+            </w:r>
+          </w:p>
+        </w:tc>
+        <w:tc>
+          <w:tcPr>
+            <w:tcW w:type="dxa" w:w="1150"/>
+            <w:shd w:fill="FAF8F2" w:color="auto" w:val="clear"/>
+            <w:tcMar>
+              <w:top w:type="dxa" w:w="40"/>
+              <w:left w:type="dxa" w:w="70"/>
+              <w:bottom w:type="dxa" w:w="40"/>
+              <w:right w:type="dxa" w:w="70"/>
+            </w:tcMar>
+          </w:tcPr>
+          <w:p>
+            <w:pPr>
+              <w:bidi/>
+              <w:spacing w:after="0" w:before="0" w:line="250"/>
+              <w:jc w:val="start"/>
+            </w:pPr>
+            <w:r>
+              <w:rPr>
+                <w:rFonts w:ascii="Segoe UI" w:cs="Segoe UI" w:eastAsia="Segoe UI" w:hAnsi="Segoe UI" w:hint="cs"/>
+                <w:b/>
+                <w:bCs/>
+                <w:sz w:val="18"/>
+                <w:szCs w:val="18"/>
+                <w:rtl/>
+                <w:lang w:bidi="ar-SA"/>
+              </w:rPr>
+              <w:t xml:space="preserve">المدونة متعددة اللغات.</w:t>
+            </w:r>
+            <w:r>
+              <w:rPr>
+                <w:rFonts w:ascii="Segoe UI" w:cs="Segoe UI" w:eastAsia="Segoe UI" w:hAnsi="Segoe UI" w:hint="cs"/>
+                <w:b w:val="false"/>
+                <w:sz w:val="18"/>
+                <w:szCs w:val="18"/>
+                <w:rtl/>
+                <w:lang w:bidi="ar-SA"/>
+              </w:rPr>
+              <w:t xml:space="preserve"> (1) البنية: </w:t>
+            </w:r>
+            <w:r>
+              <w:rPr>
+                <w:rFonts w:ascii="Segoe UI" w:cs="Segoe UI" w:eastAsia="Segoe UI" w:hAnsi="Segoe UI" w:hint="cs"/>
+                <w:b w:val="false"/>
+                <w:sz w:val="18"/>
+                <w:szCs w:val="18"/>
+                <w:shd w:fill="F3EFE5" w:color="auto" w:val="clear"/>
+                <w:rtl w:val="false"/>
+                <w:lang w:bidi="ar-SA"/>
+              </w:rPr>
+              <w:t xml:space="preserve">lang</w:t>
+            </w:r>
+            <w:r>
+              <w:rPr>
+                <w:rFonts w:ascii="Segoe UI" w:cs="Segoe UI" w:eastAsia="Segoe UI" w:hAnsi="Segoe UI" w:hint="cs"/>
+                <w:b w:val="false"/>
+                <w:sz w:val="18"/>
+                <w:szCs w:val="18"/>
+                <w:rtl/>
+                <w:lang w:bidi="ar-SA"/>
+              </w:rPr>
+              <w:t xml:space="preserve"> بخمس قيم </w:t>
+            </w:r>
+            <w:r>
+              <w:rPr>
+                <w:rFonts w:ascii="Segoe UI" w:cs="Segoe UI" w:eastAsia="Segoe UI" w:hAnsi="Segoe UI" w:hint="cs"/>
+                <w:b w:val="false"/>
+                <w:sz w:val="18"/>
+                <w:szCs w:val="18"/>
+                <w:rtl w:val="false"/>
+                <w:lang w:bidi="ar-SA"/>
+              </w:rPr>
+              <w:t xml:space="preserve">(ar/en/zh/de/ru) </w:t>
+            </w:r>
+            <w:r>
+              <w:rPr>
+                <w:rFonts w:ascii="Segoe UI" w:cs="Segoe UI" w:eastAsia="Segoe UI" w:hAnsi="Segoe UI" w:hint="cs"/>
+                <w:b w:val="false"/>
+                <w:sz w:val="18"/>
+                <w:szCs w:val="18"/>
+                <w:rtl/>
+                <w:lang w:bidi="ar-SA"/>
+              </w:rPr>
+              <w:t xml:space="preserve">في مخطط المدونة، وصفحات </w:t>
+            </w:r>
+            <w:r>
+              <w:rPr>
+                <w:rFonts w:ascii="Segoe UI" w:cs="Segoe UI" w:eastAsia="Segoe UI" w:hAnsi="Segoe UI" w:hint="cs"/>
+                <w:b w:val="false"/>
+                <w:sz w:val="18"/>
+                <w:szCs w:val="18"/>
+                <w:shd w:fill="F3EFE5" w:color="auto" w:val="clear"/>
+                <w:rtl w:val="false"/>
+                <w:lang w:bidi="ar-SA"/>
+              </w:rPr>
+              <w:t xml:space="preserve">[slug]</w:t>
+            </w:r>
+            <w:r>
+              <w:rPr>
+                <w:rFonts w:ascii="Segoe UI" w:cs="Segoe UI" w:eastAsia="Segoe UI" w:hAnsi="Segoe UI" w:hint="cs"/>
+                <w:b w:val="false"/>
+                <w:sz w:val="18"/>
+                <w:szCs w:val="18"/>
+                <w:rtl/>
+                <w:lang w:bidi="ar-SA"/>
+              </w:rPr>
+              <w:t xml:space="preserve"> تحت </w:t>
+            </w:r>
+            <w:r>
+              <w:rPr>
+                <w:rFonts w:ascii="Segoe UI" w:cs="Segoe UI" w:eastAsia="Segoe UI" w:hAnsi="Segoe UI" w:hint="cs"/>
+                <w:b w:val="false"/>
+                <w:sz w:val="18"/>
+                <w:szCs w:val="18"/>
+                <w:shd w:fill="F3EFE5" w:color="auto" w:val="clear"/>
+                <w:rtl w:val="false"/>
+                <w:lang w:bidi="ar-SA"/>
+              </w:rPr>
+              <w:t xml:space="preserve">/zh/blog/</w:t>
+            </w:r>
+            <w:r>
+              <w:rPr>
+                <w:rFonts w:ascii="Segoe UI" w:cs="Segoe UI" w:eastAsia="Segoe UI" w:hAnsi="Segoe UI" w:hint="cs"/>
+                <w:b w:val="false"/>
+                <w:sz w:val="18"/>
+                <w:szCs w:val="18"/>
+                <w:rtl/>
+                <w:lang w:bidi="ar-SA"/>
+              </w:rPr>
+              <w:t xml:space="preserve"> و</w:t>
+            </w:r>
+            <w:r>
+              <w:rPr>
+                <w:rFonts w:ascii="Segoe UI" w:cs="Segoe UI" w:eastAsia="Segoe UI" w:hAnsi="Segoe UI" w:hint="cs"/>
+                <w:b w:val="false"/>
+                <w:sz w:val="18"/>
+                <w:szCs w:val="18"/>
+                <w:shd w:fill="F3EFE5" w:color="auto" w:val="clear"/>
+                <w:rtl w:val="false"/>
+                <w:lang w:bidi="ar-SA"/>
+              </w:rPr>
+              <w:t xml:space="preserve">/de/blog/</w:t>
+            </w:r>
+            <w:r>
+              <w:rPr>
+                <w:rFonts w:ascii="Segoe UI" w:cs="Segoe UI" w:eastAsia="Segoe UI" w:hAnsi="Segoe UI" w:hint="cs"/>
+                <w:b w:val="false"/>
+                <w:sz w:val="18"/>
+                <w:szCs w:val="18"/>
+                <w:rtl/>
+                <w:lang w:bidi="ar-SA"/>
+              </w:rPr>
+              <w:t xml:space="preserve"> و</w:t>
+            </w:r>
+            <w:r>
+              <w:rPr>
+                <w:rFonts w:ascii="Segoe UI" w:cs="Segoe UI" w:eastAsia="Segoe UI" w:hAnsi="Segoe UI" w:hint="cs"/>
+                <w:b w:val="false"/>
+                <w:sz w:val="18"/>
+                <w:szCs w:val="18"/>
+                <w:shd w:fill="F3EFE5" w:color="auto" w:val="clear"/>
+                <w:rtl w:val="false"/>
+                <w:lang w:bidi="ar-SA"/>
+              </w:rPr>
+              <w:t xml:space="preserve">/ru/blog/</w:t>
+            </w:r>
+            <w:r>
+              <w:rPr>
+                <w:rFonts w:ascii="Segoe UI" w:cs="Segoe UI" w:eastAsia="Segoe UI" w:hAnsi="Segoe UI" w:hint="cs"/>
+                <w:b w:val="false"/>
+                <w:sz w:val="18"/>
+                <w:szCs w:val="18"/>
+                <w:rtl/>
+                <w:lang w:bidi="ar-SA"/>
+              </w:rPr>
+              <w:t xml:space="preserve">، و</w:t>
+            </w:r>
+            <w:r>
+              <w:rPr>
+                <w:rFonts w:ascii="Segoe UI" w:cs="Segoe UI" w:eastAsia="Segoe UI" w:hAnsi="Segoe UI" w:hint="cs"/>
+                <w:b w:val="false"/>
+                <w:sz w:val="18"/>
+                <w:szCs w:val="18"/>
+                <w:shd w:fill="F3EFE5" w:color="auto" w:val="clear"/>
+                <w:rtl w:val="false"/>
+                <w:lang w:bidi="ar-SA"/>
+              </w:rPr>
+              <w:t xml:space="preserve">postAlt</w:t>
+            </w:r>
+            <w:r>
+              <w:rPr>
+                <w:rFonts w:ascii="Segoe UI" w:cs="Segoe UI" w:eastAsia="Segoe UI" w:hAnsi="Segoe UI" w:hint="cs"/>
+                <w:b w:val="false"/>
+                <w:sz w:val="18"/>
+                <w:szCs w:val="18"/>
+                <w:rtl/>
+                <w:lang w:bidi="ar-SA"/>
+              </w:rPr>
+              <w:t xml:space="preserve"> (الاقتران بـ</w:t>
+            </w:r>
+            <w:r>
+              <w:rPr>
+                <w:rFonts w:ascii="Segoe UI" w:cs="Segoe UI" w:eastAsia="Segoe UI" w:hAnsi="Segoe UI" w:hint="cs"/>
+                <w:b w:val="false"/>
+                <w:sz w:val="18"/>
+                <w:szCs w:val="18"/>
+                <w:shd w:fill="F3EFE5" w:color="auto" w:val="clear"/>
+                <w:rtl w:val="false"/>
+                <w:lang w:bidi="ar-SA"/>
+              </w:rPr>
+              <w:t xml:space="preserve">key</w:t>
+            </w:r>
+            <w:r>
+              <w:rPr>
+                <w:rFonts w:ascii="Segoe UI" w:cs="Segoe UI" w:eastAsia="Segoe UI" w:hAnsi="Segoe UI" w:hint="cs"/>
+                <w:b w:val="false"/>
+                <w:sz w:val="18"/>
+                <w:szCs w:val="18"/>
+                <w:rtl/>
+                <w:lang w:bidi="ar-SA"/>
+              </w:rPr>
+              <w:t xml:space="preserve">) مصدراً لـhreflang ومبدّل اللغة في اللغات الخمس، وsitemap مقترن بـ</w:t>
+            </w:r>
+            <w:r>
+              <w:rPr>
+                <w:rFonts w:ascii="Segoe UI" w:cs="Segoe UI" w:eastAsia="Segoe UI" w:hAnsi="Segoe UI" w:hint="cs"/>
+                <w:b w:val="false"/>
+                <w:sz w:val="18"/>
+                <w:szCs w:val="18"/>
+                <w:shd w:fill="F3EFE5" w:color="auto" w:val="clear"/>
+                <w:rtl w:val="false"/>
+                <w:lang w:bidi="ar-SA"/>
+              </w:rPr>
+              <w:t xml:space="preserve">key</w:t>
+            </w:r>
+            <w:r>
+              <w:rPr>
+                <w:rFonts w:ascii="Segoe UI" w:cs="Segoe UI" w:eastAsia="Segoe UI" w:hAnsi="Segoe UI" w:hint="cs"/>
+                <w:b w:val="false"/>
+                <w:sz w:val="18"/>
+                <w:szCs w:val="18"/>
+                <w:rtl/>
+                <w:lang w:bidi="ar-SA"/>
+              </w:rPr>
+              <w:t xml:space="preserve">، والفهرس الصيني يقدّم المقالات الصينية ثم ما لا نسخة له بالإنجليزية، و</w:t>
+            </w:r>
+            <w:r>
+              <w:rPr>
+                <w:rFonts w:ascii="Segoe UI" w:cs="Segoe UI" w:eastAsia="Segoe UI" w:hAnsi="Segoe UI" w:hint="cs"/>
+                <w:b w:val="false"/>
+                <w:sz w:val="18"/>
+                <w:szCs w:val="18"/>
+                <w:shd w:fill="F3EFE5" w:color="auto" w:val="clear"/>
+                <w:rtl w:val="false"/>
+                <w:lang w:bidi="ar-SA"/>
+              </w:rPr>
+              <w:t xml:space="preserve">blogHref</w:t>
+            </w:r>
+            <w:r>
+              <w:rPr>
+                <w:rFonts w:ascii="Segoe UI" w:cs="Segoe UI" w:eastAsia="Segoe UI" w:hAnsi="Segoe UI" w:hint="cs"/>
+                <w:b w:val="false"/>
+                <w:sz w:val="18"/>
+                <w:szCs w:val="18"/>
+                <w:rtl/>
+                <w:lang w:bidi="ar-SA"/>
+              </w:rPr>
+              <w:t xml:space="preserve"> في </w:t>
+            </w:r>
+            <w:r>
+              <w:rPr>
+                <w:rFonts w:ascii="Segoe UI" w:cs="Segoe UI" w:eastAsia="Segoe UI" w:hAnsi="Segoe UI" w:hint="cs"/>
+                <w:b w:val="false"/>
+                <w:sz w:val="18"/>
+                <w:szCs w:val="18"/>
+                <w:shd w:fill="F3EFE5" w:color="auto" w:val="clear"/>
+                <w:rtl w:val="false"/>
+                <w:lang w:bidi="ar-SA"/>
+              </w:rPr>
+              <w:t xml:space="preserve">routes.ts</w:t>
+            </w:r>
+            <w:r>
+              <w:rPr>
+                <w:rFonts w:ascii="Segoe UI" w:cs="Segoe UI" w:eastAsia="Segoe UI" w:hAnsi="Segoe UI" w:hint="cs"/>
+                <w:b w:val="false"/>
+                <w:sz w:val="18"/>
+                <w:szCs w:val="18"/>
+                <w:rtl/>
+                <w:lang w:bidi="ar-SA"/>
+              </w:rPr>
+              <w:t xml:space="preserve">. </w:t>
+            </w:r>
+            <w:r>
+              <w:rPr>
+                <w:rFonts w:ascii="Segoe UI" w:cs="Segoe UI" w:eastAsia="Segoe UI" w:hAnsi="Segoe UI" w:hint="cs"/>
+                <w:b/>
+                <w:bCs/>
+                <w:sz w:val="18"/>
+                <w:szCs w:val="18"/>
+                <w:rtl/>
+                <w:lang w:bidi="ar-SA"/>
+              </w:rPr>
+              <w:t xml:space="preserve">اكتشاف جانبي أُصلح:</w:t>
+            </w:r>
+            <w:r>
+              <w:rPr>
+                <w:rFonts w:ascii="Segoe UI" w:cs="Segoe UI" w:eastAsia="Segoe UI" w:hAnsi="Segoe UI" w:hint="cs"/>
+                <w:b w:val="false"/>
+                <w:sz w:val="18"/>
+                <w:szCs w:val="18"/>
+                <w:rtl/>
+                <w:lang w:bidi="ar-SA"/>
+              </w:rPr>
+              <w:t xml:space="preserve"> محمّل </w:t>
+            </w:r>
+            <w:r>
+              <w:rPr>
+                <w:rFonts w:ascii="Segoe UI" w:cs="Segoe UI" w:eastAsia="Segoe UI" w:hAnsi="Segoe UI" w:hint="cs"/>
+                <w:b w:val="false"/>
+                <w:sz w:val="18"/>
+                <w:szCs w:val="18"/>
+                <w:rtl w:val="false"/>
+                <w:lang w:bidi="ar-SA"/>
+              </w:rPr>
+              <w:t xml:space="preserve">glob </w:t>
+            </w:r>
+            <w:r>
+              <w:rPr>
+                <w:rFonts w:ascii="Segoe UI" w:cs="Segoe UI" w:eastAsia="Segoe UI" w:hAnsi="Segoe UI" w:hint="cs"/>
+                <w:b w:val="false"/>
+                <w:sz w:val="18"/>
+                <w:szCs w:val="18"/>
+                <w:rtl/>
+                <w:lang w:bidi="ar-SA"/>
+              </w:rPr>
+              <w:t xml:space="preserve">يجعل حقل </w:t>
+            </w:r>
+            <w:r>
+              <w:rPr>
+                <w:rFonts w:ascii="Segoe UI" w:cs="Segoe UI" w:eastAsia="Segoe UI" w:hAnsi="Segoe UI" w:hint="cs"/>
+                <w:b w:val="false"/>
+                <w:sz w:val="18"/>
+                <w:szCs w:val="18"/>
+                <w:shd w:fill="F3EFE5" w:color="auto" w:val="clear"/>
+                <w:rtl w:val="false"/>
+                <w:lang w:bidi="ar-SA"/>
+              </w:rPr>
+              <w:t xml:space="preserve">slug</w:t>
+            </w:r>
+            <w:r>
+              <w:rPr>
+                <w:rFonts w:ascii="Segoe UI" w:cs="Segoe UI" w:eastAsia="Segoe UI" w:hAnsi="Segoe UI" w:hint="cs"/>
+                <w:b w:val="false"/>
+                <w:sz w:val="18"/>
+                <w:szCs w:val="18"/>
+                <w:rtl/>
+                <w:lang w:bidi="ar-SA"/>
+              </w:rPr>
+              <w:t xml:space="preserve"> معرّفاً ضمنياً، فالمقال الواحد بلغاته تصادمت معرّفاته وطُمس مقالٌ بصمت — صار المعرّف من اسم الملف. (2) الترجمة: مقالا 24 و48 ساعة عبر الخطوط الثلاثة بمراحلها كاملة (مترجم ← محرر ← موائم ← مقارن وسياج وقائع ← مدقق ← قارئ أعمى لا يرى المصدر ← حاكم)، وكل مرحلة وكيل مستقل: الصينية 91/100 (92 و91؛ 81 ملاحظة للقارئ الأعمى: 19 مطبَّقة · 22 جزئياً · 26 مرفوضة · 14 علّة مصدر)، الألمانية 90/100 (92 و90، و93 لخمس سلاسل واجهة؛ 67 ملاحظة؛ 9 مدخلات معجم بأجناسها واستبدال </w:t>
+            </w:r>
+            <w:r>
+              <w:rPr>
+                <w:rFonts w:ascii="Segoe UI" w:cs="Segoe UI" w:eastAsia="Segoe UI" w:hAnsi="Segoe UI" w:hint="cs"/>
+                <w:b w:val="false"/>
+                <w:sz w:val="18"/>
+                <w:szCs w:val="18"/>
+                <w:rtl w:val="false"/>
+                <w:lang w:bidi="ar-SA"/>
+              </w:rPr>
+              <w:t xml:space="preserve">«Uqair» </w:t>
+            </w:r>
+            <w:r>
+              <w:rPr>
+                <w:rFonts w:ascii="Segoe UI" w:cs="Segoe UI" w:eastAsia="Segoe UI" w:hAnsi="Segoe UI" w:hint="cs"/>
+                <w:b w:val="false"/>
+                <w:sz w:val="18"/>
+                <w:szCs w:val="18"/>
+                <w:rtl/>
+                <w:lang w:bidi="ar-SA"/>
+              </w:rPr>
+              <w:t xml:space="preserve">بـ«Al-Uqair» المطابق لعنوان الصفحة)، الروسية أُرجعت في الدورة الأولى 86/100 (تسريبان من أزواج الذاكرة كشفهما القارئ الأعمى) ثم اعتُمدت في الثانية 93/100 (94 و93، و97 للواجهة؛ 70 ملاحظة جديدة). ذاكرات الترجمة +23/+34/+26 زوجاً، وسجلات الدرجات، ومفاتيح </w:t>
+            </w:r>
+            <w:r>
+              <w:rPr>
+                <w:rFonts w:ascii="Segoe UI" w:cs="Segoe UI" w:eastAsia="Segoe UI" w:hAnsi="Segoe UI" w:hint="cs"/>
+                <w:b w:val="false"/>
+                <w:sz w:val="18"/>
+                <w:szCs w:val="18"/>
+                <w:shd w:fill="F3EFE5" w:color="auto" w:val="clear"/>
+                <w:rtl w:val="false"/>
+                <w:lang w:bidi="ar-SA"/>
+              </w:rPr>
+              <w:t xml:space="preserve">blog.*</w:t>
+            </w:r>
+            <w:r>
+              <w:rPr>
+                <w:rFonts w:ascii="Segoe UI" w:cs="Segoe UI" w:eastAsia="Segoe UI" w:hAnsi="Segoe UI" w:hint="cs"/>
+                <w:b w:val="false"/>
+                <w:sz w:val="18"/>
+                <w:szCs w:val="18"/>
+                <w:rtl/>
+                <w:lang w:bidi="ar-SA"/>
+              </w:rPr>
+              <w:t xml:space="preserve"> و</w:t>
+            </w:r>
+            <w:r>
+              <w:rPr>
+                <w:rFonts w:ascii="Segoe UI" w:cs="Segoe UI" w:eastAsia="Segoe UI" w:hAnsi="Segoe UI" w:hint="cs"/>
+                <w:b w:val="false"/>
+                <w:sz w:val="18"/>
+                <w:szCs w:val="18"/>
+                <w:shd w:fill="F3EFE5" w:color="auto" w:val="clear"/>
+                <w:rtl w:val="false"/>
+                <w:lang w:bidi="ar-SA"/>
+              </w:rPr>
+              <w:t xml:space="preserve">plan.printNote</w:t>
+            </w:r>
+            <w:r>
+              <w:rPr>
+                <w:rFonts w:ascii="Segoe UI" w:cs="Segoe UI" w:eastAsia="Segoe UI" w:hAnsi="Segoe UI" w:hint="cs"/>
+                <w:b w:val="false"/>
+                <w:sz w:val="18"/>
+                <w:szCs w:val="18"/>
+                <w:rtl/>
+                <w:lang w:bidi="ar-SA"/>
+              </w:rPr>
+              <w:t xml:space="preserve"> بالألمانية والروسية. علل المصدر التي رفعها الحكّام الثلاثة (تناقض توقيت جبل القارة بين المقالين، غياب المسافات، سنة 1203هـ بلا ميلادي…) مجموعة في </w:t>
+            </w:r>
+            <w:r>
+              <w:rPr>
+                <w:rFonts w:ascii="Segoe UI" w:cs="Segoe UI" w:eastAsia="Segoe UI" w:hAnsi="Segoe UI" w:hint="cs"/>
+                <w:b w:val="false"/>
+                <w:sz w:val="18"/>
+                <w:szCs w:val="18"/>
+                <w:shd w:fill="F3EFE5" w:color="auto" w:val="clear"/>
+                <w:rtl w:val="false"/>
+                <w:lang w:bidi="ar-SA"/>
+              </w:rPr>
+              <w:t xml:space="preserve">*-translation/output/blog/judge.json</w:t>
+            </w:r>
+            <w:r>
+              <w:rPr>
+                <w:rFonts w:ascii="Segoe UI" w:cs="Segoe UI" w:eastAsia="Segoe UI" w:hAnsi="Segoe UI" w:hint="cs"/>
+                <w:b w:val="false"/>
+                <w:sz w:val="18"/>
+                <w:szCs w:val="18"/>
+                <w:rtl/>
+                <w:lang w:bidi="ar-SA"/>
+              </w:rPr>
+              <w:t xml:space="preserve"> لقرار المالك. (3) </w:t>
+            </w:r>
+            <w:r>
+              <w:rPr>
+                <w:rFonts w:ascii="Segoe UI" w:cs="Segoe UI" w:eastAsia="Segoe UI" w:hAnsi="Segoe UI" w:hint="cs"/>
+                <w:b w:val="false"/>
+                <w:sz w:val="18"/>
+                <w:szCs w:val="18"/>
+                <w:shd w:fill="F3EFE5" w:color="auto" w:val="clear"/>
+                <w:rtl w:val="false"/>
+                <w:lang w:bidi="ar-SA"/>
+              </w:rPr>
+              <w:t xml:space="preserve">/zh/blog/</w:t>
+            </w:r>
+            <w:r>
+              <w:rPr>
+                <w:rFonts w:ascii="Segoe UI" w:cs="Segoe UI" w:eastAsia="Segoe UI" w:hAnsi="Segoe UI" w:hint="cs"/>
+                <w:b w:val="false"/>
+                <w:sz w:val="18"/>
+                <w:szCs w:val="18"/>
+                <w:rtl/>
+                <w:lang w:bidi="ar-SA"/>
+              </w:rPr>
+              <w:t xml:space="preserve"> يبقى غير معلَن بقياس </w:t>
+            </w:r>
+            <w:r>
+              <w:rPr>
+                <w:rFonts w:ascii="Segoe UI" w:cs="Segoe UI" w:eastAsia="Segoe UI" w:hAnsi="Segoe UI" w:hint="cs"/>
+                <w:b w:val="false"/>
+                <w:sz w:val="18"/>
+                <w:szCs w:val="18"/>
+                <w:rtl w:val="false"/>
+                <w:lang w:bidi="ar-SA"/>
+              </w:rPr>
+              <w:t xml:space="preserve">C22 (83% </w:t>
+            </w:r>
+            <w:r>
+              <w:rPr>
+                <w:rFonts w:ascii="Segoe UI" w:cs="Segoe UI" w:eastAsia="Segoe UI" w:hAnsi="Segoe UI" w:hint="cs"/>
+                <w:b w:val="false"/>
+                <w:sz w:val="18"/>
+                <w:szCs w:val="18"/>
+                <w:rtl/>
+                <w:lang w:bidi="ar-SA"/>
+              </w:rPr>
+              <w:t xml:space="preserve">بمقالين صينيين من ثمانية).</w:t>
+            </w:r>
+          </w:p>
+        </w:tc>
+        <w:tc>
+          <w:tcPr>
+            <w:tcW w:type="dxa" w:w="4618"/>
+            <w:shd w:fill="FAF8F2" w:color="auto" w:val="clear"/>
+            <w:tcMar>
+              <w:top w:type="dxa" w:w="40"/>
+              <w:left w:type="dxa" w:w="70"/>
+              <w:bottom w:type="dxa" w:w="40"/>
+              <w:right w:type="dxa" w:w="70"/>
+            </w:tcMar>
+          </w:tcPr>
+          <w:p>
+            <w:pPr>
+              <w:bidi/>
+              <w:spacing w:after="0" w:before="0" w:line="250"/>
+              <w:jc w:val="start"/>
+            </w:pPr>
+            <w:r>
+              <w:rPr>
+                <w:rFonts w:ascii="Segoe UI" w:cs="Segoe UI" w:eastAsia="Segoe UI" w:hAnsi="Segoe UI" w:hint="cs"/>
+                <w:b w:val="false"/>
+                <w:sz w:val="18"/>
+                <w:szCs w:val="18"/>
+                <w:shd w:fill="F3EFE5" w:color="auto" w:val="clear"/>
+                <w:rtl w:val="false"/>
+                <w:lang w:bidi="ar-SA"/>
+              </w:rPr>
+              <w:t xml:space="preserve">C26</w:t>
+            </w:r>
+            <w:r>
+              <w:rPr>
+                <w:rFonts w:ascii="Segoe UI" w:cs="Segoe UI" w:eastAsia="Segoe UI" w:hAnsi="Segoe UI" w:hint="cs"/>
+                <w:b w:val="false"/>
+                <w:sz w:val="18"/>
+                <w:szCs w:val="18"/>
+                <w:rtl/>
+                <w:lang w:bidi="ar-SA"/>
+              </w:rPr>
+              <w:t xml:space="preserve"> على </w:t>
+            </w:r>
+            <w:r>
+              <w:rPr>
+                <w:rFonts w:ascii="Segoe UI" w:cs="Segoe UI" w:eastAsia="Segoe UI" w:hAnsi="Segoe UI" w:hint="cs"/>
+                <w:b w:val="false"/>
+                <w:sz w:val="18"/>
+                <w:szCs w:val="18"/>
+                <w:rtl w:val="false"/>
+                <w:lang w:bidi="ar-SA"/>
+              </w:rPr>
+              <w:t xml:space="preserve">dist </w:t>
+            </w:r>
+            <w:r>
+              <w:rPr>
+                <w:rFonts w:ascii="Segoe UI" w:cs="Segoe UI" w:eastAsia="Segoe UI" w:hAnsi="Segoe UI" w:hint="cs"/>
+                <w:b w:val="false"/>
+                <w:sz w:val="18"/>
+                <w:szCs w:val="18"/>
+                <w:rtl/>
+                <w:lang w:bidi="ar-SA"/>
+              </w:rPr>
+              <w:t xml:space="preserve">(تبادل </w:t>
+            </w:r>
+            <w:r>
+              <w:rPr>
+                <w:rFonts w:ascii="Segoe UI" w:cs="Segoe UI" w:eastAsia="Segoe UI" w:hAnsi="Segoe UI" w:hint="cs"/>
+                <w:b w:val="false"/>
+                <w:sz w:val="18"/>
+                <w:szCs w:val="18"/>
+                <w:rtl w:val="false"/>
+                <w:lang w:bidi="ar-SA"/>
+              </w:rPr>
+              <w:t xml:space="preserve">hreflang </w:t>
+            </w:r>
+            <w:r>
+              <w:rPr>
+                <w:rFonts w:ascii="Segoe UI" w:cs="Segoe UI" w:eastAsia="Segoe UI" w:hAnsi="Segoe UI" w:hint="cs"/>
+                <w:b w:val="false"/>
+                <w:sz w:val="18"/>
+                <w:szCs w:val="18"/>
+                <w:rtl/>
+                <w:lang w:bidi="ar-SA"/>
+              </w:rPr>
+              <w:t xml:space="preserve">تامّ: 347 صفحة و900 رابط نظير)؛ </w:t>
+            </w:r>
+            <w:r>
+              <w:rPr>
+                <w:rFonts w:ascii="Segoe UI" w:cs="Segoe UI" w:eastAsia="Segoe UI" w:hAnsi="Segoe UI" w:hint="cs"/>
+                <w:b w:val="false"/>
+                <w:sz w:val="18"/>
+                <w:szCs w:val="18"/>
+                <w:shd w:fill="F3EFE5" w:color="auto" w:val="clear"/>
+                <w:rtl w:val="false"/>
+                <w:lang w:bidi="ar-SA"/>
+              </w:rPr>
+              <w:t xml:space="preserve">C22</w:t>
+            </w:r>
+            <w:r>
+              <w:rPr>
+                <w:rFonts w:ascii="Segoe UI" w:cs="Segoe UI" w:eastAsia="Segoe UI" w:hAnsi="Segoe UI" w:hint="cs"/>
+                <w:b w:val="false"/>
+                <w:sz w:val="18"/>
+                <w:szCs w:val="18"/>
+                <w:rtl/>
+                <w:lang w:bidi="ar-SA"/>
+              </w:rPr>
+              <w:t xml:space="preserve"> 137 صفحة معلَنة </w:t>
+            </w:r>
+            <w:r>
+              <w:rPr>
+                <w:rFonts w:ascii="Segoe UI" w:cs="Segoe UI" w:eastAsia="Segoe UI" w:hAnsi="Segoe UI" w:hint="cs"/>
+                <w:b w:val="false"/>
+                <w:sz w:val="18"/>
+                <w:szCs w:val="18"/>
+                <w:rtl w:val="false"/>
+                <w:lang w:bidi="ar-SA"/>
+              </w:rPr>
+              <w:t xml:space="preserve">(zh ≤ </w:t>
+            </w:r>
+            <w:r>
+              <w:rPr>
+                <w:rFonts w:ascii="Segoe UI" w:cs="Segoe UI" w:eastAsia="Segoe UI" w:hAnsi="Segoe UI" w:hint="cs"/>
+                <w:b w:val="false"/>
+                <w:sz w:val="18"/>
+                <w:szCs w:val="18"/>
+                <w:rtl/>
+                <w:lang w:bidi="ar-SA"/>
+              </w:rPr>
+              <w:t xml:space="preserve">13%، </w:t>
+            </w:r>
+            <w:r>
+              <w:rPr>
+                <w:rFonts w:ascii="Segoe UI" w:cs="Segoe UI" w:eastAsia="Segoe UI" w:hAnsi="Segoe UI" w:hint="cs"/>
+                <w:b w:val="false"/>
+                <w:sz w:val="18"/>
+                <w:szCs w:val="18"/>
+                <w:rtl w:val="false"/>
+                <w:lang w:bidi="ar-SA"/>
+              </w:rPr>
+              <w:t xml:space="preserve">de ≤ </w:t>
+            </w:r>
+            <w:r>
+              <w:rPr>
+                <w:rFonts w:ascii="Segoe UI" w:cs="Segoe UI" w:eastAsia="Segoe UI" w:hAnsi="Segoe UI" w:hint="cs"/>
+                <w:b w:val="false"/>
+                <w:sz w:val="18"/>
+                <w:szCs w:val="18"/>
+                <w:rtl/>
+                <w:lang w:bidi="ar-SA"/>
+              </w:rPr>
+              <w:t xml:space="preserve">4%، </w:t>
+            </w:r>
+            <w:r>
+              <w:rPr>
+                <w:rFonts w:ascii="Segoe UI" w:cs="Segoe UI" w:eastAsia="Segoe UI" w:hAnsi="Segoe UI" w:hint="cs"/>
+                <w:b w:val="false"/>
+                <w:sz w:val="18"/>
+                <w:szCs w:val="18"/>
+                <w:rtl w:val="false"/>
+                <w:lang w:bidi="ar-SA"/>
+              </w:rPr>
+              <w:t xml:space="preserve">ru ≤ </w:t>
+            </w:r>
+            <w:r>
+              <w:rPr>
+                <w:rFonts w:ascii="Segoe UI" w:cs="Segoe UI" w:eastAsia="Segoe UI" w:hAnsi="Segoe UI" w:hint="cs"/>
+                <w:b w:val="false"/>
+                <w:sz w:val="18"/>
+                <w:szCs w:val="18"/>
+                <w:rtl/>
+                <w:lang w:bidi="ar-SA"/>
+              </w:rPr>
+              <w:t xml:space="preserve">3%)؛ </w:t>
+            </w:r>
+            <w:r>
+              <w:rPr>
+                <w:rFonts w:ascii="Segoe UI" w:cs="Segoe UI" w:eastAsia="Segoe UI" w:hAnsi="Segoe UI" w:hint="cs"/>
+                <w:b w:val="false"/>
+                <w:sz w:val="18"/>
+                <w:szCs w:val="18"/>
+                <w:shd w:fill="F3EFE5" w:color="auto" w:val="clear"/>
+                <w:rtl w:val="false"/>
+                <w:lang w:bidi="ar-SA"/>
+              </w:rPr>
+              <w:t xml:space="preserve">C25</w:t>
+            </w:r>
+            <w:r>
+              <w:rPr>
+                <w:rFonts w:ascii="Segoe UI" w:cs="Segoe UI" w:eastAsia="Segoe UI" w:hAnsi="Segoe UI" w:hint="cs"/>
+                <w:b w:val="false"/>
+                <w:sz w:val="18"/>
+                <w:szCs w:val="18"/>
+                <w:rtl/>
+                <w:lang w:bidi="ar-SA"/>
+              </w:rPr>
+              <w:t xml:space="preserve"> 46 صفحة معلم بمقالات تذكرها (22 مقالاً)؛ </w:t>
+            </w:r>
+            <w:r>
+              <w:rPr>
+                <w:rFonts w:ascii="Segoe UI" w:cs="Segoe UI" w:eastAsia="Segoe UI" w:hAnsi="Segoe UI" w:hint="cs"/>
+                <w:b w:val="false"/>
+                <w:sz w:val="18"/>
+                <w:szCs w:val="18"/>
+                <w:shd w:fill="F3EFE5" w:color="auto" w:val="clear"/>
+                <w:rtl w:val="false"/>
+                <w:lang w:bidi="ar-SA"/>
+              </w:rPr>
+              <w:t xml:space="preserve">C4</w:t>
+            </w:r>
+            <w:r>
+              <w:rPr>
+                <w:rFonts w:ascii="Segoe UI" w:cs="Segoe UI" w:eastAsia="Segoe UI" w:hAnsi="Segoe UI" w:hint="cs"/>
+                <w:b w:val="false"/>
+                <w:sz w:val="18"/>
+                <w:szCs w:val="18"/>
+                <w:rtl/>
+                <w:lang w:bidi="ar-SA"/>
+              </w:rPr>
+              <w:t xml:space="preserve"> و</w:t>
+            </w:r>
+            <w:r>
+              <w:rPr>
+                <w:rFonts w:ascii="Segoe UI" w:cs="Segoe UI" w:eastAsia="Segoe UI" w:hAnsi="Segoe UI" w:hint="cs"/>
+                <w:b w:val="false"/>
+                <w:sz w:val="18"/>
+                <w:szCs w:val="18"/>
+                <w:shd w:fill="F3EFE5" w:color="auto" w:val="clear"/>
+                <w:rtl w:val="false"/>
+                <w:lang w:bidi="ar-SA"/>
+              </w:rPr>
+              <w:t xml:space="preserve">C20</w:t>
+            </w:r>
+            <w:r>
+              <w:rPr>
+                <w:rFonts w:ascii="Segoe UI" w:cs="Segoe UI" w:eastAsia="Segoe UI" w:hAnsi="Segoe UI" w:hint="cs"/>
+                <w:b w:val="false"/>
+                <w:sz w:val="18"/>
+                <w:szCs w:val="18"/>
+                <w:rtl/>
+                <w:lang w:bidi="ar-SA"/>
+              </w:rPr>
+              <w:t xml:space="preserve"> كما هي؛ فاحص الروابط 24046 هدفاً و0 مكسور؛ </w:t>
+            </w:r>
+            <w:r>
+              <w:rPr>
+                <w:rFonts w:ascii="Segoe UI" w:cs="Segoe UI" w:eastAsia="Segoe UI" w:hAnsi="Segoe UI" w:hint="cs"/>
+                <w:b w:val="false"/>
+                <w:sz w:val="18"/>
+                <w:szCs w:val="18"/>
+                <w:shd w:fill="F3EFE5" w:color="auto" w:val="clear"/>
+                <w:rtl w:val="false"/>
+                <w:lang w:bidi="ar-SA"/>
+              </w:rPr>
+              <w:t xml:space="preserve">npm run build</w:t>
+            </w:r>
+            <w:r>
+              <w:rPr>
+                <w:rFonts w:ascii="Segoe UI" w:cs="Segoe UI" w:eastAsia="Segoe UI" w:hAnsi="Segoe UI" w:hint="cs"/>
+                <w:b w:val="false"/>
+                <w:sz w:val="18"/>
+                <w:szCs w:val="18"/>
+                <w:rtl/>
+                <w:lang w:bidi="ar-SA"/>
+              </w:rPr>
+              <w:t xml:space="preserve"> أخضر (29 فحصاً، 375 صفحة)؛ الاختبارات المتصفحية الأربعة خضراء (100 شرط)؛ </w:t>
+            </w:r>
+            <w:r>
+              <w:rPr>
+                <w:rFonts w:ascii="Segoe UI" w:cs="Segoe UI" w:eastAsia="Segoe UI" w:hAnsi="Segoe UI" w:hint="cs"/>
+                <w:b w:val="false"/>
+                <w:sz w:val="18"/>
+                <w:szCs w:val="18"/>
+                <w:rtl w:val="false"/>
+                <w:lang w:bidi="ar-SA"/>
+              </w:rPr>
+              <w:t xml:space="preserve">axe-core 0 </w:t>
+            </w:r>
+            <w:r>
+              <w:rPr>
+                <w:rFonts w:ascii="Segoe UI" w:cs="Segoe UI" w:eastAsia="Segoe UI" w:hAnsi="Segoe UI" w:hint="cs"/>
+                <w:b w:val="false"/>
+                <w:sz w:val="18"/>
+                <w:szCs w:val="18"/>
+                <w:rtl/>
+                <w:lang w:bidi="ar-SA"/>
+              </w:rPr>
+              <w:t xml:space="preserve">مخالفات على صفحات المقالات الست.</w:t>
+            </w:r>
+          </w:p>
+        </w:tc>
+      </w:tr>
+    </w:tbl>
+    <w:p>
+      <w:pPr>
+        <w:bidi/>
+        <w:spacing w:after="60" w:before="0" w:line="276"/>
+        <w:jc w:val="both"/>
+      </w:pPr>
+    </w:p>
+    <w:p>
+      <w:pPr>
+        <w:bidi/>
+        <w:spacing w:after="80" w:before="0" w:line="276"/>
+        <w:jc w:val="both"/>
+      </w:pPr>
+      <w:r>
+        <w:rPr>
+          <w:rFonts w:ascii="Segoe UI" w:cs="Segoe UI" w:eastAsia="Segoe UI" w:hAnsi="Segoe UI" w:hint="cs"/>
+          <w:b w:val="false"/>
+          <w:sz w:val="21"/>
+          <w:szCs w:val="21"/>
+          <w:rtl/>
+          <w:lang w:bidi="ar-SA"/>
+        </w:rPr>
+        <w:t xml:space="preserve">اكتملت الخطوات العشر في 2026-09-10 على الفرع </w:t>
+      </w:r>
+      <w:r>
+        <w:rPr>
+          <w:rFonts w:ascii="Segoe UI" w:cs="Segoe UI" w:eastAsia="Segoe UI" w:hAnsi="Segoe UI" w:hint="cs"/>
+          <w:b w:val="false"/>
+          <w:sz w:val="21"/>
+          <w:szCs w:val="21"/>
+          <w:shd w:fill="F3EFE5" w:color="auto" w:val="clear"/>
+          <w:rtl w:val="false"/>
+          <w:lang w:bidi="ar-SA"/>
+        </w:rPr>
+        <w:t xml:space="preserve">claude/alahsa-site-audit-plan-u7kp5v</w:t>
+      </w:r>
+      <w:r>
+        <w:rPr>
+          <w:rFonts w:ascii="Segoe UI" w:cs="Segoe UI" w:eastAsia="Segoe UI" w:hAnsi="Segoe UI" w:hint="cs"/>
+          <w:b w:val="false"/>
+          <w:sz w:val="21"/>
+          <w:szCs w:val="21"/>
+          <w:rtl/>
+          <w:lang w:bidi="ar-SA"/>
+        </w:rPr>
+        <w:t xml:space="preserve">؛ فاحص التضارب صار 29 فحصاً (أُضيفت </w:t>
+      </w:r>
+      <w:r>
+        <w:rPr>
+          <w:rFonts w:ascii="Segoe UI" w:cs="Segoe UI" w:eastAsia="Segoe UI" w:hAnsi="Segoe UI" w:hint="cs"/>
+          <w:b w:val="false"/>
+          <w:sz w:val="21"/>
+          <w:szCs w:val="21"/>
+          <w:rtl w:val="false"/>
+          <w:lang w:bidi="ar-SA"/>
+        </w:rPr>
+        <w:t xml:space="preserve">C22–C26) </w:t>
+      </w:r>
+      <w:r>
+        <w:rPr>
+          <w:rFonts w:ascii="Segoe UI" w:cs="Segoe UI" w:eastAsia="Segoe UI" w:hAnsi="Segoe UI" w:hint="cs"/>
+          <w:b w:val="false"/>
+          <w:sz w:val="21"/>
+          <w:szCs w:val="21"/>
+          <w:rtl/>
+          <w:lang w:bidi="ar-SA"/>
+        </w:rPr>
+        <w:t xml:space="preserve">ومعه فاحص الروابط في </w:t>
+      </w:r>
+      <w:r>
+        <w:rPr>
+          <w:rFonts w:ascii="Segoe UI" w:cs="Segoe UI" w:eastAsia="Segoe UI" w:hAnsi="Segoe UI" w:hint="cs"/>
+          <w:b w:val="false"/>
+          <w:sz w:val="21"/>
+          <w:szCs w:val="21"/>
+          <w:shd w:fill="F3EFE5" w:color="auto" w:val="clear"/>
+          <w:rtl w:val="false"/>
+          <w:lang w:bidi="ar-SA"/>
+        </w:rPr>
+        <w:t xml:space="preserve">postbuild</w:t>
+      </w:r>
+      <w:r>
+        <w:rPr>
+          <w:rFonts w:ascii="Segoe UI" w:cs="Segoe UI" w:eastAsia="Segoe UI" w:hAnsi="Segoe UI" w:hint="cs"/>
+          <w:b w:val="false"/>
+          <w:sz w:val="21"/>
+          <w:szCs w:val="21"/>
+          <w:rtl/>
+          <w:lang w:bidi="ar-SA"/>
+        </w:rPr>
+        <w:t xml:space="preserve">، وأربعة اختبارات متصفحية وبوابة </w:t>
+      </w:r>
+      <w:r>
+        <w:rPr>
+          <w:rFonts w:ascii="Segoe UI" w:cs="Segoe UI" w:eastAsia="Segoe UI" w:hAnsi="Segoe UI" w:hint="cs"/>
+          <w:b w:val="false"/>
+          <w:sz w:val="21"/>
+          <w:szCs w:val="21"/>
+          <w:rtl w:val="false"/>
+          <w:lang w:bidi="ar-SA"/>
+        </w:rPr>
+        <w:t xml:space="preserve">Lighthouse </w:t>
+      </w:r>
+      <w:r>
+        <w:rPr>
+          <w:rFonts w:ascii="Segoe UI" w:cs="Segoe UI" w:eastAsia="Segoe UI" w:hAnsi="Segoe UI" w:hint="cs"/>
+          <w:b w:val="false"/>
+          <w:sz w:val="21"/>
+          <w:szCs w:val="21"/>
+          <w:rtl/>
+          <w:lang w:bidi="ar-SA"/>
+        </w:rPr>
+        <w:t xml:space="preserve">في </w:t>
+      </w:r>
+      <w:r>
+        <w:rPr>
+          <w:rFonts w:ascii="Segoe UI" w:cs="Segoe UI" w:eastAsia="Segoe UI" w:hAnsi="Segoe UI" w:hint="cs"/>
+          <w:b w:val="false"/>
+          <w:sz w:val="21"/>
+          <w:szCs w:val="21"/>
+          <w:shd w:fill="F3EFE5" w:color="auto" w:val="clear"/>
+          <w:rtl w:val="false"/>
+          <w:lang w:bidi="ar-SA"/>
+        </w:rPr>
+        <w:t xml:space="preserve">build.yml</w:t>
+      </w:r>
+      <w:r>
+        <w:rPr>
+          <w:rFonts w:ascii="Segoe UI" w:cs="Segoe UI" w:eastAsia="Segoe UI" w:hAnsi="Segoe UI" w:hint="cs"/>
+          <w:b w:val="false"/>
+          <w:sz w:val="21"/>
+          <w:szCs w:val="21"/>
+          <w:rtl/>
+          <w:lang w:bidi="ar-SA"/>
+        </w:rPr>
+        <w:t xml:space="preserve">. نسخة </w:t>
+      </w:r>
+      <w:r>
+        <w:rPr>
+          <w:rFonts w:ascii="Segoe UI" w:cs="Segoe UI" w:eastAsia="Segoe UI" w:hAnsi="Segoe UI" w:hint="cs"/>
+          <w:b w:val="false"/>
+          <w:sz w:val="21"/>
+          <w:szCs w:val="21"/>
+          <w:rtl w:val="false"/>
+          <w:lang w:bidi="ar-SA"/>
+        </w:rPr>
+        <w:t xml:space="preserve">Word </w:t>
+      </w:r>
+      <w:r>
+        <w:rPr>
+          <w:rFonts w:ascii="Segoe UI" w:cs="Segoe UI" w:eastAsia="Segoe UI" w:hAnsi="Segoe UI" w:hint="cs"/>
+          <w:b w:val="false"/>
+          <w:sz w:val="21"/>
+          <w:szCs w:val="21"/>
+          <w:rtl/>
+          <w:lang w:bidi="ar-SA"/>
+        </w:rPr>
+        <w:t xml:space="preserve">من هذا الملف مولَّدة من النص نفسه: الأقسام 1–4 (التقرير التنفيذي) أربع صفحات، وهذا السجل ملحق بعدها.</w:t>
+      </w:r>
+    </w:p>
     <w:sectPr>
       <w:footerReference w:type="default" r:id="rId7"/>
       <w:pgSz w:w="11906" w:h="16838" w:orient="portrait"/>
       <w:pgMar w:top="1000" w:right="1134" w:bottom="900" w:left="1134" w:header="708" w:footer="708" w:gutter="0"/>
       <w:pgNumType/>
-      <w:bidi/>
       <w:docGrid w:linePitch="360"/>
     </w:sectPr>
   </w:body>
@@ -8157,25 +14526,15 @@
   <w:endnote w:type="separator" w:id="-1">
     <w:p>
       <w:pPr>
-        <w:bidi/>
         <w:spacing w:after="0" w:line="240" w:lineRule="auto"/>
-        <w:jc w:val="both"/>
       </w:pPr>
       <w:r>
         <w:rPr>
           <w:rStyle w:val="EndnoteReference"/>
-          <w:rFonts w:cs="Segoe UI" w:hint="cs" w:ascii="Segoe UI" w:hAnsi="Segoe UI"/>
-          <w:rtl/>
-          <w:lang w:bidi="ar-SA"/>
         </w:rPr>
         <w:endnoteRef/>
       </w:r>
       <w:r>
-        <w:rPr>
-          <w:rFonts w:cs="Segoe UI" w:hint="cs" w:ascii="Segoe UI" w:hAnsi="Segoe UI"/>
-          <w:rtl/>
-          <w:lang w:bidi="ar-SA"/>
-        </w:rPr>
         <w:separator/>
       </w:r>
     </w:p>
@@ -8183,25 +14542,15 @@
   <w:endnote w:type="continuationSeparator" w:id="0">
     <w:p>
       <w:pPr>
-        <w:bidi/>
         <w:spacing w:after="0" w:line="240" w:lineRule="auto"/>
-        <w:jc w:val="both"/>
       </w:pPr>
       <w:r>
         <w:rPr>
           <w:rStyle w:val="EndnoteReference"/>
-          <w:rFonts w:cs="Segoe UI" w:hint="cs" w:ascii="Segoe UI" w:hAnsi="Segoe UI"/>
-          <w:rtl/>
-          <w:lang w:bidi="ar-SA"/>
         </w:rPr>
         <w:endnoteRef/>
       </w:r>
       <w:r>
-        <w:rPr>
-          <w:rFonts w:cs="Segoe UI" w:hint="cs" w:ascii="Segoe UI" w:hAnsi="Segoe UI"/>
-          <w:rtl/>
-          <w:lang w:bidi="ar-SA"/>
-        </w:rPr>
         <w:continuationSeparator/>
       </w:r>
     </w:p>
@@ -8234,8 +14583,6 @@
         <w:color w:val="5B6660"/>
         <w:sz w:val="18"/>
         <w:szCs w:val="18"/>
-        <w:rtl/>
-        <w:lang w:bidi="ar-SA"/>
       </w:rPr>
       <w:fldChar w:fldCharType="begin"/>
       <w:instrText xml:space="preserve">PAGE</w:instrText>
@@ -8259,8 +14606,6 @@
         <w:color w:val="5B6660"/>
         <w:sz w:val="18"/>
         <w:szCs w:val="18"/>
-        <w:rtl/>
-        <w:lang w:bidi="ar-SA"/>
       </w:rPr>
       <w:fldChar w:fldCharType="begin"/>
       <w:instrText xml:space="preserve">NUMPAGES</w:instrText>
@@ -8276,25 +14621,15 @@
   <w:footnote w:type="separator" w:id="-1">
     <w:p>
       <w:pPr>
-        <w:bidi/>
         <w:spacing w:after="0" w:line="240" w:lineRule="auto"/>
-        <w:jc w:val="both"/>
       </w:pPr>
       <w:r>
         <w:rPr>
           <w:rStyle w:val="FootnoteReference"/>
-          <w:rFonts w:cs="Segoe UI" w:hint="cs" w:ascii="Segoe UI" w:hAnsi="Segoe UI"/>
-          <w:rtl/>
-          <w:lang w:bidi="ar-SA"/>
         </w:rPr>
         <w:footnoteRef/>
       </w:r>
       <w:r>
-        <w:rPr>
-          <w:rFonts w:cs="Segoe UI" w:hint="cs" w:ascii="Segoe UI" w:hAnsi="Segoe UI"/>
-          <w:rtl/>
-          <w:lang w:bidi="ar-SA"/>
-        </w:rPr>
         <w:separator/>
       </w:r>
     </w:p>
@@ -8302,25 +14637,15 @@
   <w:footnote w:type="continuationSeparator" w:id="0">
     <w:p>
       <w:pPr>
-        <w:bidi/>
         <w:spacing w:after="0" w:line="240" w:lineRule="auto"/>
-        <w:jc w:val="both"/>
       </w:pPr>
       <w:r>
         <w:rPr>
           <w:rStyle w:val="FootnoteReference"/>
-          <w:rFonts w:cs="Segoe UI" w:hint="cs" w:ascii="Segoe UI" w:hAnsi="Segoe UI"/>
-          <w:rtl/>
-          <w:lang w:bidi="ar-SA"/>
         </w:rPr>
         <w:footnoteRef/>
       </w:r>
       <w:r>
-        <w:rPr>
-          <w:rFonts w:cs="Segoe UI" w:hint="cs" w:ascii="Segoe UI" w:hAnsi="Segoe UI"/>
-          <w:rtl/>
-          <w:lang w:bidi="ar-SA"/>
-        </w:rPr>
         <w:continuationSeparator/>
       </w:r>
     </w:p>
@@ -8336,9 +14661,8 @@
       <w:start w:val="1"/>
       <w:numFmt w:val="bullet"/>
       <w:lvlText w:val="●"/>
-      <w:lvlJc w:val="right"/>
+      <w:lvlJc w:val="left"/>
       <w:pPr>
-        <w:bidi/>
         <w:ind w:left="720" w:hanging="360"/>
       </w:pPr>
     </w:lvl>
@@ -8346,9 +14670,8 @@
       <w:start w:val="1"/>
       <w:numFmt w:val="bullet"/>
       <w:lvlText w:val="○"/>
-      <w:lvlJc w:val="right"/>
+      <w:lvlJc w:val="left"/>
       <w:pPr>
-        <w:bidi/>
         <w:ind w:left="1440" w:hanging="360"/>
       </w:pPr>
     </w:lvl>
@@ -8356,9 +14679,8 @@
       <w:start w:val="1"/>
       <w:numFmt w:val="bullet"/>
       <w:lvlText w:val="■"/>
-      <w:lvlJc w:val="right"/>
+      <w:lvlJc w:val="left"/>
       <w:pPr>
-        <w:bidi/>
         <w:ind w:left="2160" w:hanging="360"/>
       </w:pPr>
     </w:lvl>
@@ -8366,9 +14688,8 @@
       <w:start w:val="1"/>
       <w:numFmt w:val="bullet"/>
       <w:lvlText w:val="●"/>
-      <w:lvlJc w:val="right"/>
+      <w:lvlJc w:val="left"/>
       <w:pPr>
-        <w:bidi/>
         <w:ind w:left="2880" w:hanging="360"/>
       </w:pPr>
     </w:lvl>
@@ -8376,9 +14697,8 @@
       <w:start w:val="1"/>
       <w:numFmt w:val="bullet"/>
       <w:lvlText w:val="○"/>
-      <w:lvlJc w:val="right"/>
+      <w:lvlJc w:val="left"/>
       <w:pPr>
-        <w:bidi/>
         <w:ind w:left="3600" w:hanging="360"/>
       </w:pPr>
     </w:lvl>
@@ -8386,9 +14706,8 @@
       <w:start w:val="1"/>
       <w:numFmt w:val="bullet"/>
       <w:lvlText w:val="■"/>
-      <w:lvlJc w:val="right"/>
+      <w:lvlJc w:val="left"/>
       <w:pPr>
-        <w:bidi/>
         <w:ind w:left="4320" w:hanging="360"/>
       </w:pPr>
     </w:lvl>
@@ -8396,9 +14715,8 @@
       <w:start w:val="1"/>
       <w:numFmt w:val="bullet"/>
       <w:lvlText w:val="●"/>
-      <w:lvlJc w:val="right"/>
+      <w:lvlJc w:val="left"/>
       <w:pPr>
-        <w:bidi/>
         <w:ind w:left="5040" w:hanging="360"/>
       </w:pPr>
     </w:lvl>
@@ -8406,9 +14724,8 @@
       <w:start w:val="1"/>
       <w:numFmt w:val="bullet"/>
       <w:lvlText w:val="●"/>
-      <w:lvlJc w:val="right"/>
+      <w:lvlJc w:val="left"/>
       <w:pPr>
-        <w:bidi/>
         <w:ind w:left="5760" w:hanging="360"/>
       </w:pPr>
     </w:lvl>
@@ -8416,9 +14733,8 @@
       <w:start w:val="1"/>
       <w:numFmt w:val="bullet"/>
       <w:lvlText w:val="●"/>
-      <w:lvlJc w:val="right"/>
+      <w:lvlJc w:val="left"/>
       <w:pPr>
-        <w:bidi/>
         <w:ind w:left="6480" w:hanging="360"/>
       </w:pPr>
     </w:lvl>
@@ -8431,7 +14747,6 @@
       <w:lvlText w:val="•"/>
       <w:lvlJc w:val="right"/>
       <w:pPr>
-        <w:bidi/>
         <w:ind w:start="360" w:hanging="240"/>
       </w:pPr>
     </w:lvl>
@@ -8444,7 +14759,6 @@
       <w:lvlText w:val="%1."/>
       <w:lvlJc w:val="right"/>
       <w:pPr>
-        <w:bidi/>
         <w:ind w:start="400" w:hanging="300"/>
       </w:pPr>
     </w:lvl>
@@ -8491,139 +14805,88 @@
     </w:pPrDefault>
   </w:docDefaults>
   <w:style w:type="paragraph" w:styleId="Title">
-    <w:pPr>
-      <w:bidi/>
-    </w:pPr>
     <w:name w:val="Title"/>
     <w:basedOn w:val="Normal"/>
     <w:next w:val="Normal"/>
     <w:qFormat/>
     <w:rPr>
-      <w:rFonts w:cs="Segoe UI" w:hint="cs" w:ascii="Segoe UI" w:hAnsi="Segoe UI"/>
       <w:sz w:val="56"/>
       <w:szCs w:val="56"/>
-      <w:rtl/>
-      <w:lang w:bidi="ar-SA"/>
     </w:rPr>
   </w:style>
   <w:style w:type="paragraph" w:styleId="Heading1">
-    <w:pPr>
-      <w:bidi/>
-    </w:pPr>
     <w:name w:val="Heading 1"/>
     <w:basedOn w:val="Normal"/>
     <w:next w:val="Normal"/>
     <w:qFormat/>
     <w:rPr>
-      <w:rFonts w:cs="Segoe UI" w:hint="cs" w:ascii="Segoe UI" w:hAnsi="Segoe UI"/>
       <w:color w:val="2E74B5"/>
       <w:sz w:val="32"/>
       <w:szCs w:val="32"/>
-      <w:rtl/>
-      <w:lang w:bidi="ar-SA"/>
     </w:rPr>
   </w:style>
   <w:style w:type="paragraph" w:styleId="Heading2">
-    <w:pPr>
-      <w:bidi/>
-    </w:pPr>
     <w:name w:val="Heading 2"/>
     <w:basedOn w:val="Normal"/>
     <w:next w:val="Normal"/>
     <w:qFormat/>
     <w:rPr>
-      <w:rFonts w:cs="Segoe UI" w:hint="cs" w:ascii="Segoe UI" w:hAnsi="Segoe UI"/>
       <w:color w:val="2E74B5"/>
       <w:sz w:val="26"/>
       <w:szCs w:val="26"/>
-      <w:rtl/>
-      <w:lang w:bidi="ar-SA"/>
     </w:rPr>
   </w:style>
   <w:style w:type="paragraph" w:styleId="Heading3">
-    <w:pPr>
-      <w:bidi/>
-    </w:pPr>
     <w:name w:val="Heading 3"/>
     <w:basedOn w:val="Normal"/>
     <w:next w:val="Normal"/>
     <w:qFormat/>
     <w:rPr>
-      <w:rFonts w:cs="Segoe UI" w:hint="cs" w:ascii="Segoe UI" w:hAnsi="Segoe UI"/>
       <w:color w:val="1F4D78"/>
       <w:sz w:val="24"/>
       <w:szCs w:val="24"/>
-      <w:rtl/>
-      <w:lang w:bidi="ar-SA"/>
     </w:rPr>
   </w:style>
   <w:style w:type="paragraph" w:styleId="Heading4">
-    <w:pPr>
-      <w:bidi/>
-    </w:pPr>
     <w:name w:val="Heading 4"/>
     <w:basedOn w:val="Normal"/>
     <w:next w:val="Normal"/>
     <w:qFormat/>
     <w:rPr>
-      <w:rFonts w:cs="Segoe UI" w:hint="cs" w:ascii="Segoe UI" w:hAnsi="Segoe UI"/>
       <w:i/>
       <w:iCs/>
       <w:color w:val="2E74B5"/>
-      <w:rtl/>
-      <w:lang w:bidi="ar-SA"/>
     </w:rPr>
   </w:style>
   <w:style w:type="paragraph" w:styleId="Heading5">
-    <w:pPr>
-      <w:bidi/>
-    </w:pPr>
     <w:name w:val="Heading 5"/>
     <w:basedOn w:val="Normal"/>
     <w:next w:val="Normal"/>
     <w:qFormat/>
     <w:rPr>
-      <w:rFonts w:cs="Segoe UI" w:hint="cs" w:ascii="Segoe UI" w:hAnsi="Segoe UI"/>
       <w:color w:val="2E74B5"/>
-      <w:rtl/>
-      <w:lang w:bidi="ar-SA"/>
     </w:rPr>
   </w:style>
   <w:style w:type="paragraph" w:styleId="Heading6">
-    <w:pPr>
-      <w:bidi/>
-    </w:pPr>
     <w:name w:val="Heading 6"/>
     <w:basedOn w:val="Normal"/>
     <w:next w:val="Normal"/>
     <w:qFormat/>
     <w:rPr>
-      <w:rFonts w:cs="Segoe UI" w:hint="cs" w:ascii="Segoe UI" w:hAnsi="Segoe UI"/>
       <w:color w:val="1F4D78"/>
-      <w:rtl/>
-      <w:lang w:bidi="ar-SA"/>
     </w:rPr>
   </w:style>
   <w:style w:type="paragraph" w:styleId="Strong">
-    <w:pPr>
-      <w:bidi/>
-    </w:pPr>
     <w:name w:val="Strong"/>
     <w:basedOn w:val="Normal"/>
     <w:next w:val="Normal"/>
     <w:qFormat/>
     <w:rPr>
-      <w:rFonts w:cs="Segoe UI" w:hint="cs" w:ascii="Segoe UI" w:hAnsi="Segoe UI"/>
       <w:b/>
       <w:bCs/>
-      <w:rtl/>
-      <w:lang w:bidi="ar-SA"/>
     </w:rPr>
   </w:style>
   <w:style w:type="paragraph" w:styleId="ListParagraph">
-    <w:pPr>
-      <w:bidi/>
-    </w:pPr>
     <w:name w:val="List Paragraph"/>
     <w:basedOn w:val="Normal"/>
     <w:qFormat/>
@@ -8634,11 +14897,8 @@
     <w:uiPriority w:val="99"/>
     <w:unhideWhenUsed/>
     <w:rPr>
-      <w:rFonts w:cs="Segoe UI" w:hint="cs" w:ascii="Segoe UI" w:hAnsi="Segoe UI"/>
       <w:color w:val="0563C1"/>
       <w:u w:val="single"/>
-      <w:rtl/>
-      <w:lang w:bidi="ar-SA"/>
     </w:rPr>
   </w:style>
   <w:style w:type="character" w:styleId="FootnoteReference">
@@ -8648,10 +14908,7 @@
     <w:semiHidden/>
     <w:unhideWhenUsed/>
     <w:rPr>
-      <w:rFonts w:cs="Segoe UI" w:hint="cs" w:ascii="Segoe UI" w:hAnsi="Segoe UI"/>
       <w:vertAlign w:val="superscript"/>
-      <w:rtl/>
-      <w:lang w:bidi="ar-SA"/>
     </w:rPr>
   </w:style>
   <w:style w:type="paragraph" w:styleId="FootnoteText">
@@ -8662,15 +14919,11 @@
     <w:semiHidden/>
     <w:unhideWhenUsed/>
     <w:pPr>
-      <w:bidi/>
       <w:spacing w:after="0" w:line="240" w:lineRule="auto"/>
     </w:pPr>
     <w:rPr>
-      <w:rFonts w:cs="Segoe UI" w:hint="cs" w:ascii="Segoe UI" w:hAnsi="Segoe UI"/>
       <w:sz w:val="20"/>
       <w:szCs w:val="20"/>
-      <w:rtl/>
-      <w:lang w:bidi="ar-SA"/>
     </w:rPr>
   </w:style>
   <w:style w:type="character" w:styleId="FootnoteTextChar">
@@ -8681,11 +14934,8 @@
     <w:semiHidden/>
     <w:unhideWhenUsed/>
     <w:rPr>
-      <w:rFonts w:cs="Segoe UI" w:hint="cs" w:ascii="Segoe UI" w:hAnsi="Segoe UI"/>
       <w:sz w:val="20"/>
       <w:szCs w:val="20"/>
-      <w:rtl/>
-      <w:lang w:bidi="ar-SA"/>
     </w:rPr>
   </w:style>
   <w:style w:type="character" w:styleId="EndnoteReference">
@@ -8695,10 +14945,7 @@
     <w:semiHidden/>
     <w:unhideWhenUsed/>
     <w:rPr>
-      <w:rFonts w:cs="Segoe UI" w:hint="cs" w:ascii="Segoe UI" w:hAnsi="Segoe UI"/>
       <w:vertAlign w:val="superscript"/>
-      <w:rtl/>
-      <w:lang w:bidi="ar-SA"/>
     </w:rPr>
   </w:style>
   <w:style w:type="paragraph" w:styleId="EndnoteText">
@@ -8709,15 +14956,11 @@
     <w:semiHidden/>
     <w:unhideWhenUsed/>
     <w:pPr>
-      <w:bidi/>
       <w:spacing w:after="0" w:line="240" w:lineRule="auto"/>
     </w:pPr>
     <w:rPr>
-      <w:rFonts w:cs="Segoe UI" w:hint="cs" w:ascii="Segoe UI" w:hAnsi="Segoe UI"/>
       <w:sz w:val="20"/>
       <w:szCs w:val="20"/>
-      <w:rtl/>
-      <w:lang w:bidi="ar-SA"/>
     </w:rPr>
   </w:style>
   <w:style w:type="character" w:styleId="EndnoteTextChar">
@@ -8728,11 +14971,8 @@
     <w:semiHidden/>
     <w:unhideWhenUsed/>
     <w:rPr>
-      <w:rFonts w:cs="Segoe UI" w:hint="cs" w:ascii="Segoe UI" w:hAnsi="Segoe UI"/>
       <w:sz w:val="20"/>
       <w:szCs w:val="20"/>
-      <w:rtl/>
-      <w:lang w:bidi="ar-SA"/>
     </w:rPr>
   </w:style>
   <w:style w:type="paragraph" w:styleId="Heading1">
@@ -8741,7 +14981,6 @@
     <w:next w:val="Normal"/>
     <w:qFormat/>
     <w:pPr>
-      <w:bidi/>
       <w:outlineLvl w:val="0"/>
     </w:pPr>
     <w:rPr>
@@ -8751,8 +14990,6 @@
       <w:color w:val="006E61"/>
       <w:sz w:val="30"/>
       <w:szCs w:val="30"/>
-      <w:rtl/>
-      <w:lang w:bidi="ar-SA"/>
     </w:rPr>
   </w:style>
   <w:style w:type="paragraph" w:styleId="Heading2">
@@ -8761,7 +14998,6 @@
     <w:next w:val="Normal"/>
     <w:qFormat/>
     <w:pPr>
-      <w:bidi/>
       <w:outlineLvl w:val="1"/>
     </w:pPr>
     <w:rPr>
@@ -8771,8 +15007,6 @@
       <w:color w:val="006E61"/>
       <w:sz w:val="25"/>
       <w:szCs w:val="25"/>
-      <w:rtl/>
-      <w:lang w:bidi="ar-SA"/>
     </w:rPr>
   </w:style>
   <w:style w:type="paragraph" w:styleId="Heading3">
@@ -8781,7 +15015,6 @@
     <w:next w:val="Normal"/>
     <w:qFormat/>
     <w:pPr>
-      <w:bidi/>
       <w:outlineLvl w:val="2"/>
     </w:pPr>
     <w:rPr>
@@ -8791,8 +15024,6 @@
       <w:color w:val="15211E"/>
       <w:sz w:val="22"/>
       <w:szCs w:val="22"/>
-      <w:rtl/>
-      <w:lang w:bidi="ar-SA"/>
     </w:rPr>
   </w:style>
 </w:styles>

--- a/docs/تشخيص-التفاعل-العالمي-وخطة-التحسين-2026-09-08.docx
+++ b/docs/تشخيص-التفاعل-العالمي-وخطة-التحسين-2026-09-08.docx
@@ -14504,6 +14504,692 @@
           <w:lang w:bidi="ar-SA"/>
         </w:rPr>
         <w:t xml:space="preserve">من هذا الملف مولَّدة من النص نفسه: الأقسام 1–4 (التقرير التنفيذي) أربع صفحات، وهذا السجل ملحق بعدها.</w:t>
+      </w:r>
+    </w:p>
+    <w:p>
+      <w:pPr>
+        <w:bidi/>
+        <w:spacing w:after="80" w:before="0" w:line="276"/>
+        <w:jc w:val="both"/>
+      </w:pPr>
+      <w:r>
+        <w:rPr>
+          <w:rFonts w:ascii="Segoe UI" w:cs="Segoe UI" w:eastAsia="Segoe UI" w:hAnsi="Segoe UI" w:hint="cs"/>
+          <w:b/>
+          <w:bCs/>
+          <w:sz w:val="21"/>
+          <w:szCs w:val="21"/>
+          <w:rtl/>
+          <w:lang w:bidi="ar-SA"/>
+        </w:rPr>
+        <w:t xml:space="preserve">ملحق ما بعد التشغيل في </w:t>
+      </w:r>
+      <w:r>
+        <w:rPr>
+          <w:rFonts w:ascii="Segoe UI" w:cs="Segoe UI" w:eastAsia="Segoe UI" w:hAnsi="Segoe UI" w:hint="cs"/>
+          <w:b/>
+          <w:bCs/>
+          <w:sz w:val="21"/>
+          <w:szCs w:val="21"/>
+          <w:rtl w:val="false"/>
+          <w:lang w:bidi="ar-SA"/>
+        </w:rPr>
+        <w:t xml:space="preserve">CI (2026-09-10):</w:t>
+      </w:r>
+      <w:r>
+        <w:rPr>
+          <w:rFonts w:ascii="Segoe UI" w:cs="Segoe UI" w:eastAsia="Segoe UI" w:hAnsi="Segoe UI" w:hint="cs"/>
+          <w:b w:val="false"/>
+          <w:sz w:val="21"/>
+          <w:szCs w:val="21"/>
+          <w:rtl/>
+          <w:lang w:bidi="ar-SA"/>
+        </w:rPr>
+        <w:t xml:space="preserve"> البناء يعمل على عدّاء </w:t>
+      </w:r>
+      <w:r>
+        <w:rPr>
+          <w:rFonts w:ascii="Segoe UI" w:cs="Segoe UI" w:eastAsia="Segoe UI" w:hAnsi="Segoe UI" w:hint="cs"/>
+          <w:b w:val="false"/>
+          <w:sz w:val="21"/>
+          <w:szCs w:val="21"/>
+          <w:rtl w:val="false"/>
+          <w:lang w:bidi="ar-SA"/>
+        </w:rPr>
+        <w:t xml:space="preserve">GitHub </w:t>
+      </w:r>
+      <w:r>
+        <w:rPr>
+          <w:rFonts w:ascii="Segoe UI" w:cs="Segoe UI" w:eastAsia="Segoe UI" w:hAnsi="Segoe UI" w:hint="cs"/>
+          <w:b w:val="false"/>
+          <w:sz w:val="21"/>
+          <w:szCs w:val="21"/>
+          <w:rtl/>
+          <w:lang w:bidi="ar-SA"/>
+        </w:rPr>
+        <w:t xml:space="preserve">عند طلبات الدمج فقط، فشُغّل يدوياً على الفرع (التشغيلات 78–83). التشغيلات 78–81 أخفقت في حارس </w:t>
+      </w:r>
+      <w:r>
+        <w:rPr>
+          <w:rFonts w:ascii="Segoe UI" w:cs="Segoe UI" w:eastAsia="Segoe UI" w:hAnsi="Segoe UI" w:hint="cs"/>
+          <w:b w:val="false"/>
+          <w:sz w:val="21"/>
+          <w:szCs w:val="21"/>
+          <w:rtl w:val="false"/>
+          <w:lang w:bidi="ar-SA"/>
+        </w:rPr>
+        <w:t xml:space="preserve">LCP </w:t>
+      </w:r>
+      <w:r>
+        <w:rPr>
+          <w:rFonts w:ascii="Segoe UI" w:cs="Segoe UI" w:eastAsia="Segoe UI" w:hAnsi="Segoe UI" w:hint="cs"/>
+          <w:b w:val="false"/>
+          <w:sz w:val="21"/>
+          <w:szCs w:val="21"/>
+          <w:rtl/>
+          <w:lang w:bidi="ar-SA"/>
+        </w:rPr>
+        <w:t xml:space="preserve">المحاكى وحده: الرئيسيات 4.1–4.6 ثانية مقابل السقف 4.0 (الأداء 81–86)، وكل الميزانيات الحتمية والفحوص الـ29 والاختبارات الأربعة خضراء. فرضيتان أُوليان دُحضتا بالقياس: (1) إعادة تخطيط الصفحة مع وصول الخطوط — </w:t>
+      </w:r>
+      <w:r>
+        <w:rPr>
+          <w:rFonts w:ascii="Segoe UI" w:cs="Segoe UI" w:eastAsia="Segoe UI" w:hAnsi="Segoe UI" w:hint="cs"/>
+          <w:b w:val="false"/>
+          <w:sz w:val="21"/>
+          <w:szCs w:val="21"/>
+          <w:shd w:fill="F3EFE5" w:color="auto" w:val="clear"/>
+          <w:rtl w:val="false"/>
+          <w:lang w:bidi="ar-SA"/>
+        </w:rPr>
+        <w:t xml:space="preserve">content-visibility: auto</w:t>
+      </w:r>
+      <w:r>
+        <w:rPr>
+          <w:rFonts w:ascii="Segoe UI" w:cs="Segoe UI" w:eastAsia="Segoe UI" w:hAnsi="Segoe UI" w:hint="cs"/>
+          <w:b w:val="false"/>
+          <w:sz w:val="21"/>
+          <w:szCs w:val="21"/>
+          <w:rtl/>
+          <w:lang w:bidi="ar-SA"/>
+        </w:rPr>
+        <w:t xml:space="preserve"> على الأقسام الست تحت الطيّة خفّض زمن التخطيط المقيس من 490 إلى 289 مللي ثانية (وأكبر تخطيط من 650 إلى 233 عقدة) لكنه لم يحرّك </w:t>
+      </w:r>
+      <w:r>
+        <w:rPr>
+          <w:rFonts w:ascii="Segoe UI" w:cs="Segoe UI" w:eastAsia="Segoe UI" w:hAnsi="Segoe UI" w:hint="cs"/>
+          <w:b w:val="false"/>
+          <w:sz w:val="21"/>
+          <w:szCs w:val="21"/>
+          <w:rtl w:val="false"/>
+          <w:lang w:bidi="ar-SA"/>
+        </w:rPr>
+        <w:t xml:space="preserve">LCP </w:t>
+      </w:r>
+      <w:r>
+        <w:rPr>
+          <w:rFonts w:ascii="Segoe UI" w:cs="Segoe UI" w:eastAsia="Segoe UI" w:hAnsi="Segoe UI" w:hint="cs"/>
+          <w:b w:val="false"/>
+          <w:sz w:val="21"/>
+          <w:szCs w:val="21"/>
+          <w:rtl/>
+          <w:lang w:bidi="ar-SA"/>
+        </w:rPr>
+        <w:t xml:space="preserve">على العدّاء (الإنجليزية 4289 → 4287)؛ (2) بطء معالج العدّاء — قياس </w:t>
+      </w:r>
+      <w:r>
+        <w:rPr>
+          <w:rFonts w:ascii="Segoe UI" w:cs="Segoe UI" w:eastAsia="Segoe UI" w:hAnsi="Segoe UI" w:hint="cs"/>
+          <w:b w:val="false"/>
+          <w:sz w:val="21"/>
+          <w:szCs w:val="21"/>
+          <w:shd w:fill="F3EFE5" w:color="auto" w:val="clear"/>
+          <w:rtl w:val="false"/>
+          <w:lang w:bidi="ar-SA"/>
+        </w:rPr>
+        <w:t xml:space="preserve">benchmarkIndex</w:t>
+      </w:r>
+      <w:r>
+        <w:rPr>
+          <w:rFonts w:ascii="Segoe UI" w:cs="Segoe UI" w:eastAsia="Segoe UI" w:hAnsi="Segoe UI" w:hint="cs"/>
+          <w:b w:val="false"/>
+          <w:sz w:val="21"/>
+          <w:szCs w:val="21"/>
+          <w:rtl/>
+          <w:lang w:bidi="ar-SA"/>
+        </w:rPr>
+        <w:t xml:space="preserve"> بدالة </w:t>
+      </w:r>
+      <w:r>
+        <w:rPr>
+          <w:rFonts w:ascii="Segoe UI" w:cs="Segoe UI" w:eastAsia="Segoe UI" w:hAnsi="Segoe UI" w:hint="cs"/>
+          <w:b w:val="false"/>
+          <w:sz w:val="21"/>
+          <w:szCs w:val="21"/>
+          <w:rtl w:val="false"/>
+          <w:lang w:bidi="ar-SA"/>
+        </w:rPr>
+        <w:t xml:space="preserve">Lighthouse </w:t>
+      </w:r>
+      <w:r>
+        <w:rPr>
+          <w:rFonts w:ascii="Segoe UI" w:cs="Segoe UI" w:eastAsia="Segoe UI" w:hAnsi="Segoe UI" w:hint="cs"/>
+          <w:b w:val="false"/>
+          <w:sz w:val="21"/>
+          <w:szCs w:val="21"/>
+          <w:rtl/>
+          <w:lang w:bidi="ar-SA"/>
+        </w:rPr>
+        <w:t xml:space="preserve">نفسها أظهر العدّاء أسرع من المحلي (2412–2639 مقابل 1988)، ومعايرة مضاعف إبطاء المعالج بصيغة حاسبة </w:t>
+      </w:r>
+      <w:r>
+        <w:rPr>
+          <w:rFonts w:ascii="Segoe UI" w:cs="Segoe UI" w:eastAsia="Segoe UI" w:hAnsi="Segoe UI" w:hint="cs"/>
+          <w:b w:val="false"/>
+          <w:sz w:val="21"/>
+          <w:szCs w:val="21"/>
+          <w:rtl w:val="false"/>
+          <w:lang w:bidi="ar-SA"/>
+        </w:rPr>
+        <w:t xml:space="preserve">Lighthouse </w:t>
+      </w:r>
+      <w:r>
+        <w:rPr>
+          <w:rFonts w:ascii="Segoe UI" w:cs="Segoe UI" w:eastAsia="Segoe UI" w:hAnsi="Segoe UI" w:hint="cs"/>
+          <w:b w:val="false"/>
+          <w:sz w:val="21"/>
+          <w:szCs w:val="21"/>
+          <w:rtl/>
+          <w:lang w:bidi="ar-SA"/>
+        </w:rPr>
+        <w:t xml:space="preserve">الرسمية (</w:t>
+      </w:r>
+      <w:r>
+        <w:rPr>
+          <w:rFonts w:ascii="Segoe UI" w:cs="Segoe UI" w:eastAsia="Segoe UI" w:hAnsi="Segoe UI" w:hint="cs"/>
+          <w:b w:val="false"/>
+          <w:sz w:val="21"/>
+          <w:szCs w:val="21"/>
+          <w:shd w:fill="F3EFE5" w:color="auto" w:val="clear"/>
+          <w:rtl w:val="false"/>
+          <w:lang w:bidi="ar-SA"/>
+        </w:rPr>
+        <w:t xml:space="preserve">docs/throttling.md</w:t>
+      </w:r>
+      <w:r>
+        <w:rPr>
+          <w:rFonts w:ascii="Segoe UI" w:cs="Segoe UI" w:eastAsia="Segoe UI" w:hAnsi="Segoe UI" w:hint="cs"/>
+          <w:b w:val="false"/>
+          <w:sz w:val="21"/>
+          <w:szCs w:val="21"/>
+          <w:rtl/>
+          <w:lang w:bidi="ar-SA"/>
+        </w:rPr>
+        <w:t xml:space="preserve">) لم تحرّك </w:t>
+      </w:r>
+      <w:r>
+        <w:rPr>
+          <w:rFonts w:ascii="Segoe UI" w:cs="Segoe UI" w:eastAsia="Segoe UI" w:hAnsi="Segoe UI" w:hint="cs"/>
+          <w:b w:val="false"/>
+          <w:sz w:val="21"/>
+          <w:szCs w:val="21"/>
+          <w:rtl w:val="false"/>
+          <w:lang w:bidi="ar-SA"/>
+        </w:rPr>
+        <w:t xml:space="preserve">LCP </w:t>
+      </w:r>
+      <w:r>
+        <w:rPr>
+          <w:rFonts w:ascii="Segoe UI" w:cs="Segoe UI" w:eastAsia="Segoe UI" w:hAnsi="Segoe UI" w:hint="cs"/>
+          <w:b w:val="false"/>
+          <w:sz w:val="21"/>
+          <w:szCs w:val="21"/>
+          <w:rtl/>
+          <w:lang w:bidi="ar-SA"/>
+        </w:rPr>
+        <w:t xml:space="preserve">هناك أيضاً (4589 عند </w:t>
+      </w:r>
+      <w:r>
+        <w:rPr>
+          <w:rFonts w:ascii="Segoe UI" w:cs="Segoe UI" w:eastAsia="Segoe UI" w:hAnsi="Segoe UI" w:hint="cs"/>
+          <w:b w:val="false"/>
+          <w:sz w:val="21"/>
+          <w:szCs w:val="21"/>
+          <w:rtl w:val="false"/>
+          <w:lang w:bidi="ar-SA"/>
+        </w:rPr>
+        <w:t xml:space="preserve">7.8x </w:t>
+      </w:r>
+      <w:r>
+        <w:rPr>
+          <w:rFonts w:ascii="Segoe UI" w:cs="Segoe UI" w:eastAsia="Segoe UI" w:hAnsi="Segoe UI" w:hint="cs"/>
+          <w:b w:val="false"/>
+          <w:sz w:val="21"/>
+          <w:szCs w:val="21"/>
+          <w:rtl/>
+          <w:lang w:bidi="ar-SA"/>
+        </w:rPr>
+        <w:t xml:space="preserve">مقابل 4588 عند </w:t>
+      </w:r>
+      <w:r>
+        <w:rPr>
+          <w:rFonts w:ascii="Segoe UI" w:cs="Segoe UI" w:eastAsia="Segoe UI" w:hAnsi="Segoe UI" w:hint="cs"/>
+          <w:b w:val="false"/>
+          <w:sz w:val="21"/>
+          <w:szCs w:val="21"/>
+          <w:rtl w:val="false"/>
+          <w:lang w:bidi="ar-SA"/>
+        </w:rPr>
+        <w:t xml:space="preserve">4x) — </w:t>
+      </w:r>
+      <w:r>
+        <w:rPr>
+          <w:rFonts w:ascii="Segoe UI" w:cs="Segoe UI" w:eastAsia="Segoe UI" w:hAnsi="Segoe UI" w:hint="cs"/>
+          <w:b w:val="false"/>
+          <w:sz w:val="21"/>
+          <w:szCs w:val="21"/>
+          <w:rtl/>
+          <w:lang w:bidi="ar-SA"/>
+        </w:rPr>
+        <w:t xml:space="preserve">فالسبب شبكي لا معالجي. سطر تشخيص أُضيف إلى البوابة (عنصر </w:t>
+      </w:r>
+      <w:r>
+        <w:rPr>
+          <w:rFonts w:ascii="Segoe UI" w:cs="Segoe UI" w:eastAsia="Segoe UI" w:hAnsi="Segoe UI" w:hint="cs"/>
+          <w:b w:val="false"/>
+          <w:sz w:val="21"/>
+          <w:szCs w:val="21"/>
+          <w:rtl w:val="false"/>
+          <w:lang w:bidi="ar-SA"/>
+        </w:rPr>
+        <w:t xml:space="preserve">LCP </w:t>
+      </w:r>
+      <w:r>
+        <w:rPr>
+          <w:rFonts w:ascii="Segoe UI" w:cs="Segoe UI" w:eastAsia="Segoe UI" w:hAnsi="Segoe UI" w:hint="cs"/>
+          <w:b w:val="false"/>
+          <w:sz w:val="21"/>
+          <w:szCs w:val="21"/>
+          <w:rtl/>
+          <w:lang w:bidi="ar-SA"/>
+        </w:rPr>
+        <w:t xml:space="preserve">ومراحله، والأثر الفعلي غير المحاكى، وما بدأ قبل </w:t>
+      </w:r>
+      <w:r>
+        <w:rPr>
+          <w:rFonts w:ascii="Segoe UI" w:cs="Segoe UI" w:eastAsia="Segoe UI" w:hAnsi="Segoe UI" w:hint="cs"/>
+          <w:b w:val="false"/>
+          <w:sz w:val="21"/>
+          <w:szCs w:val="21"/>
+          <w:rtl w:val="false"/>
+          <w:lang w:bidi="ar-SA"/>
+        </w:rPr>
+        <w:t xml:space="preserve">LCP </w:t>
+      </w:r>
+      <w:r>
+        <w:rPr>
+          <w:rFonts w:ascii="Segoe UI" w:cs="Segoe UI" w:eastAsia="Segoe UI" w:hAnsi="Segoe UI" w:hint="cs"/>
+          <w:b w:val="false"/>
+          <w:sz w:val="21"/>
+          <w:szCs w:val="21"/>
+          <w:rtl/>
+          <w:lang w:bidi="ar-SA"/>
+        </w:rPr>
+        <w:t xml:space="preserve">المرصود فيدخل مخطط </w:t>
+      </w:r>
+      <w:r>
+        <w:rPr>
+          <w:rFonts w:ascii="Segoe UI" w:cs="Segoe UI" w:eastAsia="Segoe UI" w:hAnsi="Segoe UI" w:hint="cs"/>
+          <w:b w:val="false"/>
+          <w:sz w:val="21"/>
+          <w:szCs w:val="21"/>
+          <w:rtl w:val="false"/>
+          <w:lang w:bidi="ar-SA"/>
+        </w:rPr>
+        <w:t xml:space="preserve">Lantern) </w:t>
+      </w:r>
+      <w:r>
+        <w:rPr>
+          <w:rFonts w:ascii="Segoe UI" w:cs="Segoe UI" w:eastAsia="Segoe UI" w:hAnsi="Segoe UI" w:hint="cs"/>
+          <w:b w:val="false"/>
+          <w:sz w:val="21"/>
+          <w:szCs w:val="21"/>
+          <w:rtl/>
+          <w:lang w:bidi="ar-SA"/>
+        </w:rPr>
+        <w:t xml:space="preserve">كشف في التشغيل 81 السبب: بطاقة المعلم الأولى في الرئيسية كانت </w:t>
+      </w:r>
+      <w:r>
+        <w:rPr>
+          <w:rFonts w:ascii="Segoe UI" w:cs="Segoe UI" w:eastAsia="Segoe UI" w:hAnsi="Segoe UI" w:hint="cs"/>
+          <w:b w:val="false"/>
+          <w:sz w:val="21"/>
+          <w:szCs w:val="21"/>
+          <w:shd w:fill="F3EFE5" w:color="auto" w:val="clear"/>
+          <w:rtl w:val="false"/>
+          <w:lang w:bidi="ar-SA"/>
+        </w:rPr>
+        <w:t xml:space="preserve">eager</w:t>
+      </w:r>
+      <w:r>
+        <w:rPr>
+          <w:rFonts w:ascii="Segoe UI" w:cs="Segoe UI" w:eastAsia="Segoe UI" w:hAnsi="Segoe UI" w:hint="cs"/>
+          <w:b w:val="false"/>
+          <w:sz w:val="21"/>
+          <w:szCs w:val="21"/>
+          <w:rtl/>
+          <w:lang w:bidi="ar-SA"/>
+        </w:rPr>
+        <w:t xml:space="preserve"> وهي على عمق </w:t>
+      </w:r>
+      <w:r>
+        <w:rPr>
+          <w:rFonts w:ascii="Segoe UI" w:cs="Segoe UI" w:eastAsia="Segoe UI" w:hAnsi="Segoe UI" w:hint="cs"/>
+          <w:b w:val="false"/>
+          <w:sz w:val="21"/>
+          <w:szCs w:val="21"/>
+          <w:rtl w:val="false"/>
+          <w:lang w:bidi="ar-SA"/>
+        </w:rPr>
+        <w:t xml:space="preserve">3392px </w:t>
+      </w:r>
+      <w:r>
+        <w:rPr>
+          <w:rFonts w:ascii="Segoe UI" w:cs="Segoe UI" w:eastAsia="Segoe UI" w:hAnsi="Segoe UI" w:hint="cs"/>
+          <w:b w:val="false"/>
+          <w:sz w:val="21"/>
+          <w:szCs w:val="21"/>
+          <w:rtl/>
+          <w:lang w:bidi="ar-SA"/>
+        </w:rPr>
+        <w:t xml:space="preserve">على الجوال (412×823)، فتُطلب أثقل صورة في الصفحة (126 كيلوبايت) عند 16 مللي ثانية بأولوية </w:t>
+      </w:r>
+      <w:r>
+        <w:rPr>
+          <w:rFonts w:ascii="Segoe UI" w:cs="Segoe UI" w:eastAsia="Segoe UI" w:hAnsi="Segoe UI" w:hint="cs"/>
+          <w:b w:val="false"/>
+          <w:sz w:val="21"/>
+          <w:szCs w:val="21"/>
+          <w:rtl w:val="false"/>
+          <w:lang w:bidi="ar-SA"/>
+        </w:rPr>
+        <w:t xml:space="preserve">Medium </w:t>
+      </w:r>
+      <w:r>
+        <w:rPr>
+          <w:rFonts w:ascii="Segoe UI" w:cs="Segoe UI" w:eastAsia="Segoe UI" w:hAnsi="Segoe UI" w:hint="cs"/>
+          <w:b w:val="false"/>
+          <w:sz w:val="21"/>
+          <w:szCs w:val="21"/>
+          <w:rtl/>
+          <w:lang w:bidi="ar-SA"/>
+        </w:rPr>
+        <w:t xml:space="preserve">مع صورة الهيرو وتزاحمها، وتدخل حتى مخطط </w:t>
+      </w:r>
+      <w:r>
+        <w:rPr>
+          <w:rFonts w:ascii="Segoe UI" w:cs="Segoe UI" w:eastAsia="Segoe UI" w:hAnsi="Segoe UI" w:hint="cs"/>
+          <w:b w:val="false"/>
+          <w:sz w:val="21"/>
+          <w:szCs w:val="21"/>
+          <w:rtl w:val="false"/>
+          <w:lang w:bidi="ar-SA"/>
+        </w:rPr>
+        <w:t xml:space="preserve">Lantern </w:t>
+      </w:r>
+      <w:r>
+        <w:rPr>
+          <w:rFonts w:ascii="Segoe UI" w:cs="Segoe UI" w:eastAsia="Segoe UI" w:hAnsi="Segoe UI" w:hint="cs"/>
+          <w:b w:val="false"/>
+          <w:sz w:val="21"/>
+          <w:szCs w:val="21"/>
+          <w:rtl/>
+          <w:lang w:bidi="ar-SA"/>
+        </w:rPr>
+        <w:t xml:space="preserve">المتفائل. بجعلها كسولة كسائر البطاقات (التشغيل 82، أخضر): الرئيسية العربية </w:t>
+      </w:r>
+      <w:r>
+        <w:rPr>
+          <w:rFonts w:ascii="Segoe UI" w:cs="Segoe UI" w:eastAsia="Segoe UI" w:hAnsi="Segoe UI" w:hint="cs"/>
+          <w:b w:val="false"/>
+          <w:sz w:val="21"/>
+          <w:szCs w:val="21"/>
+          <w:rtl w:val="false"/>
+          <w:lang w:bidi="ar-SA"/>
+        </w:rPr>
+        <w:t xml:space="preserve">LCP 4588 → 2719 </w:t>
+      </w:r>
+      <w:r>
+        <w:rPr>
+          <w:rFonts w:ascii="Segoe UI" w:cs="Segoe UI" w:eastAsia="Segoe UI" w:hAnsi="Segoe UI" w:hint="cs"/>
+          <w:b w:val="false"/>
+          <w:sz w:val="21"/>
+          <w:szCs w:val="21"/>
+          <w:rtl/>
+          <w:lang w:bidi="ar-SA"/>
+        </w:rPr>
+        <w:t xml:space="preserve">مللي ثانية (الأداء 81 → 93)، الإنجليزية 4287 → 2714 (84 → 93)، الروسية 4061 → 2260 (86 → 97)، وصفحة جبل القارة 3160 (كانت تجتاز). أُضيفت ميزانية حتمية سابعة «لا صورة </w:t>
+      </w:r>
+      <w:r>
+        <w:rPr>
+          <w:rFonts w:ascii="Segoe UI" w:cs="Segoe UI" w:eastAsia="Segoe UI" w:hAnsi="Segoe UI" w:hint="cs"/>
+          <w:b w:val="false"/>
+          <w:sz w:val="21"/>
+          <w:szCs w:val="21"/>
+          <w:rtl w:val="false"/>
+          <w:lang w:bidi="ar-SA"/>
+        </w:rPr>
+        <w:t xml:space="preserve">eager </w:t>
+      </w:r>
+      <w:r>
+        <w:rPr>
+          <w:rFonts w:ascii="Segoe UI" w:cs="Segoe UI" w:eastAsia="Segoe UI" w:hAnsi="Segoe UI" w:hint="cs"/>
+          <w:b w:val="false"/>
+          <w:sz w:val="21"/>
+          <w:szCs w:val="21"/>
+          <w:rtl/>
+          <w:lang w:bidi="ar-SA"/>
+        </w:rPr>
+        <w:t xml:space="preserve">تحت الطيّة» (تفتح كل صفحة على 412×823 وتعدّ الصور غير الكسولة تحتها) كي لا يعود الخلل بصمت، وبقيت المعايرة والتشخيص في البوابة (</w:t>
+      </w:r>
+      <w:r>
+        <w:rPr>
+          <w:rFonts w:ascii="Segoe UI" w:cs="Segoe UI" w:eastAsia="Segoe UI" w:hAnsi="Segoe UI" w:hint="cs"/>
+          <w:b w:val="false"/>
+          <w:sz w:val="21"/>
+          <w:szCs w:val="21"/>
+          <w:shd w:fill="F3EFE5" w:color="auto" w:val="clear"/>
+          <w:rtl w:val="false"/>
+          <w:lang w:bidi="ar-SA"/>
+        </w:rPr>
+        <w:t xml:space="preserve">CPU_MULT</w:t>
+      </w:r>
+      <w:r>
+        <w:rPr>
+          <w:rFonts w:ascii="Segoe UI" w:cs="Segoe UI" w:eastAsia="Segoe UI" w:hAnsi="Segoe UI" w:hint="cs"/>
+          <w:b w:val="false"/>
+          <w:sz w:val="21"/>
+          <w:szCs w:val="21"/>
+          <w:rtl/>
+          <w:lang w:bidi="ar-SA"/>
+        </w:rPr>
+        <w:t xml:space="preserve"> يثبّت المضاعف عند الحاجة). ملاحظة مقيسة للسجل: كروم 152 على العدّاء يجلب الصور الكسولة عند التحميل حتى عمق </w:t>
+      </w:r>
+      <w:r>
+        <w:rPr>
+          <w:rFonts w:ascii="Segoe UI" w:cs="Segoe UI" w:eastAsia="Segoe UI" w:hAnsi="Segoe UI" w:hint="cs"/>
+          <w:b w:val="false"/>
+          <w:sz w:val="21"/>
+          <w:szCs w:val="21"/>
+          <w:rtl w:val="false"/>
+          <w:lang w:bidi="ar-SA"/>
+        </w:rPr>
+        <w:t xml:space="preserve">≈2850px (6 </w:t>
+      </w:r>
+      <w:r>
+        <w:rPr>
+          <w:rFonts w:ascii="Segoe UI" w:cs="Segoe UI" w:eastAsia="Segoe UI" w:hAnsi="Segoe UI" w:hint="cs"/>
+          <w:b w:val="false"/>
+          <w:sz w:val="21"/>
+          <w:szCs w:val="21"/>
+          <w:rtl/>
+          <w:lang w:bidi="ar-SA"/>
+        </w:rPr>
+        <w:t xml:space="preserve">صور غير LCP، 529 كيلوبايت) بينما كروم 141 محلياً حتى </w:t>
+      </w:r>
+      <w:r>
+        <w:rPr>
+          <w:rFonts w:ascii="Segoe UI" w:cs="Segoe UI" w:eastAsia="Segoe UI" w:hAnsi="Segoe UI" w:hint="cs"/>
+          <w:b w:val="false"/>
+          <w:sz w:val="21"/>
+          <w:szCs w:val="21"/>
+          <w:rtl w:val="false"/>
+          <w:lang w:bidi="ar-SA"/>
+        </w:rPr>
+        <w:t xml:space="preserve">≈2070px (3 </w:t>
+      </w:r>
+      <w:r>
+        <w:rPr>
+          <w:rFonts w:ascii="Segoe UI" w:cs="Segoe UI" w:eastAsia="Segoe UI" w:hAnsi="Segoe UI" w:hint="cs"/>
+          <w:b w:val="false"/>
+          <w:sz w:val="21"/>
+          <w:szCs w:val="21"/>
+          <w:rtl/>
+          <w:lang w:bidi="ar-SA"/>
+        </w:rPr>
+        <w:t xml:space="preserve">صور، 277 كيلوبايت)، ونوع الشبكة في </w:t>
+      </w:r>
+      <w:r>
+        <w:rPr>
+          <w:rFonts w:ascii="Segoe UI" w:cs="Segoe UI" w:eastAsia="Segoe UI" w:hAnsi="Segoe UI" w:hint="cs"/>
+          <w:b w:val="false"/>
+          <w:sz w:val="21"/>
+          <w:szCs w:val="21"/>
+          <w:rtl w:val="false"/>
+          <w:lang w:bidi="ar-SA"/>
+        </w:rPr>
+        <w:t xml:space="preserve">NetInfo ‏4g </w:t>
+      </w:r>
+      <w:r>
+        <w:rPr>
+          <w:rFonts w:ascii="Segoe UI" w:cs="Segoe UI" w:eastAsia="Segoe UI" w:hAnsi="Segoe UI" w:hint="cs"/>
+          <w:b w:val="false"/>
+          <w:sz w:val="21"/>
+          <w:szCs w:val="21"/>
+          <w:rtl/>
+          <w:lang w:bidi="ar-SA"/>
+        </w:rPr>
+        <w:t xml:space="preserve">في الحالتين حتى تحت محاكاة </w:t>
+      </w:r>
+      <w:r>
+        <w:rPr>
+          <w:rFonts w:ascii="Segoe UI" w:cs="Segoe UI" w:eastAsia="Segoe UI" w:hAnsi="Segoe UI" w:hint="cs"/>
+          <w:b w:val="false"/>
+          <w:sz w:val="21"/>
+          <w:szCs w:val="21"/>
+          <w:rtl w:val="false"/>
+          <w:lang w:bidi="ar-SA"/>
+        </w:rPr>
+        <w:t xml:space="preserve">Lighthouse — </w:t>
+      </w:r>
+      <w:r>
+        <w:rPr>
+          <w:rFonts w:ascii="Segoe UI" w:cs="Segoe UI" w:eastAsia="Segoe UI" w:hAnsi="Segoe UI" w:hint="cs"/>
+          <w:b w:val="false"/>
+          <w:sz w:val="21"/>
+          <w:szCs w:val="21"/>
+          <w:rtl/>
+          <w:lang w:bidi="ar-SA"/>
+        </w:rPr>
+        <w:t xml:space="preserve">فرق إصدار لا فرق شبكة، وأثره على </w:t>
+      </w:r>
+      <w:r>
+        <w:rPr>
+          <w:rFonts w:ascii="Segoe UI" w:cs="Segoe UI" w:eastAsia="Segoe UI" w:hAnsi="Segoe UI" w:hint="cs"/>
+          <w:b w:val="false"/>
+          <w:sz w:val="21"/>
+          <w:szCs w:val="21"/>
+          <w:rtl w:val="false"/>
+          <w:lang w:bidi="ar-SA"/>
+        </w:rPr>
+        <w:t xml:space="preserve">LCP </w:t>
+      </w:r>
+      <w:r>
+        <w:rPr>
+          <w:rFonts w:ascii="Segoe UI" w:cs="Segoe UI" w:eastAsia="Segoe UI" w:hAnsi="Segoe UI" w:hint="cs"/>
+          <w:b w:val="false"/>
+          <w:sz w:val="21"/>
+          <w:szCs w:val="21"/>
+          <w:rtl/>
+          <w:lang w:bidi="ar-SA"/>
+        </w:rPr>
+        <w:t xml:space="preserve">المحاكى صغير لأن الكسول يدخل المخطط بعد مهمة التخطيط لا مع الهيرو؛ فرضية تثبيت نوع الشبكة جُرِّبت ودُحضت وأُزيلت. </w:t>
+      </w:r>
+      <w:r>
+        <w:rPr>
+          <w:rFonts w:ascii="Segoe UI" w:cs="Segoe UI" w:eastAsia="Segoe UI" w:hAnsi="Segoe UI" w:hint="cs"/>
+          <w:b/>
+          <w:bCs/>
+          <w:sz w:val="21"/>
+          <w:szCs w:val="21"/>
+          <w:rtl/>
+          <w:lang w:bidi="ar-SA"/>
+        </w:rPr>
+        <w:t xml:space="preserve">الحالة النهائية:</w:t>
+      </w:r>
+      <w:r>
+        <w:rPr>
+          <w:rFonts w:ascii="Segoe UI" w:cs="Segoe UI" w:eastAsia="Segoe UI" w:hAnsi="Segoe UI" w:hint="cs"/>
+          <w:b w:val="false"/>
+          <w:sz w:val="21"/>
+          <w:szCs w:val="21"/>
+          <w:rtl/>
+          <w:lang w:bidi="ar-SA"/>
+        </w:rPr>
+        <w:t xml:space="preserve"> التشغيل 83 على الإصدار النهائي للبوابة (كروم 152، مضاعف </w:t>
+      </w:r>
+      <w:r>
+        <w:rPr>
+          <w:rFonts w:ascii="Segoe UI" w:cs="Segoe UI" w:eastAsia="Segoe UI" w:hAnsi="Segoe UI" w:hint="cs"/>
+          <w:b w:val="false"/>
+          <w:sz w:val="21"/>
+          <w:szCs w:val="21"/>
+          <w:rtl w:val="false"/>
+          <w:lang w:bidi="ar-SA"/>
+        </w:rPr>
+        <w:t xml:space="preserve">7.8x) </w:t>
+      </w:r>
+      <w:r>
+        <w:rPr>
+          <w:rFonts w:ascii="Segoe UI" w:cs="Segoe UI" w:eastAsia="Segoe UI" w:hAnsi="Segoe UI" w:hint="cs"/>
+          <w:b w:val="false"/>
+          <w:sz w:val="21"/>
+          <w:szCs w:val="21"/>
+          <w:rtl/>
+          <w:lang w:bidi="ar-SA"/>
+        </w:rPr>
+        <w:t xml:space="preserve">أخضر بكل الفحوص والاختبارات: الرئيسية العربية </w:t>
+      </w:r>
+      <w:r>
+        <w:rPr>
+          <w:rFonts w:ascii="Segoe UI" w:cs="Segoe UI" w:eastAsia="Segoe UI" w:hAnsi="Segoe UI" w:hint="cs"/>
+          <w:b w:val="false"/>
+          <w:sz w:val="21"/>
+          <w:szCs w:val="21"/>
+          <w:rtl w:val="false"/>
+          <w:lang w:bidi="ar-SA"/>
+        </w:rPr>
+        <w:t xml:space="preserve">LCP 2714 </w:t>
+      </w:r>
+      <w:r>
+        <w:rPr>
+          <w:rFonts w:ascii="Segoe UI" w:cs="Segoe UI" w:eastAsia="Segoe UI" w:hAnsi="Segoe UI" w:hint="cs"/>
+          <w:b w:val="false"/>
+          <w:sz w:val="21"/>
+          <w:szCs w:val="21"/>
+          <w:rtl/>
+          <w:lang w:bidi="ar-SA"/>
+        </w:rPr>
+        <w:t xml:space="preserve">مللي ثانية (الأداء 94)، الإنجليزية 2711 (94)، الروسية 2257 (97)، جبل القارة 3158 (92)، والميزانيات الحتمية السبع مجتازة على الصفحات الأربع.</w:t>
       </w:r>
     </w:p>
     <w:sectPr>
